--- a/ITEC106_Cosmic_Tetris_Documentation.docx
+++ b/ITEC106_Cosmic_Tetris_Documentation.docx
@@ -2,11 +2,6 @@
 <file path=word/document.xml><?xml version="1.0" encoding="utf-8"?>
 <w:document xmlns:wpc="http://schemas.microsoft.com/office/word/2010/wordprocessingCanvas" xmlns:cx="http://schemas.microsoft.com/office/drawing/2014/chartex" xmlns:cx1="http://schemas.microsoft.com/office/drawing/2015/9/8/chartex" xmlns:cx2="http://schemas.microsoft.com/office/drawing/2015/10/21/chartex" xmlns:cx3="http://schemas.microsoft.com/office/drawing/2016/5/9/chartex" xmlns:cx4="http://schemas.microsoft.com/office/drawing/2016/5/10/chartex" xmlns:cx5="http://schemas.microsoft.com/office/drawing/2016/5/11/chartex" xmlns:cx6="http://schemas.microsoft.com/office/drawing/2016/5/12/chartex" xmlns:cx7="http://schemas.microsoft.com/office/drawing/2016/5/13/chartex" xmlns:cx8="http://schemas.microsoft.com/office/drawing/2016/5/14/chartex" xmlns:mc="http://schemas.openxmlformats.org/markup-compatibility/2006" xmlns:aink="http://schemas.microsoft.com/office/drawing/2016/ink" xmlns:am3d="http://schemas.microsoft.com/office/drawing/2017/model3d" xmlns:o="urn:schemas-microsoft-com:office:office" xmlns:oel="http://schemas.microsoft.com/office/2019/extlst" xmlns:r="http://schemas.openxmlformats.org/officeDocument/2006/relationships" xmlns:m="http://schemas.openxmlformats.org/officeDocument/2006/math" xmlns:v="urn:schemas-microsoft-com:vml" xmlns:wp14="http://schemas.microsoft.com/office/word/2010/wordprocessingDrawing" xmlns:wp="http://schemas.openxmlformats.org/drawingml/2006/wordprocessingDrawing" xmlns:w10="urn:schemas-microsoft-com:office:word" xmlns:w="http://schemas.openxmlformats.org/wordprocessingml/2006/main" xmlns:w14="http://schemas.microsoft.com/office/word/2010/wordml" xmlns:w15="http://schemas.microsoft.com/office/word/2012/wordml" xmlns:w16cex="http://schemas.microsoft.com/office/word/2018/wordml/cex" xmlns:w16cid="http://schemas.microsoft.com/office/word/2016/wordml/cid" xmlns:w16="http://schemas.microsoft.com/office/word/2018/wordml" xmlns:w16du="http://schemas.microsoft.com/office/word/2023/wordml/word16du" xmlns:w16sdtdh="http://schemas.microsoft.com/office/word/2020/wordml/sdtdatahash" xmlns:w16sdtfl="http://schemas.microsoft.com/office/word/2024/wordml/sdtformatlock" xmlns:w16se="http://schemas.microsoft.com/office/word/2015/wordml/symex" xmlns:wpg="http://schemas.microsoft.com/office/word/2010/wordprocessingGroup" xmlns:wpi="http://schemas.microsoft.com/office/word/2010/wordprocessingInk" xmlns:wne="http://schemas.microsoft.com/office/word/2006/wordml" xmlns:wps="http://schemas.microsoft.com/office/word/2010/wordprocessingShape" mc:Ignorable="w14 w15 w16se w16cid w16 w16cex w16sdtdh w16sdtfl w16du wp14">
   <w:body>
-    <w:p>
-      <w:pPr>
-        <w:spacing w:after="120" w:line="360" w:lineRule="auto"/>
-      </w:pPr>
-    </w:p>
     <w:p>
       <w:pPr>
         <w:spacing w:before="80" w:after="80"/>
@@ -305,6 +300,12 @@
         <w:spacing w:before="80" w:after="80"/>
         <w:jc w:val="center"/>
       </w:pPr>
+    </w:p>
+    <w:p>
+      <w:pPr>
+        <w:spacing w:before="80" w:after="80"/>
+        <w:jc w:val="center"/>
+      </w:pPr>
       <w:r>
         <w:t>May 2026</w:t>
       </w:r>
@@ -1362,6 +1363,7 @@
         <w:rPr>
           <w:i/>
           <w:iCs/>
+          <w:noProof/>
         </w:rPr>
         <w:drawing>
           <wp:inline distT="0" distB="0" distL="0" distR="0" wp14:anchorId="6945CBA7" wp14:editId="2894EA85">
@@ -1427,6 +1429,9 @@
         <w:spacing w:after="120" w:line="360" w:lineRule="auto"/>
       </w:pPr>
       <w:r>
+        <w:rPr>
+          <w:noProof/>
+        </w:rPr>
         <w:lastRenderedPageBreak/>
         <w:drawing>
           <wp:inline distT="0" distB="0" distL="0" distR="0" wp14:anchorId="44403CD1" wp14:editId="24C4B27B">
@@ -2357,18 +2362,12 @@
         <w:tblLook w:val="04A0" w:firstRow="1" w:lastRow="0" w:firstColumn="1" w:lastColumn="0" w:noHBand="0" w:noVBand="1"/>
       </w:tblPr>
       <w:tblGrid>
-        <w:gridCol w:w="1590"/>
-        <w:gridCol w:w="1714"/>
-        <w:gridCol w:w="1659"/>
+        <w:gridCol w:w="1585"/>
+        <w:gridCol w:w="1717"/>
+        <w:gridCol w:w="1661"/>
         <w:gridCol w:w="4397"/>
       </w:tblGrid>
       <w:tr>
-        <w:tblPrEx>
-          <w:tblCellMar>
-            <w:top w:w="0" w:type="dxa"/>
-            <w:bottom w:w="0" w:type="dxa"/>
-          </w:tblCellMar>
-        </w:tblPrEx>
         <w:trPr>
           <w:tblHeader/>
         </w:trPr>
@@ -2502,12 +2501,6 @@
         </w:tc>
       </w:tr>
       <w:tr>
-        <w:tblPrEx>
-          <w:tblCellMar>
-            <w:top w:w="0" w:type="dxa"/>
-            <w:bottom w:w="0" w:type="dxa"/>
-          </w:tblCellMar>
-        </w:tblPrEx>
         <w:tc>
           <w:tcPr>
             <w:tcW w:w="1800" w:type="dxa"/>
@@ -2531,7 +2524,7 @@
             </w:pPr>
             <w:r>
               <w:rPr>
-                <w:rFonts w:ascii="Courier New" w:eastAsia="Courier New" w:hAnsi="Courier New" w:cs="Courier New"/>
+                <w:rFonts w:eastAsia="Courier New"/>
                 <w:b/>
                 <w:bCs/>
                 <w:sz w:val="22"/>
@@ -2633,12 +2626,6 @@
         </w:tc>
       </w:tr>
       <w:tr>
-        <w:tblPrEx>
-          <w:tblCellMar>
-            <w:top w:w="0" w:type="dxa"/>
-            <w:bottom w:w="0" w:type="dxa"/>
-          </w:tblCellMar>
-        </w:tblPrEx>
         <w:tc>
           <w:tcPr>
             <w:tcW w:w="1800" w:type="dxa"/>
@@ -2662,7 +2649,7 @@
             </w:pPr>
             <w:r>
               <w:rPr>
-                <w:rFonts w:ascii="Courier New" w:eastAsia="Courier New" w:hAnsi="Courier New" w:cs="Courier New"/>
+                <w:rFonts w:eastAsia="Courier New"/>
                 <w:b/>
                 <w:bCs/>
                 <w:sz w:val="22"/>
@@ -2765,12 +2752,6 @@
         </w:tc>
       </w:tr>
       <w:tr>
-        <w:tblPrEx>
-          <w:tblCellMar>
-            <w:top w:w="0" w:type="dxa"/>
-            <w:bottom w:w="0" w:type="dxa"/>
-          </w:tblCellMar>
-        </w:tblPrEx>
         <w:tc>
           <w:tcPr>
             <w:tcW w:w="1800" w:type="dxa"/>
@@ -2794,7 +2775,7 @@
             </w:pPr>
             <w:r>
               <w:rPr>
-                <w:rFonts w:ascii="Courier New" w:eastAsia="Courier New" w:hAnsi="Courier New" w:cs="Courier New"/>
+                <w:rFonts w:eastAsia="Courier New"/>
                 <w:b/>
                 <w:bCs/>
                 <w:sz w:val="22"/>
@@ -2896,12 +2877,6 @@
         </w:tc>
       </w:tr>
       <w:tr>
-        <w:tblPrEx>
-          <w:tblCellMar>
-            <w:top w:w="0" w:type="dxa"/>
-            <w:bottom w:w="0" w:type="dxa"/>
-          </w:tblCellMar>
-        </w:tblPrEx>
         <w:tc>
           <w:tcPr>
             <w:tcW w:w="1800" w:type="dxa"/>
@@ -2925,7 +2900,7 @@
             </w:pPr>
             <w:r>
               <w:rPr>
-                <w:rFonts w:ascii="Courier New" w:eastAsia="Courier New" w:hAnsi="Courier New" w:cs="Courier New"/>
+                <w:rFonts w:eastAsia="Courier New"/>
                 <w:b/>
                 <w:bCs/>
                 <w:sz w:val="22"/>
@@ -3068,12 +3043,6 @@
         </w:tc>
       </w:tr>
       <w:tr>
-        <w:tblPrEx>
-          <w:tblCellMar>
-            <w:top w:w="0" w:type="dxa"/>
-            <w:bottom w:w="0" w:type="dxa"/>
-          </w:tblCellMar>
-        </w:tblPrEx>
         <w:tc>
           <w:tcPr>
             <w:tcW w:w="1800" w:type="dxa"/>
@@ -3097,7 +3066,7 @@
             </w:pPr>
             <w:r>
               <w:rPr>
-                <w:rFonts w:ascii="Courier New" w:eastAsia="Courier New" w:hAnsi="Courier New" w:cs="Courier New"/>
+                <w:rFonts w:eastAsia="Courier New"/>
                 <w:b/>
                 <w:bCs/>
                 <w:sz w:val="22"/>
@@ -3277,7 +3246,7 @@
       </w:pPr>
       <w:r>
         <w:rPr>
-          <w:rFonts w:ascii="Courier New" w:eastAsia="Courier New" w:hAnsi="Courier New" w:cs="Courier New"/>
+          <w:rFonts w:eastAsia="Courier New"/>
           <w:sz w:val="20"/>
           <w:szCs w:val="20"/>
         </w:rPr>
@@ -3286,7 +3255,7 @@
       <w:proofErr w:type="spellStart"/>
       <w:r>
         <w:rPr>
-          <w:rFonts w:ascii="Courier New" w:eastAsia="Courier New" w:hAnsi="Courier New" w:cs="Courier New"/>
+          <w:rFonts w:eastAsia="Courier New"/>
           <w:sz w:val="20"/>
           <w:szCs w:val="20"/>
         </w:rPr>
@@ -3295,7 +3264,7 @@
       <w:proofErr w:type="spellEnd"/>
       <w:r>
         <w:rPr>
-          <w:rFonts w:ascii="Courier New" w:eastAsia="Courier New" w:hAnsi="Courier New" w:cs="Courier New"/>
+          <w:rFonts w:eastAsia="Courier New"/>
           <w:sz w:val="20"/>
           <w:szCs w:val="20"/>
         </w:rPr>
@@ -3309,7 +3278,7 @@
       </w:pPr>
       <w:r>
         <w:rPr>
-          <w:rFonts w:ascii="Courier New" w:eastAsia="Courier New" w:hAnsi="Courier New" w:cs="Courier New"/>
+          <w:rFonts w:eastAsia="Courier New"/>
           <w:sz w:val="20"/>
           <w:szCs w:val="20"/>
         </w:rPr>
@@ -3323,7 +3292,7 @@
       </w:pPr>
       <w:r>
         <w:rPr>
-          <w:rFonts w:ascii="Courier New" w:eastAsia="Courier New" w:hAnsi="Courier New" w:cs="Courier New"/>
+          <w:rFonts w:eastAsia="Courier New"/>
           <w:sz w:val="20"/>
           <w:szCs w:val="20"/>
         </w:rPr>
@@ -3332,7 +3301,7 @@
       <w:proofErr w:type="gramStart"/>
       <w:r>
         <w:rPr>
-          <w:rFonts w:ascii="Courier New" w:eastAsia="Courier New" w:hAnsi="Courier New" w:cs="Courier New"/>
+          <w:rFonts w:eastAsia="Courier New"/>
           <w:sz w:val="20"/>
           <w:szCs w:val="20"/>
         </w:rPr>
@@ -3341,7 +3310,7 @@
       <w:proofErr w:type="gramEnd"/>
       <w:r>
         <w:rPr>
-          <w:rFonts w:ascii="Courier New" w:eastAsia="Courier New" w:hAnsi="Courier New" w:cs="Courier New"/>
+          <w:rFonts w:eastAsia="Courier New"/>
           <w:sz w:val="20"/>
           <w:szCs w:val="20"/>
         </w:rPr>
@@ -3350,7 +3319,7 @@
       <w:proofErr w:type="gramStart"/>
       <w:r>
         <w:rPr>
-          <w:rFonts w:ascii="Courier New" w:eastAsia="Courier New" w:hAnsi="Courier New" w:cs="Courier New"/>
+          <w:rFonts w:eastAsia="Courier New"/>
           <w:sz w:val="20"/>
           <w:szCs w:val="20"/>
         </w:rPr>
@@ -3359,7 +3328,7 @@
       <w:proofErr w:type="gramEnd"/>
       <w:r>
         <w:rPr>
-          <w:rFonts w:ascii="Courier New" w:eastAsia="Courier New" w:hAnsi="Courier New" w:cs="Courier New"/>
+          <w:rFonts w:eastAsia="Courier New"/>
           <w:sz w:val="20"/>
           <w:szCs w:val="20"/>
         </w:rPr>
@@ -3373,7 +3342,7 @@
       </w:pPr>
       <w:r>
         <w:rPr>
-          <w:rFonts w:ascii="Courier New" w:eastAsia="Courier New" w:hAnsi="Courier New" w:cs="Courier New"/>
+          <w:rFonts w:eastAsia="Courier New"/>
           <w:sz w:val="20"/>
           <w:szCs w:val="20"/>
         </w:rPr>
@@ -3382,7 +3351,7 @@
       <w:proofErr w:type="gramStart"/>
       <w:r>
         <w:rPr>
-          <w:rFonts w:ascii="Courier New" w:eastAsia="Courier New" w:hAnsi="Courier New" w:cs="Courier New"/>
+          <w:rFonts w:eastAsia="Courier New"/>
           <w:sz w:val="20"/>
           <w:szCs w:val="20"/>
         </w:rPr>
@@ -3391,7 +3360,7 @@
       <w:proofErr w:type="gramEnd"/>
       <w:r>
         <w:rPr>
-          <w:rFonts w:ascii="Courier New" w:eastAsia="Courier New" w:hAnsi="Courier New" w:cs="Courier New"/>
+          <w:rFonts w:eastAsia="Courier New"/>
           <w:sz w:val="20"/>
           <w:szCs w:val="20"/>
         </w:rPr>
@@ -3400,7 +3369,7 @@
       <w:proofErr w:type="gramStart"/>
       <w:r>
         <w:rPr>
-          <w:rFonts w:ascii="Courier New" w:eastAsia="Courier New" w:hAnsi="Courier New" w:cs="Courier New"/>
+          <w:rFonts w:eastAsia="Courier New"/>
           <w:sz w:val="20"/>
           <w:szCs w:val="20"/>
         </w:rPr>
@@ -3409,7 +3378,7 @@
       <w:proofErr w:type="gramEnd"/>
       <w:r>
         <w:rPr>
-          <w:rFonts w:ascii="Courier New" w:eastAsia="Courier New" w:hAnsi="Courier New" w:cs="Courier New"/>
+          <w:rFonts w:eastAsia="Courier New"/>
           <w:sz w:val="20"/>
           <w:szCs w:val="20"/>
         </w:rPr>
@@ -3423,7 +3392,7 @@
       </w:pPr>
       <w:r>
         <w:rPr>
-          <w:rFonts w:ascii="Courier New" w:eastAsia="Courier New" w:hAnsi="Courier New" w:cs="Courier New"/>
+          <w:rFonts w:eastAsia="Courier New"/>
           <w:sz w:val="20"/>
           <w:szCs w:val="20"/>
         </w:rPr>
@@ -3432,7 +3401,7 @@
       <w:proofErr w:type="gramStart"/>
       <w:r>
         <w:rPr>
-          <w:rFonts w:ascii="Courier New" w:eastAsia="Courier New" w:hAnsi="Courier New" w:cs="Courier New"/>
+          <w:rFonts w:eastAsia="Courier New"/>
           <w:sz w:val="20"/>
           <w:szCs w:val="20"/>
         </w:rPr>
@@ -3441,7 +3410,7 @@
       <w:proofErr w:type="gramEnd"/>
       <w:r>
         <w:rPr>
-          <w:rFonts w:ascii="Courier New" w:eastAsia="Courier New" w:hAnsi="Courier New" w:cs="Courier New"/>
+          <w:rFonts w:eastAsia="Courier New"/>
           <w:sz w:val="20"/>
           <w:szCs w:val="20"/>
         </w:rPr>
@@ -3450,7 +3419,7 @@
       <w:proofErr w:type="gramStart"/>
       <w:r>
         <w:rPr>
-          <w:rFonts w:ascii="Courier New" w:eastAsia="Courier New" w:hAnsi="Courier New" w:cs="Courier New"/>
+          <w:rFonts w:eastAsia="Courier New"/>
           <w:sz w:val="20"/>
           <w:szCs w:val="20"/>
         </w:rPr>
@@ -3459,7 +3428,7 @@
       <w:proofErr w:type="gramEnd"/>
       <w:r>
         <w:rPr>
-          <w:rFonts w:ascii="Courier New" w:eastAsia="Courier New" w:hAnsi="Courier New" w:cs="Courier New"/>
+          <w:rFonts w:eastAsia="Courier New"/>
           <w:sz w:val="20"/>
           <w:szCs w:val="20"/>
         </w:rPr>
@@ -3473,7 +3442,7 @@
       </w:pPr>
       <w:r>
         <w:rPr>
-          <w:rFonts w:ascii="Courier New" w:eastAsia="Courier New" w:hAnsi="Courier New" w:cs="Courier New"/>
+          <w:rFonts w:eastAsia="Courier New"/>
           <w:sz w:val="20"/>
           <w:szCs w:val="20"/>
         </w:rPr>
@@ -3487,7 +3456,7 @@
       </w:pPr>
       <w:r>
         <w:rPr>
-          <w:rFonts w:ascii="Courier New" w:eastAsia="Courier New" w:hAnsi="Courier New" w:cs="Courier New"/>
+          <w:rFonts w:eastAsia="Courier New"/>
           <w:sz w:val="20"/>
           <w:szCs w:val="20"/>
         </w:rPr>
@@ -3667,17 +3636,11 @@
         <w:tblLook w:val="04A0" w:firstRow="1" w:lastRow="0" w:firstColumn="1" w:lastColumn="0" w:noHBand="0" w:noVBand="1"/>
       </w:tblPr>
       <w:tblGrid>
-        <w:gridCol w:w="3541"/>
-        <w:gridCol w:w="1494"/>
-        <w:gridCol w:w="4325"/>
+        <w:gridCol w:w="2905"/>
+        <w:gridCol w:w="1585"/>
+        <w:gridCol w:w="4870"/>
       </w:tblGrid>
       <w:tr>
-        <w:tblPrEx>
-          <w:tblCellMar>
-            <w:top w:w="0" w:type="dxa"/>
-            <w:bottom w:w="0" w:type="dxa"/>
-          </w:tblCellMar>
-        </w:tblPrEx>
         <w:trPr>
           <w:tblHeader/>
         </w:trPr>
@@ -3779,12 +3742,6 @@
         </w:tc>
       </w:tr>
       <w:tr>
-        <w:tblPrEx>
-          <w:tblCellMar>
-            <w:top w:w="0" w:type="dxa"/>
-            <w:bottom w:w="0" w:type="dxa"/>
-          </w:tblCellMar>
-        </w:tblPrEx>
         <w:tc>
           <w:tcPr>
             <w:tcW w:w="2800" w:type="dxa"/>
@@ -3808,7 +3765,7 @@
             </w:pPr>
             <w:r>
               <w:rPr>
-                <w:rFonts w:ascii="Courier New" w:eastAsia="Courier New" w:hAnsi="Courier New" w:cs="Courier New"/>
+                <w:rFonts w:eastAsia="Courier New"/>
                 <w:sz w:val="22"/>
                 <w:szCs w:val="22"/>
               </w:rPr>
@@ -3817,7 +3774,7 @@
             <w:proofErr w:type="spellStart"/>
             <w:r>
               <w:rPr>
-                <w:rFonts w:ascii="Courier New" w:eastAsia="Courier New" w:hAnsi="Courier New" w:cs="Courier New"/>
+                <w:rFonts w:eastAsia="Courier New"/>
                 <w:sz w:val="22"/>
                 <w:szCs w:val="22"/>
               </w:rPr>
@@ -3826,7 +3783,7 @@
             <w:proofErr w:type="spellEnd"/>
             <w:r>
               <w:rPr>
-                <w:rFonts w:ascii="Courier New" w:eastAsia="Courier New" w:hAnsi="Courier New" w:cs="Courier New"/>
+                <w:rFonts w:eastAsia="Courier New"/>
                 <w:sz w:val="22"/>
                 <w:szCs w:val="22"/>
               </w:rPr>
@@ -3896,12 +3853,6 @@
         </w:tc>
       </w:tr>
       <w:tr>
-        <w:tblPrEx>
-          <w:tblCellMar>
-            <w:top w:w="0" w:type="dxa"/>
-            <w:bottom w:w="0" w:type="dxa"/>
-          </w:tblCellMar>
-        </w:tblPrEx>
         <w:tc>
           <w:tcPr>
             <w:tcW w:w="2800" w:type="dxa"/>
@@ -3925,7 +3876,7 @@
             </w:pPr>
             <w:r>
               <w:rPr>
-                <w:rFonts w:ascii="Courier New" w:eastAsia="Courier New" w:hAnsi="Courier New" w:cs="Courier New"/>
+                <w:rFonts w:eastAsia="Courier New"/>
                 <w:sz w:val="22"/>
                 <w:szCs w:val="22"/>
               </w:rPr>
@@ -3995,12 +3946,6 @@
         </w:tc>
       </w:tr>
       <w:tr>
-        <w:tblPrEx>
-          <w:tblCellMar>
-            <w:top w:w="0" w:type="dxa"/>
-            <w:bottom w:w="0" w:type="dxa"/>
-          </w:tblCellMar>
-        </w:tblPrEx>
         <w:tc>
           <w:tcPr>
             <w:tcW w:w="2800" w:type="dxa"/>
@@ -4024,7 +3969,7 @@
             </w:pPr>
             <w:r>
               <w:rPr>
-                <w:rFonts w:ascii="Courier New" w:eastAsia="Courier New" w:hAnsi="Courier New" w:cs="Courier New"/>
+                <w:rFonts w:eastAsia="Courier New"/>
                 <w:sz w:val="22"/>
                 <w:szCs w:val="22"/>
               </w:rPr>
@@ -4033,7 +3978,7 @@
             <w:proofErr w:type="spellStart"/>
             <w:r>
               <w:rPr>
-                <w:rFonts w:ascii="Courier New" w:eastAsia="Courier New" w:hAnsi="Courier New" w:cs="Courier New"/>
+                <w:rFonts w:eastAsia="Courier New"/>
                 <w:sz w:val="22"/>
                 <w:szCs w:val="22"/>
               </w:rPr>
@@ -4042,7 +3987,7 @@
             <w:proofErr w:type="spellEnd"/>
             <w:r>
               <w:rPr>
-                <w:rFonts w:ascii="Courier New" w:eastAsia="Courier New" w:hAnsi="Courier New" w:cs="Courier New"/>
+                <w:rFonts w:eastAsia="Courier New"/>
                 <w:sz w:val="22"/>
                 <w:szCs w:val="22"/>
               </w:rPr>
@@ -4144,12 +4089,6 @@
         </w:tc>
       </w:tr>
       <w:tr>
-        <w:tblPrEx>
-          <w:tblCellMar>
-            <w:top w:w="0" w:type="dxa"/>
-            <w:bottom w:w="0" w:type="dxa"/>
-          </w:tblCellMar>
-        </w:tblPrEx>
         <w:tc>
           <w:tcPr>
             <w:tcW w:w="2800" w:type="dxa"/>
@@ -4173,7 +4112,7 @@
             </w:pPr>
             <w:r>
               <w:rPr>
-                <w:rFonts w:ascii="Courier New" w:eastAsia="Courier New" w:hAnsi="Courier New" w:cs="Courier New"/>
+                <w:rFonts w:eastAsia="Courier New"/>
                 <w:sz w:val="22"/>
                 <w:szCs w:val="22"/>
               </w:rPr>
@@ -4268,12 +4207,6 @@
         </w:tc>
       </w:tr>
       <w:tr>
-        <w:tblPrEx>
-          <w:tblCellMar>
-            <w:top w:w="0" w:type="dxa"/>
-            <w:bottom w:w="0" w:type="dxa"/>
-          </w:tblCellMar>
-        </w:tblPrEx>
         <w:tc>
           <w:tcPr>
             <w:tcW w:w="2800" w:type="dxa"/>
@@ -4297,7 +4230,7 @@
             </w:pPr>
             <w:r>
               <w:rPr>
-                <w:rFonts w:ascii="Courier New" w:eastAsia="Courier New" w:hAnsi="Courier New" w:cs="Courier New"/>
+                <w:rFonts w:eastAsia="Courier New"/>
                 <w:sz w:val="22"/>
                 <w:szCs w:val="22"/>
               </w:rPr>
@@ -4411,7 +4344,6 @@
           <w:b/>
           <w:bCs/>
         </w:rPr>
-        <w:lastRenderedPageBreak/>
         <w:t>How session security is maintained:</w:t>
       </w:r>
     </w:p>
@@ -4426,6 +4358,7 @@
       </w:pPr>
       <w:proofErr w:type="spellStart"/>
       <w:r>
+        <w:lastRenderedPageBreak/>
         <w:t>session_</w:t>
       </w:r>
       <w:proofErr w:type="gramStart"/>
@@ -4739,7 +4672,7 @@
       </w:pPr>
       <w:r>
         <w:rPr>
-          <w:rFonts w:ascii="Courier New" w:eastAsia="Courier New" w:hAnsi="Courier New" w:cs="Courier New"/>
+          <w:rFonts w:eastAsia="Courier New"/>
           <w:sz w:val="20"/>
           <w:szCs w:val="20"/>
         </w:rPr>
@@ -4753,7 +4686,7 @@
       </w:pPr>
       <w:r>
         <w:rPr>
-          <w:rFonts w:ascii="Courier New" w:eastAsia="Courier New" w:hAnsi="Courier New" w:cs="Courier New"/>
+          <w:rFonts w:eastAsia="Courier New"/>
           <w:sz w:val="20"/>
           <w:szCs w:val="20"/>
         </w:rPr>
@@ -4762,7 +4695,7 @@
       <w:proofErr w:type="spellStart"/>
       <w:r>
         <w:rPr>
-          <w:rFonts w:ascii="Courier New" w:eastAsia="Courier New" w:hAnsi="Courier New" w:cs="Courier New"/>
+          <w:rFonts w:eastAsia="Courier New"/>
           <w:sz w:val="20"/>
           <w:szCs w:val="20"/>
         </w:rPr>
@@ -4771,7 +4704,7 @@
       <w:proofErr w:type="spellEnd"/>
       <w:r>
         <w:rPr>
-          <w:rFonts w:ascii="Courier New" w:eastAsia="Courier New" w:hAnsi="Courier New" w:cs="Courier New"/>
+          <w:rFonts w:eastAsia="Courier New"/>
           <w:sz w:val="20"/>
           <w:szCs w:val="20"/>
         </w:rPr>
@@ -4785,7 +4718,7 @@
       </w:pPr>
       <w:r>
         <w:rPr>
-          <w:rFonts w:ascii="Courier New" w:eastAsia="Courier New" w:hAnsi="Courier New" w:cs="Courier New"/>
+          <w:rFonts w:eastAsia="Courier New"/>
           <w:sz w:val="20"/>
           <w:szCs w:val="20"/>
         </w:rPr>
@@ -4799,7 +4732,7 @@
       </w:pPr>
       <w:r>
         <w:rPr>
-          <w:rFonts w:ascii="Courier New" w:eastAsia="Courier New" w:hAnsi="Courier New" w:cs="Courier New"/>
+          <w:rFonts w:eastAsia="Courier New"/>
           <w:sz w:val="20"/>
           <w:szCs w:val="20"/>
         </w:rPr>
@@ -4886,7 +4819,7 @@
       </w:pPr>
       <w:r>
         <w:rPr>
-          <w:rFonts w:ascii="Courier New" w:eastAsia="Courier New" w:hAnsi="Courier New" w:cs="Courier New"/>
+          <w:rFonts w:eastAsia="Courier New"/>
           <w:sz w:val="20"/>
           <w:szCs w:val="20"/>
         </w:rPr>
@@ -4895,7 +4828,7 @@
       <w:proofErr w:type="spellStart"/>
       <w:r>
         <w:rPr>
-          <w:rFonts w:ascii="Courier New" w:eastAsia="Courier New" w:hAnsi="Courier New" w:cs="Courier New"/>
+          <w:rFonts w:eastAsia="Courier New"/>
           <w:sz w:val="20"/>
           <w:szCs w:val="20"/>
         </w:rPr>
@@ -4904,7 +4837,7 @@
       <w:proofErr w:type="spellEnd"/>
       <w:r>
         <w:rPr>
-          <w:rFonts w:ascii="Courier New" w:eastAsia="Courier New" w:hAnsi="Courier New" w:cs="Courier New"/>
+          <w:rFonts w:eastAsia="Courier New"/>
           <w:sz w:val="20"/>
           <w:szCs w:val="20"/>
         </w:rPr>
@@ -4913,7 +4846,7 @@
       <w:proofErr w:type="spellStart"/>
       <w:r>
         <w:rPr>
-          <w:rFonts w:ascii="Courier New" w:eastAsia="Courier New" w:hAnsi="Courier New" w:cs="Courier New"/>
+          <w:rFonts w:eastAsia="Courier New"/>
           <w:sz w:val="20"/>
           <w:szCs w:val="20"/>
         </w:rPr>
@@ -4922,7 +4855,7 @@
       <w:proofErr w:type="spellEnd"/>
       <w:r>
         <w:rPr>
-          <w:rFonts w:ascii="Courier New" w:eastAsia="Courier New" w:hAnsi="Courier New" w:cs="Courier New"/>
+          <w:rFonts w:eastAsia="Courier New"/>
           <w:sz w:val="20"/>
           <w:szCs w:val="20"/>
         </w:rPr>
@@ -4931,7 +4864,7 @@
       <w:proofErr w:type="gramStart"/>
       <w:r>
         <w:rPr>
-          <w:rFonts w:ascii="Courier New" w:eastAsia="Courier New" w:hAnsi="Courier New" w:cs="Courier New"/>
+          <w:rFonts w:eastAsia="Courier New"/>
           <w:sz w:val="20"/>
           <w:szCs w:val="20"/>
         </w:rPr>
@@ -4940,7 +4873,7 @@
       <w:proofErr w:type="gramEnd"/>
       <w:r>
         <w:rPr>
-          <w:rFonts w:ascii="Courier New" w:eastAsia="Courier New" w:hAnsi="Courier New" w:cs="Courier New"/>
+          <w:rFonts w:eastAsia="Courier New"/>
           <w:sz w:val="20"/>
           <w:szCs w:val="20"/>
         </w:rPr>
@@ -4949,7 +4882,7 @@
       <w:proofErr w:type="spellStart"/>
       <w:r>
         <w:rPr>
-          <w:rFonts w:ascii="Courier New" w:eastAsia="Courier New" w:hAnsi="Courier New" w:cs="Courier New"/>
+          <w:rFonts w:eastAsia="Courier New"/>
           <w:sz w:val="20"/>
           <w:szCs w:val="20"/>
         </w:rPr>
@@ -4958,7 +4891,7 @@
       <w:proofErr w:type="spellEnd"/>
       <w:r>
         <w:rPr>
-          <w:rFonts w:ascii="Courier New" w:eastAsia="Courier New" w:hAnsi="Courier New" w:cs="Courier New"/>
+          <w:rFonts w:eastAsia="Courier New"/>
           <w:sz w:val="20"/>
           <w:szCs w:val="20"/>
         </w:rPr>
@@ -4967,7 +4900,7 @@
       <w:proofErr w:type="gramStart"/>
       <w:r>
         <w:rPr>
-          <w:rFonts w:ascii="Courier New" w:eastAsia="Courier New" w:hAnsi="Courier New" w:cs="Courier New"/>
+          <w:rFonts w:eastAsia="Courier New"/>
           <w:sz w:val="20"/>
           <w:szCs w:val="20"/>
         </w:rPr>
@@ -4976,7 +4909,7 @@
       <w:proofErr w:type="gramEnd"/>
       <w:r>
         <w:rPr>
-          <w:rFonts w:ascii="Courier New" w:eastAsia="Courier New" w:hAnsi="Courier New" w:cs="Courier New"/>
+          <w:rFonts w:eastAsia="Courier New"/>
           <w:sz w:val="20"/>
           <w:szCs w:val="20"/>
         </w:rPr>
@@ -4990,7 +4923,7 @@
       </w:pPr>
       <w:r>
         <w:rPr>
-          <w:rFonts w:ascii="Courier New" w:eastAsia="Courier New" w:hAnsi="Courier New" w:cs="Courier New"/>
+          <w:rFonts w:eastAsia="Courier New"/>
           <w:sz w:val="20"/>
           <w:szCs w:val="20"/>
         </w:rPr>
@@ -4999,7 +4932,7 @@
       <w:proofErr w:type="spellStart"/>
       <w:r>
         <w:rPr>
-          <w:rFonts w:ascii="Courier New" w:eastAsia="Courier New" w:hAnsi="Courier New" w:cs="Courier New"/>
+          <w:rFonts w:eastAsia="Courier New"/>
           <w:sz w:val="20"/>
           <w:szCs w:val="20"/>
         </w:rPr>
@@ -5008,7 +4941,7 @@
       <w:proofErr w:type="spellEnd"/>
       <w:r>
         <w:rPr>
-          <w:rFonts w:ascii="Courier New" w:eastAsia="Courier New" w:hAnsi="Courier New" w:cs="Courier New"/>
+          <w:rFonts w:eastAsia="Courier New"/>
           <w:sz w:val="20"/>
           <w:szCs w:val="20"/>
         </w:rPr>
@@ -5022,17 +4955,16 @@
       </w:pPr>
       <w:r>
         <w:rPr>
-          <w:rFonts w:ascii="Courier New" w:eastAsia="Courier New" w:hAnsi="Courier New" w:cs="Courier New"/>
-          <w:sz w:val="20"/>
-          <w:szCs w:val="20"/>
-        </w:rPr>
-        <w:lastRenderedPageBreak/>
+          <w:rFonts w:eastAsia="Courier New"/>
+          <w:sz w:val="20"/>
+          <w:szCs w:val="20"/>
+        </w:rPr>
         <w:t>if ($</w:t>
       </w:r>
       <w:proofErr w:type="spellStart"/>
       <w:r>
         <w:rPr>
-          <w:rFonts w:ascii="Courier New" w:eastAsia="Courier New" w:hAnsi="Courier New" w:cs="Courier New"/>
+          <w:rFonts w:eastAsia="Courier New"/>
           <w:sz w:val="20"/>
           <w:szCs w:val="20"/>
         </w:rPr>
@@ -5041,7 +4973,7 @@
       <w:proofErr w:type="spellEnd"/>
       <w:r>
         <w:rPr>
-          <w:rFonts w:ascii="Courier New" w:eastAsia="Courier New" w:hAnsi="Courier New" w:cs="Courier New"/>
+          <w:rFonts w:eastAsia="Courier New"/>
           <w:sz w:val="20"/>
           <w:szCs w:val="20"/>
         </w:rPr>
@@ -5051,7 +4983,7 @@
       <w:proofErr w:type="gramStart"/>
       <w:r>
         <w:rPr>
-          <w:rFonts w:ascii="Courier New" w:eastAsia="Courier New" w:hAnsi="Courier New" w:cs="Courier New"/>
+          <w:rFonts w:eastAsia="Courier New"/>
           <w:sz w:val="20"/>
           <w:szCs w:val="20"/>
         </w:rPr>
@@ -5060,7 +4992,7 @@
       <w:proofErr w:type="spellEnd"/>
       <w:r>
         <w:rPr>
-          <w:rFonts w:ascii="Courier New" w:eastAsia="Courier New" w:hAnsi="Courier New" w:cs="Courier New"/>
+          <w:rFonts w:eastAsia="Courier New"/>
           <w:sz w:val="20"/>
           <w:szCs w:val="20"/>
         </w:rPr>
@@ -5069,7 +5001,7 @@
       <w:proofErr w:type="gramEnd"/>
       <w:r>
         <w:rPr>
-          <w:rFonts w:ascii="Courier New" w:eastAsia="Courier New" w:hAnsi="Courier New" w:cs="Courier New"/>
+          <w:rFonts w:eastAsia="Courier New"/>
           <w:sz w:val="20"/>
           <w:szCs w:val="20"/>
         </w:rPr>
@@ -5083,10 +5015,11 @@
       </w:pPr>
       <w:r>
         <w:rPr>
-          <w:rFonts w:ascii="Courier New" w:eastAsia="Courier New" w:hAnsi="Courier New" w:cs="Courier New"/>
-          <w:sz w:val="20"/>
-          <w:szCs w:val="20"/>
-        </w:rPr>
+          <w:rFonts w:eastAsia="Courier New"/>
+          <w:sz w:val="20"/>
+          <w:szCs w:val="20"/>
+        </w:rPr>
+        <w:lastRenderedPageBreak/>
         <w:t xml:space="preserve">    $_SESSION['msg'] = "Email already exists.";</w:t>
       </w:r>
     </w:p>
@@ -5097,7 +5030,7 @@
       </w:pPr>
       <w:r>
         <w:rPr>
-          <w:rFonts w:ascii="Courier New" w:eastAsia="Courier New" w:hAnsi="Courier New" w:cs="Courier New"/>
+          <w:rFonts w:eastAsia="Courier New"/>
           <w:sz w:val="20"/>
           <w:szCs w:val="20"/>
         </w:rPr>
@@ -5106,7 +5039,7 @@
       <w:proofErr w:type="gramStart"/>
       <w:r>
         <w:rPr>
-          <w:rFonts w:ascii="Courier New" w:eastAsia="Courier New" w:hAnsi="Courier New" w:cs="Courier New"/>
+          <w:rFonts w:eastAsia="Courier New"/>
           <w:sz w:val="20"/>
           <w:szCs w:val="20"/>
         </w:rPr>
@@ -5115,7 +5048,7 @@
       <w:proofErr w:type="gramEnd"/>
       <w:r>
         <w:rPr>
-          <w:rFonts w:ascii="Courier New" w:eastAsia="Courier New" w:hAnsi="Courier New" w:cs="Courier New"/>
+          <w:rFonts w:eastAsia="Courier New"/>
           <w:sz w:val="20"/>
           <w:szCs w:val="20"/>
         </w:rPr>
@@ -5124,7 +5057,7 @@
       <w:proofErr w:type="spellStart"/>
       <w:r>
         <w:rPr>
-          <w:rFonts w:ascii="Courier New" w:eastAsia="Courier New" w:hAnsi="Courier New" w:cs="Courier New"/>
+          <w:rFonts w:eastAsia="Courier New"/>
           <w:sz w:val="20"/>
           <w:szCs w:val="20"/>
         </w:rPr>
@@ -5133,7 +5066,7 @@
       <w:proofErr w:type="spellEnd"/>
       <w:r>
         <w:rPr>
-          <w:rFonts w:ascii="Courier New" w:eastAsia="Courier New" w:hAnsi="Courier New" w:cs="Courier New"/>
+          <w:rFonts w:eastAsia="Courier New"/>
           <w:sz w:val="20"/>
           <w:szCs w:val="20"/>
         </w:rPr>
@@ -5147,7 +5080,7 @@
       </w:pPr>
       <w:r>
         <w:rPr>
-          <w:rFonts w:ascii="Courier New" w:eastAsia="Courier New" w:hAnsi="Courier New" w:cs="Courier New"/>
+          <w:rFonts w:eastAsia="Courier New"/>
           <w:sz w:val="20"/>
           <w:szCs w:val="20"/>
         </w:rPr>
@@ -5156,7 +5089,7 @@
       <w:proofErr w:type="gramStart"/>
       <w:r>
         <w:rPr>
-          <w:rFonts w:ascii="Courier New" w:eastAsia="Courier New" w:hAnsi="Courier New" w:cs="Courier New"/>
+          <w:rFonts w:eastAsia="Courier New"/>
           <w:sz w:val="20"/>
           <w:szCs w:val="20"/>
         </w:rPr>
@@ -5165,7 +5098,7 @@
       <w:proofErr w:type="gramEnd"/>
       <w:r>
         <w:rPr>
-          <w:rFonts w:ascii="Courier New" w:eastAsia="Courier New" w:hAnsi="Courier New" w:cs="Courier New"/>
+          <w:rFonts w:eastAsia="Courier New"/>
           <w:sz w:val="20"/>
           <w:szCs w:val="20"/>
         </w:rPr>
@@ -5179,7 +5112,7 @@
       </w:pPr>
       <w:r>
         <w:rPr>
-          <w:rFonts w:ascii="Courier New" w:eastAsia="Courier New" w:hAnsi="Courier New" w:cs="Courier New"/>
+          <w:rFonts w:eastAsia="Courier New"/>
           <w:sz w:val="20"/>
           <w:szCs w:val="20"/>
         </w:rPr>
@@ -5226,7 +5159,7 @@
       </w:pPr>
       <w:r>
         <w:rPr>
-          <w:rFonts w:ascii="Courier New" w:eastAsia="Courier New" w:hAnsi="Courier New" w:cs="Courier New"/>
+          <w:rFonts w:eastAsia="Courier New"/>
           <w:sz w:val="20"/>
           <w:szCs w:val="20"/>
         </w:rPr>
@@ -5235,7 +5168,7 @@
       <w:proofErr w:type="spellStart"/>
       <w:r>
         <w:rPr>
-          <w:rFonts w:ascii="Courier New" w:eastAsia="Courier New" w:hAnsi="Courier New" w:cs="Courier New"/>
+          <w:rFonts w:eastAsia="Courier New"/>
           <w:sz w:val="20"/>
           <w:szCs w:val="20"/>
         </w:rPr>
@@ -5244,7 +5177,7 @@
       <w:proofErr w:type="spellEnd"/>
       <w:r>
         <w:rPr>
-          <w:rFonts w:ascii="Courier New" w:eastAsia="Courier New" w:hAnsi="Courier New" w:cs="Courier New"/>
+          <w:rFonts w:eastAsia="Courier New"/>
           <w:sz w:val="20"/>
           <w:szCs w:val="20"/>
         </w:rPr>
@@ -5258,7 +5191,7 @@
       </w:pPr>
       <w:r>
         <w:rPr>
-          <w:rFonts w:ascii="Courier New" w:eastAsia="Courier New" w:hAnsi="Courier New" w:cs="Courier New"/>
+          <w:rFonts w:eastAsia="Courier New"/>
           <w:sz w:val="20"/>
           <w:szCs w:val="20"/>
         </w:rPr>
@@ -5267,7 +5200,7 @@
       <w:proofErr w:type="spellStart"/>
       <w:r>
         <w:rPr>
-          <w:rFonts w:ascii="Courier New" w:eastAsia="Courier New" w:hAnsi="Courier New" w:cs="Courier New"/>
+          <w:rFonts w:eastAsia="Courier New"/>
           <w:sz w:val="20"/>
           <w:szCs w:val="20"/>
         </w:rPr>
@@ -5276,7 +5209,7 @@
       <w:proofErr w:type="spellEnd"/>
       <w:r>
         <w:rPr>
-          <w:rFonts w:ascii="Courier New" w:eastAsia="Courier New" w:hAnsi="Courier New" w:cs="Courier New"/>
+          <w:rFonts w:eastAsia="Courier New"/>
           <w:sz w:val="20"/>
           <w:szCs w:val="20"/>
         </w:rPr>
@@ -5285,7 +5218,7 @@
       <w:proofErr w:type="spellStart"/>
       <w:r>
         <w:rPr>
-          <w:rFonts w:ascii="Courier New" w:eastAsia="Courier New" w:hAnsi="Courier New" w:cs="Courier New"/>
+          <w:rFonts w:eastAsia="Courier New"/>
           <w:sz w:val="20"/>
           <w:szCs w:val="20"/>
         </w:rPr>
@@ -5294,7 +5227,7 @@
       <w:proofErr w:type="gramStart"/>
       <w:r>
         <w:rPr>
-          <w:rFonts w:ascii="Courier New" w:eastAsia="Courier New" w:hAnsi="Courier New" w:cs="Courier New"/>
+          <w:rFonts w:eastAsia="Courier New"/>
           <w:sz w:val="20"/>
           <w:szCs w:val="20"/>
         </w:rPr>
@@ -5303,7 +5236,7 @@
       <w:proofErr w:type="spellEnd"/>
       <w:r>
         <w:rPr>
-          <w:rFonts w:ascii="Courier New" w:eastAsia="Courier New" w:hAnsi="Courier New" w:cs="Courier New"/>
+          <w:rFonts w:eastAsia="Courier New"/>
           <w:sz w:val="20"/>
           <w:szCs w:val="20"/>
         </w:rPr>
@@ -5312,7 +5245,7 @@
       <w:proofErr w:type="gramEnd"/>
       <w:r>
         <w:rPr>
-          <w:rFonts w:ascii="Courier New" w:eastAsia="Courier New" w:hAnsi="Courier New" w:cs="Courier New"/>
+          <w:rFonts w:eastAsia="Courier New"/>
           <w:sz w:val="20"/>
           <w:szCs w:val="20"/>
         </w:rPr>
@@ -5326,7 +5259,7 @@
       </w:pPr>
       <w:r>
         <w:rPr>
-          <w:rFonts w:ascii="Courier New" w:eastAsia="Courier New" w:hAnsi="Courier New" w:cs="Courier New"/>
+          <w:rFonts w:eastAsia="Courier New"/>
           <w:sz w:val="20"/>
           <w:szCs w:val="20"/>
         </w:rPr>
@@ -5335,7 +5268,7 @@
       <w:proofErr w:type="spellStart"/>
       <w:r>
         <w:rPr>
-          <w:rFonts w:ascii="Courier New" w:eastAsia="Courier New" w:hAnsi="Courier New" w:cs="Courier New"/>
+          <w:rFonts w:eastAsia="Courier New"/>
           <w:sz w:val="20"/>
           <w:szCs w:val="20"/>
         </w:rPr>
@@ -5344,7 +5277,7 @@
       <w:proofErr w:type="spellEnd"/>
       <w:r>
         <w:rPr>
-          <w:rFonts w:ascii="Courier New" w:eastAsia="Courier New" w:hAnsi="Courier New" w:cs="Courier New"/>
+          <w:rFonts w:eastAsia="Courier New"/>
           <w:sz w:val="20"/>
           <w:szCs w:val="20"/>
         </w:rPr>
@@ -5358,7 +5291,7 @@
       </w:pPr>
       <w:r>
         <w:rPr>
-          <w:rFonts w:ascii="Courier New" w:eastAsia="Courier New" w:hAnsi="Courier New" w:cs="Courier New"/>
+          <w:rFonts w:eastAsia="Courier New"/>
           <w:sz w:val="20"/>
           <w:szCs w:val="20"/>
         </w:rPr>
@@ -5474,7 +5407,7 @@
       </w:pPr>
       <w:r>
         <w:rPr>
-          <w:rFonts w:ascii="Courier New" w:eastAsia="Courier New" w:hAnsi="Courier New" w:cs="Courier New"/>
+          <w:rFonts w:eastAsia="Courier New"/>
           <w:sz w:val="20"/>
           <w:szCs w:val="20"/>
         </w:rPr>
@@ -5483,7 +5416,7 @@
       <w:proofErr w:type="spellStart"/>
       <w:r>
         <w:rPr>
-          <w:rFonts w:ascii="Courier New" w:eastAsia="Courier New" w:hAnsi="Courier New" w:cs="Courier New"/>
+          <w:rFonts w:eastAsia="Courier New"/>
           <w:sz w:val="20"/>
           <w:szCs w:val="20"/>
         </w:rPr>
@@ -5492,7 +5425,7 @@
       <w:proofErr w:type="spellEnd"/>
       <w:r>
         <w:rPr>
-          <w:rFonts w:ascii="Courier New" w:eastAsia="Courier New" w:hAnsi="Courier New" w:cs="Courier New"/>
+          <w:rFonts w:eastAsia="Courier New"/>
           <w:sz w:val="20"/>
           <w:szCs w:val="20"/>
         </w:rPr>
@@ -5501,7 +5434,7 @@
       <w:proofErr w:type="spellStart"/>
       <w:r>
         <w:rPr>
-          <w:rFonts w:ascii="Courier New" w:eastAsia="Courier New" w:hAnsi="Courier New" w:cs="Courier New"/>
+          <w:rFonts w:eastAsia="Courier New"/>
           <w:sz w:val="20"/>
           <w:szCs w:val="20"/>
         </w:rPr>
@@ -5510,7 +5443,7 @@
       <w:proofErr w:type="spellEnd"/>
       <w:r>
         <w:rPr>
-          <w:rFonts w:ascii="Courier New" w:eastAsia="Courier New" w:hAnsi="Courier New" w:cs="Courier New"/>
+          <w:rFonts w:eastAsia="Courier New"/>
           <w:sz w:val="20"/>
           <w:szCs w:val="20"/>
         </w:rPr>
@@ -5519,7 +5452,7 @@
       <w:proofErr w:type="gramStart"/>
       <w:r>
         <w:rPr>
-          <w:rFonts w:ascii="Courier New" w:eastAsia="Courier New" w:hAnsi="Courier New" w:cs="Courier New"/>
+          <w:rFonts w:eastAsia="Courier New"/>
           <w:sz w:val="20"/>
           <w:szCs w:val="20"/>
         </w:rPr>
@@ -5528,7 +5461,7 @@
       <w:proofErr w:type="gramEnd"/>
       <w:r>
         <w:rPr>
-          <w:rFonts w:ascii="Courier New" w:eastAsia="Courier New" w:hAnsi="Courier New" w:cs="Courier New"/>
+          <w:rFonts w:eastAsia="Courier New"/>
           <w:sz w:val="20"/>
           <w:szCs w:val="20"/>
         </w:rPr>
@@ -5537,7 +5470,7 @@
       <w:proofErr w:type="spellStart"/>
       <w:r>
         <w:rPr>
-          <w:rFonts w:ascii="Courier New" w:eastAsia="Courier New" w:hAnsi="Courier New" w:cs="Courier New"/>
+          <w:rFonts w:eastAsia="Courier New"/>
           <w:sz w:val="20"/>
           <w:szCs w:val="20"/>
         </w:rPr>
@@ -5546,7 +5479,7 @@
       <w:proofErr w:type="spellEnd"/>
       <w:r>
         <w:rPr>
-          <w:rFonts w:ascii="Courier New" w:eastAsia="Courier New" w:hAnsi="Courier New" w:cs="Courier New"/>
+          <w:rFonts w:eastAsia="Courier New"/>
           <w:sz w:val="20"/>
           <w:szCs w:val="20"/>
         </w:rPr>
@@ -5555,7 +5488,7 @@
       <w:proofErr w:type="gramStart"/>
       <w:r>
         <w:rPr>
-          <w:rFonts w:ascii="Courier New" w:eastAsia="Courier New" w:hAnsi="Courier New" w:cs="Courier New"/>
+          <w:rFonts w:eastAsia="Courier New"/>
           <w:sz w:val="20"/>
           <w:szCs w:val="20"/>
         </w:rPr>
@@ -5564,7 +5497,7 @@
       <w:proofErr w:type="gramEnd"/>
       <w:r>
         <w:rPr>
-          <w:rFonts w:ascii="Courier New" w:eastAsia="Courier New" w:hAnsi="Courier New" w:cs="Courier New"/>
+          <w:rFonts w:eastAsia="Courier New"/>
           <w:sz w:val="20"/>
           <w:szCs w:val="20"/>
         </w:rPr>
@@ -5578,7 +5511,7 @@
       </w:pPr>
       <w:r>
         <w:rPr>
-          <w:rFonts w:ascii="Courier New" w:eastAsia="Courier New" w:hAnsi="Courier New" w:cs="Courier New"/>
+          <w:rFonts w:eastAsia="Courier New"/>
           <w:sz w:val="20"/>
           <w:szCs w:val="20"/>
         </w:rPr>
@@ -5587,7 +5520,7 @@
       <w:proofErr w:type="spellStart"/>
       <w:r>
         <w:rPr>
-          <w:rFonts w:ascii="Courier New" w:eastAsia="Courier New" w:hAnsi="Courier New" w:cs="Courier New"/>
+          <w:rFonts w:eastAsia="Courier New"/>
           <w:sz w:val="20"/>
           <w:szCs w:val="20"/>
         </w:rPr>
@@ -5596,7 +5529,7 @@
       <w:proofErr w:type="spellEnd"/>
       <w:r>
         <w:rPr>
-          <w:rFonts w:ascii="Courier New" w:eastAsia="Courier New" w:hAnsi="Courier New" w:cs="Courier New"/>
+          <w:rFonts w:eastAsia="Courier New"/>
           <w:sz w:val="20"/>
           <w:szCs w:val="20"/>
         </w:rPr>
@@ -5665,7 +5598,7 @@
       </w:pPr>
       <w:r>
         <w:rPr>
-          <w:rFonts w:ascii="Courier New" w:eastAsia="Courier New" w:hAnsi="Courier New" w:cs="Courier New"/>
+          <w:rFonts w:eastAsia="Courier New"/>
           <w:sz w:val="20"/>
           <w:szCs w:val="20"/>
         </w:rPr>
@@ -5674,7 +5607,7 @@
       <w:proofErr w:type="gramStart"/>
       <w:r>
         <w:rPr>
-          <w:rFonts w:ascii="Courier New" w:eastAsia="Courier New" w:hAnsi="Courier New" w:cs="Courier New"/>
+          <w:rFonts w:eastAsia="Courier New"/>
           <w:sz w:val="20"/>
           <w:szCs w:val="20"/>
         </w:rPr>
@@ -5683,7 +5616,7 @@
       <w:proofErr w:type="gramEnd"/>
       <w:r>
         <w:rPr>
-          <w:rFonts w:ascii="Courier New" w:eastAsia="Courier New" w:hAnsi="Courier New" w:cs="Courier New"/>
+          <w:rFonts w:eastAsia="Courier New"/>
           <w:sz w:val="20"/>
           <w:szCs w:val="20"/>
         </w:rPr>
@@ -5692,7 +5625,7 @@
       <w:proofErr w:type="spellStart"/>
       <w:r>
         <w:rPr>
-          <w:rFonts w:ascii="Courier New" w:eastAsia="Courier New" w:hAnsi="Courier New" w:cs="Courier New"/>
+          <w:rFonts w:eastAsia="Courier New"/>
           <w:sz w:val="20"/>
           <w:szCs w:val="20"/>
         </w:rPr>
@@ -5701,7 +5634,7 @@
       <w:proofErr w:type="spellEnd"/>
       <w:r>
         <w:rPr>
-          <w:rFonts w:ascii="Courier New" w:eastAsia="Courier New" w:hAnsi="Courier New" w:cs="Courier New"/>
+          <w:rFonts w:eastAsia="Courier New"/>
           <w:sz w:val="20"/>
           <w:szCs w:val="20"/>
         </w:rPr>
@@ -5710,7 +5643,7 @@
       <w:proofErr w:type="gramStart"/>
       <w:r>
         <w:rPr>
-          <w:rFonts w:ascii="Courier New" w:eastAsia="Courier New" w:hAnsi="Courier New" w:cs="Courier New"/>
+          <w:rFonts w:eastAsia="Courier New"/>
           <w:sz w:val="20"/>
           <w:szCs w:val="20"/>
         </w:rPr>
@@ -5719,7 +5652,7 @@
       <w:proofErr w:type="gramEnd"/>
       <w:r>
         <w:rPr>
-          <w:rFonts w:ascii="Courier New" w:eastAsia="Courier New" w:hAnsi="Courier New" w:cs="Courier New"/>
+          <w:rFonts w:eastAsia="Courier New"/>
           <w:sz w:val="20"/>
           <w:szCs w:val="20"/>
         </w:rPr>
@@ -5733,7 +5666,7 @@
       </w:pPr>
       <w:r>
         <w:rPr>
-          <w:rFonts w:ascii="Courier New" w:eastAsia="Courier New" w:hAnsi="Courier New" w:cs="Courier New"/>
+          <w:rFonts w:eastAsia="Courier New"/>
           <w:sz w:val="20"/>
           <w:szCs w:val="20"/>
         </w:rPr>
@@ -5742,7 +5675,7 @@
       <w:proofErr w:type="gramStart"/>
       <w:r>
         <w:rPr>
-          <w:rFonts w:ascii="Courier New" w:eastAsia="Courier New" w:hAnsi="Courier New" w:cs="Courier New"/>
+          <w:rFonts w:eastAsia="Courier New"/>
           <w:sz w:val="20"/>
           <w:szCs w:val="20"/>
         </w:rPr>
@@ -5751,7 +5684,7 @@
       <w:proofErr w:type="gramEnd"/>
       <w:r>
         <w:rPr>
-          <w:rFonts w:ascii="Courier New" w:eastAsia="Courier New" w:hAnsi="Courier New" w:cs="Courier New"/>
+          <w:rFonts w:eastAsia="Courier New"/>
           <w:sz w:val="20"/>
           <w:szCs w:val="20"/>
         </w:rPr>
@@ -5760,7 +5693,7 @@
       <w:proofErr w:type="spellStart"/>
       <w:r>
         <w:rPr>
-          <w:rFonts w:ascii="Courier New" w:eastAsia="Courier New" w:hAnsi="Courier New" w:cs="Courier New"/>
+          <w:rFonts w:eastAsia="Courier New"/>
           <w:sz w:val="20"/>
           <w:szCs w:val="20"/>
         </w:rPr>
@@ -5769,7 +5702,7 @@
       <w:proofErr w:type="spellEnd"/>
       <w:r>
         <w:rPr>
-          <w:rFonts w:ascii="Courier New" w:eastAsia="Courier New" w:hAnsi="Courier New" w:cs="Courier New"/>
+          <w:rFonts w:eastAsia="Courier New"/>
           <w:sz w:val="20"/>
           <w:szCs w:val="20"/>
         </w:rPr>
@@ -5778,7 +5711,7 @@
       <w:proofErr w:type="gramStart"/>
       <w:r>
         <w:rPr>
-          <w:rFonts w:ascii="Courier New" w:eastAsia="Courier New" w:hAnsi="Courier New" w:cs="Courier New"/>
+          <w:rFonts w:eastAsia="Courier New"/>
           <w:sz w:val="20"/>
           <w:szCs w:val="20"/>
         </w:rPr>
@@ -5787,7 +5720,7 @@
       <w:proofErr w:type="gramEnd"/>
       <w:r>
         <w:rPr>
-          <w:rFonts w:ascii="Courier New" w:eastAsia="Courier New" w:hAnsi="Courier New" w:cs="Courier New"/>
+          <w:rFonts w:eastAsia="Courier New"/>
           <w:sz w:val="20"/>
           <w:szCs w:val="20"/>
         </w:rPr>
@@ -5855,7 +5788,7 @@
       </w:pPr>
       <w:r>
         <w:rPr>
-          <w:rFonts w:ascii="Courier New" w:eastAsia="Courier New" w:hAnsi="Courier New" w:cs="Courier New"/>
+          <w:rFonts w:eastAsia="Courier New"/>
           <w:sz w:val="20"/>
           <w:szCs w:val="20"/>
         </w:rPr>
@@ -5864,7 +5797,7 @@
       <w:proofErr w:type="spellStart"/>
       <w:r>
         <w:rPr>
-          <w:rFonts w:ascii="Courier New" w:eastAsia="Courier New" w:hAnsi="Courier New" w:cs="Courier New"/>
+          <w:rFonts w:eastAsia="Courier New"/>
           <w:sz w:val="20"/>
           <w:szCs w:val="20"/>
         </w:rPr>
@@ -5873,7 +5806,7 @@
       <w:proofErr w:type="spellEnd"/>
       <w:r>
         <w:rPr>
-          <w:rFonts w:ascii="Courier New" w:eastAsia="Courier New" w:hAnsi="Courier New" w:cs="Courier New"/>
+          <w:rFonts w:eastAsia="Courier New"/>
           <w:sz w:val="20"/>
           <w:szCs w:val="20"/>
         </w:rPr>
@@ -5882,7 +5815,7 @@
       <w:proofErr w:type="gramStart"/>
       <w:r>
         <w:rPr>
-          <w:rFonts w:ascii="Courier New" w:eastAsia="Courier New" w:hAnsi="Courier New" w:cs="Courier New"/>
+          <w:rFonts w:eastAsia="Courier New"/>
           <w:sz w:val="20"/>
           <w:szCs w:val="20"/>
         </w:rPr>
@@ -5891,7 +5824,7 @@
       <w:proofErr w:type="gramEnd"/>
       <w:r>
         <w:rPr>
-          <w:rFonts w:ascii="Courier New" w:eastAsia="Courier New" w:hAnsi="Courier New" w:cs="Courier New"/>
+          <w:rFonts w:eastAsia="Courier New"/>
           <w:sz w:val="20"/>
           <w:szCs w:val="20"/>
         </w:rPr>
@@ -5905,7 +5838,7 @@
       </w:pPr>
       <w:r>
         <w:rPr>
-          <w:rFonts w:ascii="Courier New" w:eastAsia="Courier New" w:hAnsi="Courier New" w:cs="Courier New"/>
+          <w:rFonts w:eastAsia="Courier New"/>
           <w:sz w:val="20"/>
           <w:szCs w:val="20"/>
         </w:rPr>
@@ -5914,7 +5847,7 @@
       <w:proofErr w:type="spellStart"/>
       <w:r>
         <w:rPr>
-          <w:rFonts w:ascii="Courier New" w:eastAsia="Courier New" w:hAnsi="Courier New" w:cs="Courier New"/>
+          <w:rFonts w:eastAsia="Courier New"/>
           <w:sz w:val="20"/>
           <w:szCs w:val="20"/>
         </w:rPr>
@@ -5923,7 +5856,7 @@
       <w:proofErr w:type="spellEnd"/>
       <w:r>
         <w:rPr>
-          <w:rFonts w:ascii="Courier New" w:eastAsia="Courier New" w:hAnsi="Courier New" w:cs="Courier New"/>
+          <w:rFonts w:eastAsia="Courier New"/>
           <w:sz w:val="20"/>
           <w:szCs w:val="20"/>
         </w:rPr>
@@ -5937,7 +5870,7 @@
       </w:pPr>
       <w:r>
         <w:rPr>
-          <w:rFonts w:ascii="Courier New" w:eastAsia="Courier New" w:hAnsi="Courier New" w:cs="Courier New"/>
+          <w:rFonts w:eastAsia="Courier New"/>
           <w:sz w:val="20"/>
           <w:szCs w:val="20"/>
         </w:rPr>
@@ -5946,7 +5879,7 @@
       <w:proofErr w:type="spellStart"/>
       <w:r>
         <w:rPr>
-          <w:rFonts w:ascii="Courier New" w:eastAsia="Courier New" w:hAnsi="Courier New" w:cs="Courier New"/>
+          <w:rFonts w:eastAsia="Courier New"/>
           <w:sz w:val="20"/>
           <w:szCs w:val="20"/>
         </w:rPr>
@@ -5955,7 +5888,7 @@
       <w:proofErr w:type="spellEnd"/>
       <w:r>
         <w:rPr>
-          <w:rFonts w:ascii="Courier New" w:eastAsia="Courier New" w:hAnsi="Courier New" w:cs="Courier New"/>
+          <w:rFonts w:eastAsia="Courier New"/>
           <w:sz w:val="20"/>
           <w:szCs w:val="20"/>
         </w:rPr>
@@ -5965,7 +5898,7 @@
       <w:proofErr w:type="gramStart"/>
       <w:r>
         <w:rPr>
-          <w:rFonts w:ascii="Courier New" w:eastAsia="Courier New" w:hAnsi="Courier New" w:cs="Courier New"/>
+          <w:rFonts w:eastAsia="Courier New"/>
           <w:sz w:val="20"/>
           <w:szCs w:val="20"/>
         </w:rPr>
@@ -5974,7 +5907,7 @@
       <w:proofErr w:type="spellEnd"/>
       <w:r>
         <w:rPr>
-          <w:rFonts w:ascii="Courier New" w:eastAsia="Courier New" w:hAnsi="Courier New" w:cs="Courier New"/>
+          <w:rFonts w:eastAsia="Courier New"/>
           <w:sz w:val="20"/>
           <w:szCs w:val="20"/>
         </w:rPr>
@@ -5983,7 +5916,7 @@
       <w:proofErr w:type="gramEnd"/>
       <w:r>
         <w:rPr>
-          <w:rFonts w:ascii="Courier New" w:eastAsia="Courier New" w:hAnsi="Courier New" w:cs="Courier New"/>
+          <w:rFonts w:eastAsia="Courier New"/>
           <w:sz w:val="20"/>
           <w:szCs w:val="20"/>
         </w:rPr>
@@ -5992,7 +5925,7 @@
       <w:proofErr w:type="spellStart"/>
       <w:r>
         <w:rPr>
-          <w:rFonts w:ascii="Courier New" w:eastAsia="Courier New" w:hAnsi="Courier New" w:cs="Courier New"/>
+          <w:rFonts w:eastAsia="Courier New"/>
           <w:sz w:val="20"/>
           <w:szCs w:val="20"/>
         </w:rPr>
@@ -6001,7 +5934,7 @@
       <w:proofErr w:type="spellEnd"/>
       <w:r>
         <w:rPr>
-          <w:rFonts w:ascii="Courier New" w:eastAsia="Courier New" w:hAnsi="Courier New" w:cs="Courier New"/>
+          <w:rFonts w:eastAsia="Courier New"/>
           <w:sz w:val="20"/>
           <w:szCs w:val="20"/>
         </w:rPr>
@@ -6015,7 +5948,7 @@
       </w:pPr>
       <w:r>
         <w:rPr>
-          <w:rFonts w:ascii="Courier New" w:eastAsia="Courier New" w:hAnsi="Courier New" w:cs="Courier New"/>
+          <w:rFonts w:eastAsia="Courier New"/>
           <w:sz w:val="20"/>
           <w:szCs w:val="20"/>
         </w:rPr>
@@ -6133,7 +6066,7 @@
       </w:pPr>
       <w:r>
         <w:rPr>
-          <w:rFonts w:ascii="Courier New" w:eastAsia="Courier New" w:hAnsi="Courier New" w:cs="Courier New"/>
+          <w:rFonts w:eastAsia="Courier New"/>
           <w:sz w:val="20"/>
           <w:szCs w:val="20"/>
         </w:rPr>
@@ -6142,7 +6075,7 @@
       <w:proofErr w:type="spellStart"/>
       <w:r>
         <w:rPr>
-          <w:rFonts w:ascii="Courier New" w:eastAsia="Courier New" w:hAnsi="Courier New" w:cs="Courier New"/>
+          <w:rFonts w:eastAsia="Courier New"/>
           <w:sz w:val="20"/>
           <w:szCs w:val="20"/>
         </w:rPr>
@@ -6151,7 +6084,7 @@
       <w:proofErr w:type="spellEnd"/>
       <w:r>
         <w:rPr>
-          <w:rFonts w:ascii="Courier New" w:eastAsia="Courier New" w:hAnsi="Courier New" w:cs="Courier New"/>
+          <w:rFonts w:eastAsia="Courier New"/>
           <w:sz w:val="20"/>
           <w:szCs w:val="20"/>
         </w:rPr>
@@ -6160,7 +6093,7 @@
       <w:proofErr w:type="spellStart"/>
       <w:r>
         <w:rPr>
-          <w:rFonts w:ascii="Courier New" w:eastAsia="Courier New" w:hAnsi="Courier New" w:cs="Courier New"/>
+          <w:rFonts w:eastAsia="Courier New"/>
           <w:sz w:val="20"/>
           <w:szCs w:val="20"/>
         </w:rPr>
@@ -6169,7 +6102,7 @@
       <w:proofErr w:type="spellEnd"/>
       <w:r>
         <w:rPr>
-          <w:rFonts w:ascii="Courier New" w:eastAsia="Courier New" w:hAnsi="Courier New" w:cs="Courier New"/>
+          <w:rFonts w:eastAsia="Courier New"/>
           <w:sz w:val="20"/>
           <w:szCs w:val="20"/>
         </w:rPr>
@@ -6178,7 +6111,7 @@
       <w:proofErr w:type="gramStart"/>
       <w:r>
         <w:rPr>
-          <w:rFonts w:ascii="Courier New" w:eastAsia="Courier New" w:hAnsi="Courier New" w:cs="Courier New"/>
+          <w:rFonts w:eastAsia="Courier New"/>
           <w:sz w:val="20"/>
           <w:szCs w:val="20"/>
         </w:rPr>
@@ -6187,7 +6120,7 @@
       <w:proofErr w:type="gramEnd"/>
       <w:r>
         <w:rPr>
-          <w:rFonts w:ascii="Courier New" w:eastAsia="Courier New" w:hAnsi="Courier New" w:cs="Courier New"/>
+          <w:rFonts w:eastAsia="Courier New"/>
           <w:sz w:val="20"/>
           <w:szCs w:val="20"/>
         </w:rPr>
@@ -6196,7 +6129,7 @@
       <w:proofErr w:type="spellStart"/>
       <w:r>
         <w:rPr>
-          <w:rFonts w:ascii="Courier New" w:eastAsia="Courier New" w:hAnsi="Courier New" w:cs="Courier New"/>
+          <w:rFonts w:eastAsia="Courier New"/>
           <w:sz w:val="20"/>
           <w:szCs w:val="20"/>
         </w:rPr>
@@ -6205,7 +6138,7 @@
       <w:proofErr w:type="spellEnd"/>
       <w:r>
         <w:rPr>
-          <w:rFonts w:ascii="Courier New" w:eastAsia="Courier New" w:hAnsi="Courier New" w:cs="Courier New"/>
+          <w:rFonts w:eastAsia="Courier New"/>
           <w:sz w:val="20"/>
           <w:szCs w:val="20"/>
         </w:rPr>
@@ -6214,7 +6147,7 @@
       <w:proofErr w:type="gramStart"/>
       <w:r>
         <w:rPr>
-          <w:rFonts w:ascii="Courier New" w:eastAsia="Courier New" w:hAnsi="Courier New" w:cs="Courier New"/>
+          <w:rFonts w:eastAsia="Courier New"/>
           <w:sz w:val="20"/>
           <w:szCs w:val="20"/>
         </w:rPr>
@@ -6223,7 +6156,7 @@
       <w:proofErr w:type="gramEnd"/>
       <w:r>
         <w:rPr>
-          <w:rFonts w:ascii="Courier New" w:eastAsia="Courier New" w:hAnsi="Courier New" w:cs="Courier New"/>
+          <w:rFonts w:eastAsia="Courier New"/>
           <w:sz w:val="20"/>
           <w:szCs w:val="20"/>
         </w:rPr>
@@ -6237,7 +6170,7 @@
       </w:pPr>
       <w:r>
         <w:rPr>
-          <w:rFonts w:ascii="Courier New" w:eastAsia="Courier New" w:hAnsi="Courier New" w:cs="Courier New"/>
+          <w:rFonts w:eastAsia="Courier New"/>
           <w:sz w:val="20"/>
           <w:szCs w:val="20"/>
         </w:rPr>
@@ -6246,7 +6179,7 @@
       <w:proofErr w:type="spellStart"/>
       <w:r>
         <w:rPr>
-          <w:rFonts w:ascii="Courier New" w:eastAsia="Courier New" w:hAnsi="Courier New" w:cs="Courier New"/>
+          <w:rFonts w:eastAsia="Courier New"/>
           <w:sz w:val="20"/>
           <w:szCs w:val="20"/>
         </w:rPr>
@@ -6255,7 +6188,7 @@
       <w:proofErr w:type="spellEnd"/>
       <w:r>
         <w:rPr>
-          <w:rFonts w:ascii="Courier New" w:eastAsia="Courier New" w:hAnsi="Courier New" w:cs="Courier New"/>
+          <w:rFonts w:eastAsia="Courier New"/>
           <w:sz w:val="20"/>
           <w:szCs w:val="20"/>
         </w:rPr>
@@ -6269,7 +6202,7 @@
       </w:pPr>
       <w:r>
         <w:rPr>
-          <w:rFonts w:ascii="Courier New" w:eastAsia="Courier New" w:hAnsi="Courier New" w:cs="Courier New"/>
+          <w:rFonts w:eastAsia="Courier New"/>
           <w:sz w:val="20"/>
           <w:szCs w:val="20"/>
         </w:rPr>
@@ -6278,7 +6211,7 @@
       <w:proofErr w:type="spellStart"/>
       <w:r>
         <w:rPr>
-          <w:rFonts w:ascii="Courier New" w:eastAsia="Courier New" w:hAnsi="Courier New" w:cs="Courier New"/>
+          <w:rFonts w:eastAsia="Courier New"/>
           <w:sz w:val="20"/>
           <w:szCs w:val="20"/>
         </w:rPr>
@@ -6287,7 +6220,7 @@
       <w:proofErr w:type="spellEnd"/>
       <w:r>
         <w:rPr>
-          <w:rFonts w:ascii="Courier New" w:eastAsia="Courier New" w:hAnsi="Courier New" w:cs="Courier New"/>
+          <w:rFonts w:eastAsia="Courier New"/>
           <w:sz w:val="20"/>
           <w:szCs w:val="20"/>
         </w:rPr>
@@ -6296,7 +6229,7 @@
       <w:proofErr w:type="spellStart"/>
       <w:r>
         <w:rPr>
-          <w:rFonts w:ascii="Courier New" w:eastAsia="Courier New" w:hAnsi="Courier New" w:cs="Courier New"/>
+          <w:rFonts w:eastAsia="Courier New"/>
           <w:sz w:val="20"/>
           <w:szCs w:val="20"/>
         </w:rPr>
@@ -6305,7 +6238,7 @@
       <w:proofErr w:type="spellEnd"/>
       <w:r>
         <w:rPr>
-          <w:rFonts w:ascii="Courier New" w:eastAsia="Courier New" w:hAnsi="Courier New" w:cs="Courier New"/>
+          <w:rFonts w:eastAsia="Courier New"/>
           <w:sz w:val="20"/>
           <w:szCs w:val="20"/>
         </w:rPr>
@@ -6315,7 +6248,7 @@
       <w:proofErr w:type="gramStart"/>
       <w:r>
         <w:rPr>
-          <w:rFonts w:ascii="Courier New" w:eastAsia="Courier New" w:hAnsi="Courier New" w:cs="Courier New"/>
+          <w:rFonts w:eastAsia="Courier New"/>
           <w:sz w:val="20"/>
           <w:szCs w:val="20"/>
         </w:rPr>
@@ -6324,7 +6257,7 @@
       <w:proofErr w:type="spellEnd"/>
       <w:r>
         <w:rPr>
-          <w:rFonts w:ascii="Courier New" w:eastAsia="Courier New" w:hAnsi="Courier New" w:cs="Courier New"/>
+          <w:rFonts w:eastAsia="Courier New"/>
           <w:sz w:val="20"/>
           <w:szCs w:val="20"/>
         </w:rPr>
@@ -6333,7 +6266,7 @@
       <w:proofErr w:type="gramEnd"/>
       <w:r>
         <w:rPr>
-          <w:rFonts w:ascii="Courier New" w:eastAsia="Courier New" w:hAnsi="Courier New" w:cs="Courier New"/>
+          <w:rFonts w:eastAsia="Courier New"/>
           <w:sz w:val="20"/>
           <w:szCs w:val="20"/>
         </w:rPr>
@@ -6353,7 +6286,7 @@
       </w:pPr>
       <w:r>
         <w:rPr>
-          <w:rFonts w:ascii="Courier New" w:eastAsia="Courier New" w:hAnsi="Courier New" w:cs="Courier New"/>
+          <w:rFonts w:eastAsia="Courier New"/>
           <w:sz w:val="20"/>
           <w:szCs w:val="20"/>
         </w:rPr>
@@ -6362,7 +6295,7 @@
       <w:proofErr w:type="spellStart"/>
       <w:r>
         <w:rPr>
-          <w:rFonts w:ascii="Courier New" w:eastAsia="Courier New" w:hAnsi="Courier New" w:cs="Courier New"/>
+          <w:rFonts w:eastAsia="Courier New"/>
           <w:sz w:val="20"/>
           <w:szCs w:val="20"/>
         </w:rPr>
@@ -6371,7 +6304,7 @@
       <w:proofErr w:type="spellEnd"/>
       <w:r>
         <w:rPr>
-          <w:rFonts w:ascii="Courier New" w:eastAsia="Courier New" w:hAnsi="Courier New" w:cs="Courier New"/>
+          <w:rFonts w:eastAsia="Courier New"/>
           <w:sz w:val="20"/>
           <w:szCs w:val="20"/>
         </w:rPr>
@@ -6385,7 +6318,7 @@
       </w:pPr>
       <w:r>
         <w:rPr>
-          <w:rFonts w:ascii="Courier New" w:eastAsia="Courier New" w:hAnsi="Courier New" w:cs="Courier New"/>
+          <w:rFonts w:eastAsia="Courier New"/>
           <w:sz w:val="20"/>
           <w:szCs w:val="20"/>
         </w:rPr>
@@ -6394,7 +6327,7 @@
       <w:proofErr w:type="spellStart"/>
       <w:r>
         <w:rPr>
-          <w:rFonts w:ascii="Courier New" w:eastAsia="Courier New" w:hAnsi="Courier New" w:cs="Courier New"/>
+          <w:rFonts w:eastAsia="Courier New"/>
           <w:sz w:val="20"/>
           <w:szCs w:val="20"/>
         </w:rPr>
@@ -6403,7 +6336,7 @@
       <w:proofErr w:type="spellEnd"/>
       <w:r>
         <w:rPr>
-          <w:rFonts w:ascii="Courier New" w:eastAsia="Courier New" w:hAnsi="Courier New" w:cs="Courier New"/>
+          <w:rFonts w:eastAsia="Courier New"/>
           <w:sz w:val="20"/>
           <w:szCs w:val="20"/>
         </w:rPr>
@@ -6412,7 +6345,7 @@
       <w:proofErr w:type="spellStart"/>
       <w:r>
         <w:rPr>
-          <w:rFonts w:ascii="Courier New" w:eastAsia="Courier New" w:hAnsi="Courier New" w:cs="Courier New"/>
+          <w:rFonts w:eastAsia="Courier New"/>
           <w:sz w:val="20"/>
           <w:szCs w:val="20"/>
         </w:rPr>
@@ -6421,7 +6354,7 @@
       <w:proofErr w:type="spellEnd"/>
       <w:r>
         <w:rPr>
-          <w:rFonts w:ascii="Courier New" w:eastAsia="Courier New" w:hAnsi="Courier New" w:cs="Courier New"/>
+          <w:rFonts w:eastAsia="Courier New"/>
           <w:sz w:val="20"/>
           <w:szCs w:val="20"/>
         </w:rPr>
@@ -6430,7 +6363,7 @@
       <w:proofErr w:type="gramStart"/>
       <w:r>
         <w:rPr>
-          <w:rFonts w:ascii="Courier New" w:eastAsia="Courier New" w:hAnsi="Courier New" w:cs="Courier New"/>
+          <w:rFonts w:eastAsia="Courier New"/>
           <w:sz w:val="20"/>
           <w:szCs w:val="20"/>
         </w:rPr>
@@ -6439,7 +6372,7 @@
       <w:proofErr w:type="gramEnd"/>
       <w:r>
         <w:rPr>
-          <w:rFonts w:ascii="Courier New" w:eastAsia="Courier New" w:hAnsi="Courier New" w:cs="Courier New"/>
+          <w:rFonts w:eastAsia="Courier New"/>
           <w:sz w:val="20"/>
           <w:szCs w:val="20"/>
         </w:rPr>
@@ -6448,7 +6381,7 @@
       <w:proofErr w:type="spellStart"/>
       <w:r>
         <w:rPr>
-          <w:rFonts w:ascii="Courier New" w:eastAsia="Courier New" w:hAnsi="Courier New" w:cs="Courier New"/>
+          <w:rFonts w:eastAsia="Courier New"/>
           <w:sz w:val="20"/>
           <w:szCs w:val="20"/>
         </w:rPr>
@@ -6457,7 +6390,7 @@
       <w:proofErr w:type="spellEnd"/>
       <w:r>
         <w:rPr>
-          <w:rFonts w:ascii="Courier New" w:eastAsia="Courier New" w:hAnsi="Courier New" w:cs="Courier New"/>
+          <w:rFonts w:eastAsia="Courier New"/>
           <w:sz w:val="20"/>
           <w:szCs w:val="20"/>
         </w:rPr>
@@ -6466,7 +6399,7 @@
       <w:proofErr w:type="gramStart"/>
       <w:r>
         <w:rPr>
-          <w:rFonts w:ascii="Courier New" w:eastAsia="Courier New" w:hAnsi="Courier New" w:cs="Courier New"/>
+          <w:rFonts w:eastAsia="Courier New"/>
           <w:sz w:val="20"/>
           <w:szCs w:val="20"/>
         </w:rPr>
@@ -6475,7 +6408,7 @@
       <w:proofErr w:type="gramEnd"/>
       <w:r>
         <w:rPr>
-          <w:rFonts w:ascii="Courier New" w:eastAsia="Courier New" w:hAnsi="Courier New" w:cs="Courier New"/>
+          <w:rFonts w:eastAsia="Courier New"/>
           <w:sz w:val="20"/>
           <w:szCs w:val="20"/>
         </w:rPr>
@@ -6484,7 +6417,7 @@
       <w:proofErr w:type="gramStart"/>
       <w:r>
         <w:rPr>
-          <w:rFonts w:ascii="Courier New" w:eastAsia="Courier New" w:hAnsi="Courier New" w:cs="Courier New"/>
+          <w:rFonts w:eastAsia="Courier New"/>
           <w:sz w:val="20"/>
           <w:szCs w:val="20"/>
         </w:rPr>
@@ -6493,7 +6426,7 @@
       <w:proofErr w:type="gramEnd"/>
       <w:r>
         <w:rPr>
-          <w:rFonts w:ascii="Courier New" w:eastAsia="Courier New" w:hAnsi="Courier New" w:cs="Courier New"/>
+          <w:rFonts w:eastAsia="Courier New"/>
           <w:sz w:val="20"/>
           <w:szCs w:val="20"/>
         </w:rPr>
@@ -6507,7 +6440,7 @@
       </w:pPr>
       <w:r>
         <w:rPr>
-          <w:rFonts w:ascii="Courier New" w:eastAsia="Courier New" w:hAnsi="Courier New" w:cs="Courier New"/>
+          <w:rFonts w:eastAsia="Courier New"/>
           <w:sz w:val="20"/>
           <w:szCs w:val="20"/>
         </w:rPr>
@@ -6516,7 +6449,7 @@
       <w:proofErr w:type="spellStart"/>
       <w:r>
         <w:rPr>
-          <w:rFonts w:ascii="Courier New" w:eastAsia="Courier New" w:hAnsi="Courier New" w:cs="Courier New"/>
+          <w:rFonts w:eastAsia="Courier New"/>
           <w:sz w:val="20"/>
           <w:szCs w:val="20"/>
         </w:rPr>
@@ -6525,7 +6458,7 @@
       <w:proofErr w:type="spellEnd"/>
       <w:r>
         <w:rPr>
-          <w:rFonts w:ascii="Courier New" w:eastAsia="Courier New" w:hAnsi="Courier New" w:cs="Courier New"/>
+          <w:rFonts w:eastAsia="Courier New"/>
           <w:sz w:val="20"/>
           <w:szCs w:val="20"/>
         </w:rPr>
@@ -6534,7 +6467,7 @@
       <w:proofErr w:type="gramStart"/>
       <w:r>
         <w:rPr>
-          <w:rFonts w:ascii="Courier New" w:eastAsia="Courier New" w:hAnsi="Courier New" w:cs="Courier New"/>
+          <w:rFonts w:eastAsia="Courier New"/>
           <w:sz w:val="20"/>
           <w:szCs w:val="20"/>
         </w:rPr>
@@ -6543,7 +6476,7 @@
       <w:proofErr w:type="gramEnd"/>
       <w:r>
         <w:rPr>
-          <w:rFonts w:ascii="Courier New" w:eastAsia="Courier New" w:hAnsi="Courier New" w:cs="Courier New"/>
+          <w:rFonts w:eastAsia="Courier New"/>
           <w:sz w:val="20"/>
           <w:szCs w:val="20"/>
         </w:rPr>
@@ -6557,7 +6490,7 @@
       </w:pPr>
       <w:r>
         <w:rPr>
-          <w:rFonts w:ascii="Courier New" w:eastAsia="Courier New" w:hAnsi="Courier New" w:cs="Courier New"/>
+          <w:rFonts w:eastAsia="Courier New"/>
           <w:sz w:val="20"/>
           <w:szCs w:val="20"/>
         </w:rPr>
@@ -6571,7 +6504,7 @@
       </w:pPr>
       <w:r>
         <w:rPr>
-          <w:rFonts w:ascii="Courier New" w:eastAsia="Courier New" w:hAnsi="Courier New" w:cs="Courier New"/>
+          <w:rFonts w:eastAsia="Courier New"/>
           <w:sz w:val="20"/>
           <w:szCs w:val="20"/>
         </w:rPr>
@@ -6585,7 +6518,7 @@
       </w:pPr>
       <w:r>
         <w:rPr>
-          <w:rFonts w:ascii="Courier New" w:eastAsia="Courier New" w:hAnsi="Courier New" w:cs="Courier New"/>
+          <w:rFonts w:eastAsia="Courier New"/>
           <w:sz w:val="20"/>
           <w:szCs w:val="20"/>
         </w:rPr>
@@ -6599,7 +6532,7 @@
       </w:pPr>
       <w:r>
         <w:rPr>
-          <w:rFonts w:ascii="Courier New" w:eastAsia="Courier New" w:hAnsi="Courier New" w:cs="Courier New"/>
+          <w:rFonts w:eastAsia="Courier New"/>
           <w:sz w:val="20"/>
           <w:szCs w:val="20"/>
         </w:rPr>
@@ -6608,7 +6541,7 @@
       <w:proofErr w:type="spellStart"/>
       <w:r>
         <w:rPr>
-          <w:rFonts w:ascii="Courier New" w:eastAsia="Courier New" w:hAnsi="Courier New" w:cs="Courier New"/>
+          <w:rFonts w:eastAsia="Courier New"/>
           <w:sz w:val="20"/>
           <w:szCs w:val="20"/>
         </w:rPr>
@@ -6617,7 +6550,7 @@
       <w:proofErr w:type="spellEnd"/>
       <w:r>
         <w:rPr>
-          <w:rFonts w:ascii="Courier New" w:eastAsia="Courier New" w:hAnsi="Courier New" w:cs="Courier New"/>
+          <w:rFonts w:eastAsia="Courier New"/>
           <w:sz w:val="20"/>
           <w:szCs w:val="20"/>
         </w:rPr>
@@ -6703,16 +6636,19 @@
         <w:spacing w:before="80" w:after="80" w:line="360" w:lineRule="auto"/>
       </w:pPr>
       <w:r>
+        <w:t xml:space="preserve">The </w:t>
+      </w:r>
+      <w:proofErr w:type="spellStart"/>
+      <w:r>
+        <w:t>tetrisgame</w:t>
+      </w:r>
+      <w:proofErr w:type="spellEnd"/>
+      <w:r>
+        <w:t xml:space="preserve"> class exposes no methods for editing usernames, emails, or passwords after registration, and no methods for deleting user accounts. Even if a user somehow </w:t>
+      </w:r>
+      <w:r>
         <w:lastRenderedPageBreak/>
-        <w:t xml:space="preserve">The </w:t>
-      </w:r>
-      <w:proofErr w:type="spellStart"/>
-      <w:r>
-        <w:t>tetrisgame</w:t>
-      </w:r>
-      <w:proofErr w:type="spellEnd"/>
-      <w:r>
-        <w:t xml:space="preserve"> class exposes no methods for editing usernames, emails, or passwords after registration, and no methods for deleting user accounts. Even if a user somehow gained access to the PHP files, there is no code path that modifies any column other than score, and only for the currently authenticated user.</w:t>
+        <w:t>gained access to the PHP files, there is no code path that modifies any column other than score, and only for the currently authenticated user.</w:t>
       </w:r>
     </w:p>
     <w:p>
@@ -6812,7 +6748,7 @@
       </w:pPr>
       <w:r>
         <w:rPr>
-          <w:rFonts w:ascii="Courier New" w:eastAsia="Courier New" w:hAnsi="Courier New" w:cs="Courier New"/>
+          <w:rFonts w:eastAsia="Courier New"/>
           <w:sz w:val="20"/>
           <w:szCs w:val="20"/>
         </w:rPr>
@@ -6821,7 +6757,7 @@
       <w:proofErr w:type="spellStart"/>
       <w:r>
         <w:rPr>
-          <w:rFonts w:ascii="Courier New" w:eastAsia="Courier New" w:hAnsi="Courier New" w:cs="Courier New"/>
+          <w:rFonts w:eastAsia="Courier New"/>
           <w:sz w:val="20"/>
           <w:szCs w:val="20"/>
         </w:rPr>
@@ -6830,7 +6766,7 @@
       <w:proofErr w:type="spellEnd"/>
       <w:r>
         <w:rPr>
-          <w:rFonts w:ascii="Courier New" w:eastAsia="Courier New" w:hAnsi="Courier New" w:cs="Courier New"/>
+          <w:rFonts w:eastAsia="Courier New"/>
           <w:sz w:val="20"/>
           <w:szCs w:val="20"/>
         </w:rPr>
@@ -6839,7 +6775,7 @@
       <w:proofErr w:type="spellStart"/>
       <w:r>
         <w:rPr>
-          <w:rFonts w:ascii="Courier New" w:eastAsia="Courier New" w:hAnsi="Courier New" w:cs="Courier New"/>
+          <w:rFonts w:eastAsia="Courier New"/>
           <w:sz w:val="20"/>
           <w:szCs w:val="20"/>
         </w:rPr>
@@ -6848,7 +6784,7 @@
       <w:proofErr w:type="spellEnd"/>
       <w:r>
         <w:rPr>
-          <w:rFonts w:ascii="Courier New" w:eastAsia="Courier New" w:hAnsi="Courier New" w:cs="Courier New"/>
+          <w:rFonts w:eastAsia="Courier New"/>
           <w:sz w:val="20"/>
           <w:szCs w:val="20"/>
         </w:rPr>
@@ -6862,7 +6798,7 @@
       </w:pPr>
       <w:r>
         <w:rPr>
-          <w:rFonts w:ascii="Courier New" w:eastAsia="Courier New" w:hAnsi="Courier New" w:cs="Courier New"/>
+          <w:rFonts w:eastAsia="Courier New"/>
           <w:sz w:val="20"/>
           <w:szCs w:val="20"/>
         </w:rPr>
@@ -6871,7 +6807,7 @@
       <w:proofErr w:type="spellStart"/>
       <w:r>
         <w:rPr>
-          <w:rFonts w:ascii="Courier New" w:eastAsia="Courier New" w:hAnsi="Courier New" w:cs="Courier New"/>
+          <w:rFonts w:eastAsia="Courier New"/>
           <w:sz w:val="20"/>
           <w:szCs w:val="20"/>
         </w:rPr>
@@ -6880,7 +6816,7 @@
       <w:proofErr w:type="spellEnd"/>
       <w:r>
         <w:rPr>
-          <w:rFonts w:ascii="Courier New" w:eastAsia="Courier New" w:hAnsi="Courier New" w:cs="Courier New"/>
+          <w:rFonts w:eastAsia="Courier New"/>
           <w:sz w:val="20"/>
           <w:szCs w:val="20"/>
         </w:rPr>
@@ -6889,7 +6825,7 @@
       <w:proofErr w:type="spellStart"/>
       <w:r>
         <w:rPr>
-          <w:rFonts w:ascii="Courier New" w:eastAsia="Courier New" w:hAnsi="Courier New" w:cs="Courier New"/>
+          <w:rFonts w:eastAsia="Courier New"/>
           <w:sz w:val="20"/>
           <w:szCs w:val="20"/>
         </w:rPr>
@@ -6898,7 +6834,7 @@
       <w:proofErr w:type="spellEnd"/>
       <w:r>
         <w:rPr>
-          <w:rFonts w:ascii="Courier New" w:eastAsia="Courier New" w:hAnsi="Courier New" w:cs="Courier New"/>
+          <w:rFonts w:eastAsia="Courier New"/>
           <w:sz w:val="20"/>
           <w:szCs w:val="20"/>
         </w:rPr>
@@ -6912,7 +6848,7 @@
       </w:pPr>
       <w:r>
         <w:rPr>
-          <w:rFonts w:ascii="Courier New" w:eastAsia="Courier New" w:hAnsi="Courier New" w:cs="Courier New"/>
+          <w:rFonts w:eastAsia="Courier New"/>
           <w:sz w:val="20"/>
           <w:szCs w:val="20"/>
         </w:rPr>
@@ -6921,7 +6857,7 @@
       <w:proofErr w:type="spellStart"/>
       <w:r>
         <w:rPr>
-          <w:rFonts w:ascii="Courier New" w:eastAsia="Courier New" w:hAnsi="Courier New" w:cs="Courier New"/>
+          <w:rFonts w:eastAsia="Courier New"/>
           <w:sz w:val="20"/>
           <w:szCs w:val="20"/>
         </w:rPr>
@@ -6930,7 +6866,7 @@
       <w:proofErr w:type="spellEnd"/>
       <w:r>
         <w:rPr>
-          <w:rFonts w:ascii="Courier New" w:eastAsia="Courier New" w:hAnsi="Courier New" w:cs="Courier New"/>
+          <w:rFonts w:eastAsia="Courier New"/>
           <w:sz w:val="20"/>
           <w:szCs w:val="20"/>
         </w:rPr>
@@ -6939,7 +6875,7 @@
       <w:proofErr w:type="spellStart"/>
       <w:r>
         <w:rPr>
-          <w:rFonts w:ascii="Courier New" w:eastAsia="Courier New" w:hAnsi="Courier New" w:cs="Courier New"/>
+          <w:rFonts w:eastAsia="Courier New"/>
           <w:sz w:val="20"/>
           <w:szCs w:val="20"/>
         </w:rPr>
@@ -6948,7 +6884,7 @@
       <w:proofErr w:type="spellEnd"/>
       <w:r>
         <w:rPr>
-          <w:rFonts w:ascii="Courier New" w:eastAsia="Courier New" w:hAnsi="Courier New" w:cs="Courier New"/>
+          <w:rFonts w:eastAsia="Courier New"/>
           <w:sz w:val="20"/>
           <w:szCs w:val="20"/>
         </w:rPr>
@@ -6962,7 +6898,7 @@
       </w:pPr>
       <w:r>
         <w:rPr>
-          <w:rFonts w:ascii="Courier New" w:eastAsia="Courier New" w:hAnsi="Courier New" w:cs="Courier New"/>
+          <w:rFonts w:eastAsia="Courier New"/>
           <w:sz w:val="20"/>
           <w:szCs w:val="20"/>
         </w:rPr>
@@ -6971,7 +6907,7 @@
       <w:proofErr w:type="gramStart"/>
       <w:r>
         <w:rPr>
-          <w:rFonts w:ascii="Courier New" w:eastAsia="Courier New" w:hAnsi="Courier New" w:cs="Courier New"/>
+          <w:rFonts w:eastAsia="Courier New"/>
           <w:sz w:val="20"/>
           <w:szCs w:val="20"/>
         </w:rPr>
@@ -6981,7 +6917,7 @@
       <w:proofErr w:type="gramEnd"/>
       <w:r>
         <w:rPr>
-          <w:rFonts w:ascii="Courier New" w:eastAsia="Courier New" w:hAnsi="Courier New" w:cs="Courier New"/>
+          <w:rFonts w:eastAsia="Courier New"/>
           <w:sz w:val="20"/>
           <w:szCs w:val="20"/>
         </w:rPr>
@@ -6990,7 +6926,7 @@
       <w:proofErr w:type="spellEnd"/>
       <w:r>
         <w:rPr>
-          <w:rFonts w:ascii="Courier New" w:eastAsia="Courier New" w:hAnsi="Courier New" w:cs="Courier New"/>
+          <w:rFonts w:eastAsia="Courier New"/>
           <w:sz w:val="20"/>
           <w:szCs w:val="20"/>
         </w:rPr>
@@ -7000,7 +6936,7 @@
       <w:proofErr w:type="gramStart"/>
       <w:r>
         <w:rPr>
-          <w:rFonts w:ascii="Courier New" w:eastAsia="Courier New" w:hAnsi="Courier New" w:cs="Courier New"/>
+          <w:rFonts w:eastAsia="Courier New"/>
           <w:sz w:val="20"/>
           <w:szCs w:val="20"/>
         </w:rPr>
@@ -7009,7 +6945,7 @@
       <w:proofErr w:type="spellEnd"/>
       <w:r>
         <w:rPr>
-          <w:rFonts w:ascii="Courier New" w:eastAsia="Courier New" w:hAnsi="Courier New" w:cs="Courier New"/>
+          <w:rFonts w:eastAsia="Courier New"/>
           <w:sz w:val="20"/>
           <w:szCs w:val="20"/>
         </w:rPr>
@@ -7019,7 +6955,7 @@
       <w:proofErr w:type="gramEnd"/>
       <w:r>
         <w:rPr>
-          <w:rFonts w:ascii="Courier New" w:eastAsia="Courier New" w:hAnsi="Courier New" w:cs="Courier New"/>
+          <w:rFonts w:eastAsia="Courier New"/>
           <w:sz w:val="20"/>
           <w:szCs w:val="20"/>
         </w:rPr>
@@ -7028,7 +6964,7 @@
       <w:proofErr w:type="spellEnd"/>
       <w:r>
         <w:rPr>
-          <w:rFonts w:ascii="Courier New" w:eastAsia="Courier New" w:hAnsi="Courier New" w:cs="Courier New"/>
+          <w:rFonts w:eastAsia="Courier New"/>
           <w:sz w:val="20"/>
           <w:szCs w:val="20"/>
         </w:rPr>
@@ -7037,7 +6973,7 @@
       <w:proofErr w:type="spellStart"/>
       <w:r>
         <w:rPr>
-          <w:rFonts w:ascii="Courier New" w:eastAsia="Courier New" w:hAnsi="Courier New" w:cs="Courier New"/>
+          <w:rFonts w:eastAsia="Courier New"/>
           <w:sz w:val="20"/>
           <w:szCs w:val="20"/>
         </w:rPr>
@@ -7046,7 +6982,7 @@
       <w:proofErr w:type="spellEnd"/>
       <w:r>
         <w:rPr>
-          <w:rFonts w:ascii="Courier New" w:eastAsia="Courier New" w:hAnsi="Courier New" w:cs="Courier New"/>
+          <w:rFonts w:eastAsia="Courier New"/>
           <w:sz w:val="20"/>
           <w:szCs w:val="20"/>
         </w:rPr>
@@ -7060,7 +6996,7 @@
       </w:pPr>
       <w:r>
         <w:rPr>
-          <w:rFonts w:ascii="Courier New" w:eastAsia="Courier New" w:hAnsi="Courier New" w:cs="Courier New"/>
+          <w:rFonts w:eastAsia="Courier New"/>
           <w:sz w:val="20"/>
           <w:szCs w:val="20"/>
         </w:rPr>
@@ -7074,7 +7010,7 @@
       </w:pPr>
       <w:r>
         <w:rPr>
-          <w:rFonts w:ascii="Courier New" w:eastAsia="Courier New" w:hAnsi="Courier New" w:cs="Courier New"/>
+          <w:rFonts w:eastAsia="Courier New"/>
           <w:sz w:val="20"/>
           <w:szCs w:val="20"/>
         </w:rPr>
@@ -7126,7 +7062,7 @@
       </w:pPr>
       <w:r>
         <w:rPr>
-          <w:rFonts w:ascii="Courier New" w:eastAsia="Courier New" w:hAnsi="Courier New" w:cs="Courier New"/>
+          <w:rFonts w:eastAsia="Courier New"/>
           <w:sz w:val="20"/>
           <w:szCs w:val="20"/>
         </w:rPr>
@@ -7135,7 +7071,7 @@
       <w:proofErr w:type="spellStart"/>
       <w:r>
         <w:rPr>
-          <w:rFonts w:ascii="Courier New" w:eastAsia="Courier New" w:hAnsi="Courier New" w:cs="Courier New"/>
+          <w:rFonts w:eastAsia="Courier New"/>
           <w:sz w:val="20"/>
           <w:szCs w:val="20"/>
         </w:rPr>
@@ -7144,7 +7080,7 @@
       <w:proofErr w:type="spellEnd"/>
       <w:r>
         <w:rPr>
-          <w:rFonts w:ascii="Courier New" w:eastAsia="Courier New" w:hAnsi="Courier New" w:cs="Courier New"/>
+          <w:rFonts w:eastAsia="Courier New"/>
           <w:sz w:val="20"/>
           <w:szCs w:val="20"/>
         </w:rPr>
@@ -7153,7 +7089,7 @@
       <w:proofErr w:type="spellStart"/>
       <w:r>
         <w:rPr>
-          <w:rFonts w:ascii="Courier New" w:eastAsia="Courier New" w:hAnsi="Courier New" w:cs="Courier New"/>
+          <w:rFonts w:eastAsia="Courier New"/>
           <w:sz w:val="20"/>
           <w:szCs w:val="20"/>
         </w:rPr>
@@ -7162,7 +7098,7 @@
       <w:proofErr w:type="spellEnd"/>
       <w:r>
         <w:rPr>
-          <w:rFonts w:ascii="Courier New" w:eastAsia="Courier New" w:hAnsi="Courier New" w:cs="Courier New"/>
+          <w:rFonts w:eastAsia="Courier New"/>
           <w:sz w:val="20"/>
           <w:szCs w:val="20"/>
         </w:rPr>
@@ -7177,17 +7113,16 @@
       <w:proofErr w:type="spellStart"/>
       <w:r>
         <w:rPr>
-          <w:rFonts w:ascii="Courier New" w:eastAsia="Courier New" w:hAnsi="Courier New" w:cs="Courier New"/>
-          <w:sz w:val="20"/>
-          <w:szCs w:val="20"/>
-        </w:rPr>
-        <w:lastRenderedPageBreak/>
+          <w:rFonts w:eastAsia="Courier New"/>
+          <w:sz w:val="20"/>
+          <w:szCs w:val="20"/>
+        </w:rPr>
         <w:t>currentTetromino.shape</w:t>
       </w:r>
       <w:proofErr w:type="spellEnd"/>
       <w:r>
         <w:rPr>
-          <w:rFonts w:ascii="Courier New" w:eastAsia="Courier New" w:hAnsi="Courier New" w:cs="Courier New"/>
+          <w:rFonts w:eastAsia="Courier New"/>
           <w:sz w:val="20"/>
           <w:szCs w:val="20"/>
         </w:rPr>
@@ -7196,7 +7131,7 @@
       <w:proofErr w:type="spellStart"/>
       <w:r>
         <w:rPr>
-          <w:rFonts w:ascii="Courier New" w:eastAsia="Courier New" w:hAnsi="Courier New" w:cs="Courier New"/>
+          <w:rFonts w:eastAsia="Courier New"/>
           <w:sz w:val="20"/>
           <w:szCs w:val="20"/>
         </w:rPr>
@@ -7205,7 +7140,7 @@
       <w:proofErr w:type="spellEnd"/>
       <w:r>
         <w:rPr>
-          <w:rFonts w:ascii="Courier New" w:eastAsia="Courier New" w:hAnsi="Courier New" w:cs="Courier New"/>
+          <w:rFonts w:eastAsia="Courier New"/>
           <w:sz w:val="20"/>
           <w:szCs w:val="20"/>
         </w:rPr>
@@ -7219,7 +7154,7 @@
       </w:pPr>
       <w:r>
         <w:rPr>
-          <w:rFonts w:ascii="Courier New" w:eastAsia="Courier New" w:hAnsi="Courier New" w:cs="Courier New"/>
+          <w:rFonts w:eastAsia="Courier New"/>
           <w:sz w:val="20"/>
           <w:szCs w:val="20"/>
         </w:rPr>
@@ -7229,7 +7164,7 @@
       <w:proofErr w:type="gramStart"/>
       <w:r>
         <w:rPr>
-          <w:rFonts w:ascii="Courier New" w:eastAsia="Courier New" w:hAnsi="Courier New" w:cs="Courier New"/>
+          <w:rFonts w:eastAsia="Courier New"/>
           <w:sz w:val="20"/>
           <w:szCs w:val="20"/>
         </w:rPr>
@@ -7238,7 +7173,7 @@
       <w:proofErr w:type="spellEnd"/>
       <w:r>
         <w:rPr>
-          <w:rFonts w:ascii="Courier New" w:eastAsia="Courier New" w:hAnsi="Courier New" w:cs="Courier New"/>
+          <w:rFonts w:eastAsia="Courier New"/>
           <w:sz w:val="20"/>
           <w:szCs w:val="20"/>
         </w:rPr>
@@ -7247,7 +7182,7 @@
       <w:proofErr w:type="gramEnd"/>
       <w:r>
         <w:rPr>
-          <w:rFonts w:ascii="Courier New" w:eastAsia="Courier New" w:hAnsi="Courier New" w:cs="Courier New"/>
+          <w:rFonts w:eastAsia="Courier New"/>
           <w:sz w:val="20"/>
           <w:szCs w:val="20"/>
         </w:rPr>
@@ -7261,7 +7196,7 @@
       </w:pPr>
       <w:r>
         <w:rPr>
-          <w:rFonts w:ascii="Courier New" w:eastAsia="Courier New" w:hAnsi="Courier New" w:cs="Courier New"/>
+          <w:rFonts w:eastAsia="Courier New"/>
           <w:sz w:val="20"/>
           <w:szCs w:val="20"/>
         </w:rPr>
@@ -7270,7 +7205,7 @@
       <w:proofErr w:type="spellStart"/>
       <w:r>
         <w:rPr>
-          <w:rFonts w:ascii="Courier New" w:eastAsia="Courier New" w:hAnsi="Courier New" w:cs="Courier New"/>
+          <w:rFonts w:eastAsia="Courier New"/>
           <w:sz w:val="20"/>
           <w:szCs w:val="20"/>
         </w:rPr>
@@ -7279,7 +7214,7 @@
       <w:proofErr w:type="spellEnd"/>
       <w:r>
         <w:rPr>
-          <w:rFonts w:ascii="Courier New" w:eastAsia="Courier New" w:hAnsi="Courier New" w:cs="Courier New"/>
+          <w:rFonts w:eastAsia="Courier New"/>
           <w:sz w:val="20"/>
           <w:szCs w:val="20"/>
         </w:rPr>
@@ -7288,7 +7223,7 @@
       <w:proofErr w:type="spellStart"/>
       <w:r>
         <w:rPr>
-          <w:rFonts w:ascii="Courier New" w:eastAsia="Courier New" w:hAnsi="Courier New" w:cs="Courier New"/>
+          <w:rFonts w:eastAsia="Courier New"/>
           <w:sz w:val="20"/>
           <w:szCs w:val="20"/>
         </w:rPr>
@@ -7297,7 +7232,7 @@
       <w:proofErr w:type="spellEnd"/>
       <w:r>
         <w:rPr>
-          <w:rFonts w:ascii="Courier New" w:eastAsia="Courier New" w:hAnsi="Courier New" w:cs="Courier New"/>
+          <w:rFonts w:eastAsia="Courier New"/>
           <w:sz w:val="20"/>
           <w:szCs w:val="20"/>
         </w:rPr>
@@ -7311,10 +7246,11 @@
       </w:pPr>
       <w:r>
         <w:rPr>
-          <w:rFonts w:ascii="Courier New" w:eastAsia="Courier New" w:hAnsi="Courier New" w:cs="Courier New"/>
-          <w:sz w:val="20"/>
-          <w:szCs w:val="20"/>
-        </w:rPr>
+          <w:rFonts w:eastAsia="Courier New"/>
+          <w:sz w:val="20"/>
+          <w:szCs w:val="20"/>
+        </w:rPr>
+        <w:lastRenderedPageBreak/>
         <w:t>}</w:t>
       </w:r>
     </w:p>
@@ -7383,7 +7319,7 @@
       </w:pPr>
       <w:r>
         <w:rPr>
-          <w:rFonts w:ascii="Courier New" w:eastAsia="Courier New" w:hAnsi="Courier New" w:cs="Courier New"/>
+          <w:rFonts w:eastAsia="Courier New"/>
           <w:sz w:val="20"/>
           <w:szCs w:val="20"/>
         </w:rPr>
@@ -7397,7 +7333,7 @@
       </w:pPr>
       <w:r>
         <w:rPr>
-          <w:rFonts w:ascii="Courier New" w:eastAsia="Courier New" w:hAnsi="Courier New" w:cs="Courier New"/>
+          <w:rFonts w:eastAsia="Courier New"/>
           <w:sz w:val="20"/>
           <w:szCs w:val="20"/>
         </w:rPr>
@@ -7406,7 +7342,7 @@
       <w:proofErr w:type="gramStart"/>
       <w:r>
         <w:rPr>
-          <w:rFonts w:ascii="Courier New" w:eastAsia="Courier New" w:hAnsi="Courier New" w:cs="Courier New"/>
+          <w:rFonts w:eastAsia="Courier New"/>
           <w:sz w:val="20"/>
           <w:szCs w:val="20"/>
         </w:rPr>
@@ -7415,7 +7351,7 @@
       <w:proofErr w:type="gramEnd"/>
       <w:r>
         <w:rPr>
-          <w:rFonts w:ascii="Courier New" w:eastAsia="Courier New" w:hAnsi="Courier New" w:cs="Courier New"/>
+          <w:rFonts w:eastAsia="Courier New"/>
           <w:sz w:val="20"/>
           <w:szCs w:val="20"/>
         </w:rPr>
@@ -7429,7 +7365,7 @@
       </w:pPr>
       <w:r>
         <w:rPr>
-          <w:rFonts w:ascii="Courier New" w:eastAsia="Courier New" w:hAnsi="Courier New" w:cs="Courier New"/>
+          <w:rFonts w:eastAsia="Courier New"/>
           <w:sz w:val="20"/>
           <w:szCs w:val="20"/>
         </w:rPr>
@@ -7439,7 +7375,7 @@
       <w:proofErr w:type="gramStart"/>
       <w:r>
         <w:rPr>
-          <w:rFonts w:ascii="Courier New" w:eastAsia="Courier New" w:hAnsi="Courier New" w:cs="Courier New"/>
+          <w:rFonts w:eastAsia="Courier New"/>
           <w:sz w:val="20"/>
           <w:szCs w:val="20"/>
         </w:rPr>
@@ -7449,7 +7385,7 @@
       <w:proofErr w:type="gramEnd"/>
       <w:r>
         <w:rPr>
-          <w:rFonts w:ascii="Courier New" w:eastAsia="Courier New" w:hAnsi="Courier New" w:cs="Courier New"/>
+          <w:rFonts w:eastAsia="Courier New"/>
           <w:sz w:val="20"/>
           <w:szCs w:val="20"/>
         </w:rPr>
@@ -7463,7 +7399,7 @@
       </w:pPr>
       <w:r>
         <w:rPr>
-          <w:rFonts w:ascii="Courier New" w:eastAsia="Courier New" w:hAnsi="Courier New" w:cs="Courier New"/>
+          <w:rFonts w:eastAsia="Courier New"/>
           <w:sz w:val="20"/>
           <w:szCs w:val="20"/>
         </w:rPr>
@@ -7473,7 +7409,7 @@
       <w:proofErr w:type="gramStart"/>
       <w:r>
         <w:rPr>
-          <w:rFonts w:ascii="Courier New" w:eastAsia="Courier New" w:hAnsi="Courier New" w:cs="Courier New"/>
+          <w:rFonts w:eastAsia="Courier New"/>
           <w:sz w:val="20"/>
           <w:szCs w:val="20"/>
         </w:rPr>
@@ -7483,7 +7419,7 @@
       <w:proofErr w:type="gramEnd"/>
       <w:r>
         <w:rPr>
-          <w:rFonts w:ascii="Courier New" w:eastAsia="Courier New" w:hAnsi="Courier New" w:cs="Courier New"/>
+          <w:rFonts w:eastAsia="Courier New"/>
           <w:sz w:val="20"/>
           <w:szCs w:val="20"/>
         </w:rPr>
@@ -7492,7 +7428,7 @@
       <w:proofErr w:type="gramStart"/>
       <w:r>
         <w:rPr>
-          <w:rFonts w:ascii="Courier New" w:eastAsia="Courier New" w:hAnsi="Courier New" w:cs="Courier New"/>
+          <w:rFonts w:eastAsia="Courier New"/>
           <w:sz w:val="20"/>
           <w:szCs w:val="20"/>
         </w:rPr>
@@ -7501,7 +7437,7 @@
       <w:proofErr w:type="gramEnd"/>
       <w:r>
         <w:rPr>
-          <w:rFonts w:ascii="Courier New" w:eastAsia="Courier New" w:hAnsi="Courier New" w:cs="Courier New"/>
+          <w:rFonts w:eastAsia="Courier New"/>
           <w:sz w:val="20"/>
           <w:szCs w:val="20"/>
         </w:rPr>
@@ -7510,7 +7446,7 @@
       <w:proofErr w:type="gramStart"/>
       <w:r>
         <w:rPr>
-          <w:rFonts w:ascii="Courier New" w:eastAsia="Courier New" w:hAnsi="Courier New" w:cs="Courier New"/>
+          <w:rFonts w:eastAsia="Courier New"/>
           <w:sz w:val="20"/>
           <w:szCs w:val="20"/>
         </w:rPr>
@@ -7519,7 +7455,7 @@
       <w:proofErr w:type="gramEnd"/>
       <w:r>
         <w:rPr>
-          <w:rFonts w:ascii="Courier New" w:eastAsia="Courier New" w:hAnsi="Courier New" w:cs="Courier New"/>
+          <w:rFonts w:eastAsia="Courier New"/>
           <w:sz w:val="20"/>
           <w:szCs w:val="20"/>
         </w:rPr>
@@ -7533,7 +7469,7 @@
       </w:pPr>
       <w:r>
         <w:rPr>
-          <w:rFonts w:ascii="Courier New" w:eastAsia="Courier New" w:hAnsi="Courier New" w:cs="Courier New"/>
+          <w:rFonts w:eastAsia="Courier New"/>
           <w:sz w:val="20"/>
           <w:szCs w:val="20"/>
         </w:rPr>
@@ -7542,7 +7478,7 @@
       <w:proofErr w:type="spellStart"/>
       <w:r>
         <w:rPr>
-          <w:rFonts w:ascii="Courier New" w:eastAsia="Courier New" w:hAnsi="Courier New" w:cs="Courier New"/>
+          <w:rFonts w:eastAsia="Courier New"/>
           <w:sz w:val="20"/>
           <w:szCs w:val="20"/>
         </w:rPr>
@@ -7551,7 +7487,7 @@
       <w:proofErr w:type="spellEnd"/>
       <w:r>
         <w:rPr>
-          <w:rFonts w:ascii="Courier New" w:eastAsia="Courier New" w:hAnsi="Courier New" w:cs="Courier New"/>
+          <w:rFonts w:eastAsia="Courier New"/>
           <w:sz w:val="20"/>
           <w:szCs w:val="20"/>
         </w:rPr>
@@ -7565,7 +7501,7 @@
       </w:pPr>
       <w:r>
         <w:rPr>
-          <w:rFonts w:ascii="Courier New" w:eastAsia="Courier New" w:hAnsi="Courier New" w:cs="Courier New"/>
+          <w:rFonts w:eastAsia="Courier New"/>
           <w:sz w:val="20"/>
           <w:szCs w:val="20"/>
         </w:rPr>
@@ -7579,7 +7515,7 @@
       </w:pPr>
       <w:r>
         <w:rPr>
-          <w:rFonts w:ascii="Courier New" w:eastAsia="Courier New" w:hAnsi="Courier New" w:cs="Courier New"/>
+          <w:rFonts w:eastAsia="Courier New"/>
           <w:sz w:val="20"/>
           <w:szCs w:val="20"/>
         </w:rPr>
@@ -7593,7 +7529,7 @@
       </w:pPr>
       <w:r>
         <w:rPr>
-          <w:rFonts w:ascii="Courier New" w:eastAsia="Courier New" w:hAnsi="Courier New" w:cs="Courier New"/>
+          <w:rFonts w:eastAsia="Courier New"/>
           <w:sz w:val="20"/>
           <w:szCs w:val="20"/>
         </w:rPr>
@@ -7669,7 +7605,7 @@
       </w:pPr>
       <w:r>
         <w:rPr>
-          <w:rFonts w:ascii="Courier New" w:eastAsia="Courier New" w:hAnsi="Courier New" w:cs="Courier New"/>
+          <w:rFonts w:eastAsia="Courier New"/>
           <w:sz w:val="20"/>
           <w:szCs w:val="20"/>
         </w:rPr>
@@ -7678,7 +7614,7 @@
       <w:proofErr w:type="spellStart"/>
       <w:r>
         <w:rPr>
-          <w:rFonts w:ascii="Courier New" w:eastAsia="Courier New" w:hAnsi="Courier New" w:cs="Courier New"/>
+          <w:rFonts w:eastAsia="Courier New"/>
           <w:sz w:val="20"/>
           <w:szCs w:val="20"/>
         </w:rPr>
@@ -7687,7 +7623,7 @@
       <w:proofErr w:type="spellEnd"/>
       <w:r>
         <w:rPr>
-          <w:rFonts w:ascii="Courier New" w:eastAsia="Courier New" w:hAnsi="Courier New" w:cs="Courier New"/>
+          <w:rFonts w:eastAsia="Courier New"/>
           <w:sz w:val="20"/>
           <w:szCs w:val="20"/>
         </w:rPr>
@@ -7701,7 +7637,7 @@
       </w:pPr>
       <w:r>
         <w:rPr>
-          <w:rFonts w:ascii="Courier New" w:eastAsia="Courier New" w:hAnsi="Courier New" w:cs="Courier New"/>
+          <w:rFonts w:eastAsia="Courier New"/>
           <w:sz w:val="20"/>
           <w:szCs w:val="20"/>
         </w:rPr>
@@ -7710,7 +7646,7 @@
       <w:proofErr w:type="gramStart"/>
       <w:r>
         <w:rPr>
-          <w:rFonts w:ascii="Courier New" w:eastAsia="Courier New" w:hAnsi="Courier New" w:cs="Courier New"/>
+          <w:rFonts w:eastAsia="Courier New"/>
           <w:sz w:val="20"/>
           <w:szCs w:val="20"/>
         </w:rPr>
@@ -7719,7 +7655,7 @@
       <w:proofErr w:type="spellStart"/>
       <w:r>
         <w:rPr>
-          <w:rFonts w:ascii="Courier New" w:eastAsia="Courier New" w:hAnsi="Courier New" w:cs="Courier New"/>
+          <w:rFonts w:eastAsia="Courier New"/>
           <w:sz w:val="20"/>
           <w:szCs w:val="20"/>
         </w:rPr>
@@ -7729,7 +7665,7 @@
       <w:proofErr w:type="gramEnd"/>
       <w:r>
         <w:rPr>
-          <w:rFonts w:ascii="Courier New" w:eastAsia="Courier New" w:hAnsi="Courier New" w:cs="Courier New"/>
+          <w:rFonts w:eastAsia="Courier New"/>
           <w:sz w:val="20"/>
           <w:szCs w:val="20"/>
         </w:rPr>
@@ -7743,7 +7679,7 @@
       </w:pPr>
       <w:r>
         <w:rPr>
-          <w:rFonts w:ascii="Courier New" w:eastAsia="Courier New" w:hAnsi="Courier New" w:cs="Courier New"/>
+          <w:rFonts w:eastAsia="Courier New"/>
           <w:sz w:val="20"/>
           <w:szCs w:val="20"/>
         </w:rPr>
@@ -7753,7 +7689,7 @@
       <w:proofErr w:type="gramStart"/>
       <w:r>
         <w:rPr>
-          <w:rFonts w:ascii="Courier New" w:eastAsia="Courier New" w:hAnsi="Courier New" w:cs="Courier New"/>
+          <w:rFonts w:eastAsia="Courier New"/>
           <w:sz w:val="20"/>
           <w:szCs w:val="20"/>
         </w:rPr>
@@ -7762,7 +7698,7 @@
       <w:proofErr w:type="spellEnd"/>
       <w:r>
         <w:rPr>
-          <w:rFonts w:ascii="Courier New" w:eastAsia="Courier New" w:hAnsi="Courier New" w:cs="Courier New"/>
+          <w:rFonts w:eastAsia="Courier New"/>
           <w:sz w:val="20"/>
           <w:szCs w:val="20"/>
         </w:rPr>
@@ -7771,7 +7707,7 @@
       <w:proofErr w:type="gramEnd"/>
       <w:r>
         <w:rPr>
-          <w:rFonts w:ascii="Courier New" w:eastAsia="Courier New" w:hAnsi="Courier New" w:cs="Courier New"/>
+          <w:rFonts w:eastAsia="Courier New"/>
           <w:sz w:val="20"/>
           <w:szCs w:val="20"/>
         </w:rPr>
@@ -7785,7 +7721,7 @@
       </w:pPr>
       <w:r>
         <w:rPr>
-          <w:rFonts w:ascii="Courier New" w:eastAsia="Courier New" w:hAnsi="Courier New" w:cs="Courier New"/>
+          <w:rFonts w:eastAsia="Courier New"/>
           <w:sz w:val="20"/>
           <w:szCs w:val="20"/>
         </w:rPr>
@@ -7794,7 +7730,7 @@
       <w:proofErr w:type="spellStart"/>
       <w:r>
         <w:rPr>
-          <w:rFonts w:ascii="Courier New" w:eastAsia="Courier New" w:hAnsi="Courier New" w:cs="Courier New"/>
+          <w:rFonts w:eastAsia="Courier New"/>
           <w:sz w:val="20"/>
           <w:szCs w:val="20"/>
         </w:rPr>
@@ -7803,7 +7739,7 @@
       <w:proofErr w:type="spellEnd"/>
       <w:r>
         <w:rPr>
-          <w:rFonts w:ascii="Courier New" w:eastAsia="Courier New" w:hAnsi="Courier New" w:cs="Courier New"/>
+          <w:rFonts w:eastAsia="Courier New"/>
           <w:sz w:val="20"/>
           <w:szCs w:val="20"/>
         </w:rPr>
@@ -7817,11 +7753,10 @@
       </w:pPr>
       <w:r>
         <w:rPr>
-          <w:rFonts w:ascii="Courier New" w:eastAsia="Courier New" w:hAnsi="Courier New" w:cs="Courier New"/>
-          <w:sz w:val="20"/>
-          <w:szCs w:val="20"/>
-        </w:rPr>
-        <w:lastRenderedPageBreak/>
+          <w:rFonts w:eastAsia="Courier New"/>
+          <w:sz w:val="20"/>
+          <w:szCs w:val="20"/>
+        </w:rPr>
         <w:t xml:space="preserve">    }</w:t>
       </w:r>
     </w:p>
@@ -7832,7 +7767,7 @@
       </w:pPr>
       <w:r>
         <w:rPr>
-          <w:rFonts w:ascii="Courier New" w:eastAsia="Courier New" w:hAnsi="Courier New" w:cs="Courier New"/>
+          <w:rFonts w:eastAsia="Courier New"/>
           <w:sz w:val="20"/>
           <w:szCs w:val="20"/>
         </w:rPr>
@@ -7846,7 +7781,7 @@
       </w:pPr>
       <w:r>
         <w:rPr>
-          <w:rFonts w:ascii="Courier New" w:eastAsia="Courier New" w:hAnsi="Courier New" w:cs="Courier New"/>
+          <w:rFonts w:eastAsia="Courier New"/>
           <w:sz w:val="20"/>
           <w:szCs w:val="20"/>
         </w:rPr>
@@ -7885,7 +7820,7 @@
       </w:pPr>
       <w:r>
         <w:rPr>
-          <w:rFonts w:ascii="Courier New" w:eastAsia="Courier New" w:hAnsi="Courier New" w:cs="Courier New"/>
+          <w:rFonts w:eastAsia="Courier New"/>
           <w:sz w:val="20"/>
           <w:szCs w:val="20"/>
         </w:rPr>
@@ -7894,7 +7829,7 @@
       <w:proofErr w:type="spellStart"/>
       <w:r>
         <w:rPr>
-          <w:rFonts w:ascii="Courier New" w:eastAsia="Courier New" w:hAnsi="Courier New" w:cs="Courier New"/>
+          <w:rFonts w:eastAsia="Courier New"/>
           <w:sz w:val="20"/>
           <w:szCs w:val="20"/>
         </w:rPr>
@@ -7903,7 +7838,7 @@
       <w:proofErr w:type="spellEnd"/>
       <w:r>
         <w:rPr>
-          <w:rFonts w:ascii="Courier New" w:eastAsia="Courier New" w:hAnsi="Courier New" w:cs="Courier New"/>
+          <w:rFonts w:eastAsia="Courier New"/>
           <w:sz w:val="20"/>
           <w:szCs w:val="20"/>
         </w:rPr>
@@ -7912,7 +7847,7 @@
       <w:proofErr w:type="spellStart"/>
       <w:r>
         <w:rPr>
-          <w:rFonts w:ascii="Courier New" w:eastAsia="Courier New" w:hAnsi="Courier New" w:cs="Courier New"/>
+          <w:rFonts w:eastAsia="Courier New"/>
           <w:sz w:val="20"/>
           <w:szCs w:val="20"/>
         </w:rPr>
@@ -7921,7 +7856,7 @@
       <w:proofErr w:type="spellEnd"/>
       <w:r>
         <w:rPr>
-          <w:rFonts w:ascii="Courier New" w:eastAsia="Courier New" w:hAnsi="Courier New" w:cs="Courier New"/>
+          <w:rFonts w:eastAsia="Courier New"/>
           <w:sz w:val="20"/>
           <w:szCs w:val="20"/>
         </w:rPr>
@@ -7931,7 +7866,7 @@
       <w:proofErr w:type="gramStart"/>
       <w:r>
         <w:rPr>
-          <w:rFonts w:ascii="Courier New" w:eastAsia="Courier New" w:hAnsi="Courier New" w:cs="Courier New"/>
+          <w:rFonts w:eastAsia="Courier New"/>
           <w:sz w:val="20"/>
           <w:szCs w:val="20"/>
         </w:rPr>
@@ -7940,7 +7875,7 @@
       <w:proofErr w:type="spellEnd"/>
       <w:r>
         <w:rPr>
-          <w:rFonts w:ascii="Courier New" w:eastAsia="Courier New" w:hAnsi="Courier New" w:cs="Courier New"/>
+          <w:rFonts w:eastAsia="Courier New"/>
           <w:sz w:val="20"/>
           <w:szCs w:val="20"/>
         </w:rPr>
@@ -7949,7 +7884,7 @@
       <w:proofErr w:type="gramEnd"/>
       <w:r>
         <w:rPr>
-          <w:rFonts w:ascii="Courier New" w:eastAsia="Courier New" w:hAnsi="Courier New" w:cs="Courier New"/>
+          <w:rFonts w:eastAsia="Courier New"/>
           <w:sz w:val="20"/>
           <w:szCs w:val="20"/>
         </w:rPr>
@@ -7963,7 +7898,7 @@
       </w:pPr>
       <w:r>
         <w:rPr>
-          <w:rFonts w:ascii="Courier New" w:eastAsia="Courier New" w:hAnsi="Courier New" w:cs="Courier New"/>
+          <w:rFonts w:eastAsia="Courier New"/>
           <w:sz w:val="20"/>
           <w:szCs w:val="20"/>
         </w:rPr>
@@ -7972,7 +7907,7 @@
       <w:proofErr w:type="gramStart"/>
       <w:r>
         <w:rPr>
-          <w:rFonts w:ascii="Courier New" w:eastAsia="Courier New" w:hAnsi="Courier New" w:cs="Courier New"/>
+          <w:rFonts w:eastAsia="Courier New"/>
           <w:sz w:val="20"/>
           <w:szCs w:val="20"/>
         </w:rPr>
@@ -7981,7 +7916,7 @@
       <w:proofErr w:type="gramEnd"/>
       <w:r>
         <w:rPr>
-          <w:rFonts w:ascii="Courier New" w:eastAsia="Courier New" w:hAnsi="Courier New" w:cs="Courier New"/>
+          <w:rFonts w:eastAsia="Courier New"/>
           <w:sz w:val="20"/>
           <w:szCs w:val="20"/>
         </w:rPr>
@@ -7995,7 +7930,7 @@
       </w:pPr>
       <w:r>
         <w:rPr>
-          <w:rFonts w:ascii="Courier New" w:eastAsia="Courier New" w:hAnsi="Courier New" w:cs="Courier New"/>
+          <w:rFonts w:eastAsia="Courier New"/>
           <w:sz w:val="20"/>
           <w:szCs w:val="20"/>
         </w:rPr>
@@ -8004,7 +7939,7 @@
       <w:proofErr w:type="spellStart"/>
       <w:r>
         <w:rPr>
-          <w:rFonts w:ascii="Courier New" w:eastAsia="Courier New" w:hAnsi="Courier New" w:cs="Courier New"/>
+          <w:rFonts w:eastAsia="Courier New"/>
           <w:sz w:val="20"/>
           <w:szCs w:val="20"/>
         </w:rPr>
@@ -8013,7 +7948,7 @@
       <w:proofErr w:type="spellEnd"/>
       <w:r>
         <w:rPr>
-          <w:rFonts w:ascii="Courier New" w:eastAsia="Courier New" w:hAnsi="Courier New" w:cs="Courier New"/>
+          <w:rFonts w:eastAsia="Courier New"/>
           <w:sz w:val="20"/>
           <w:szCs w:val="20"/>
         </w:rPr>
@@ -8023,7 +7958,7 @@
       <w:proofErr w:type="gramStart"/>
       <w:r>
         <w:rPr>
-          <w:rFonts w:ascii="Courier New" w:eastAsia="Courier New" w:hAnsi="Courier New" w:cs="Courier New"/>
+          <w:rFonts w:eastAsia="Courier New"/>
           <w:sz w:val="20"/>
           <w:szCs w:val="20"/>
         </w:rPr>
@@ -8032,7 +7967,7 @@
       <w:proofErr w:type="spellEnd"/>
       <w:r>
         <w:rPr>
-          <w:rFonts w:ascii="Courier New" w:eastAsia="Courier New" w:hAnsi="Courier New" w:cs="Courier New"/>
+          <w:rFonts w:eastAsia="Courier New"/>
           <w:sz w:val="20"/>
           <w:szCs w:val="20"/>
         </w:rPr>
@@ -8041,7 +7976,7 @@
       <w:proofErr w:type="gramEnd"/>
       <w:r>
         <w:rPr>
-          <w:rFonts w:ascii="Courier New" w:eastAsia="Courier New" w:hAnsi="Courier New" w:cs="Courier New"/>
+          <w:rFonts w:eastAsia="Courier New"/>
           <w:sz w:val="20"/>
           <w:szCs w:val="20"/>
         </w:rPr>
@@ -8112,7 +8047,7 @@
       </w:pPr>
       <w:r>
         <w:rPr>
-          <w:rFonts w:ascii="Courier New" w:eastAsia="Courier New" w:hAnsi="Courier New" w:cs="Courier New"/>
+          <w:rFonts w:eastAsia="Courier New"/>
           <w:sz w:val="20"/>
           <w:szCs w:val="20"/>
         </w:rPr>
@@ -8121,7 +8056,7 @@
       <w:proofErr w:type="gramStart"/>
       <w:r>
         <w:rPr>
-          <w:rFonts w:ascii="Courier New" w:eastAsia="Courier New" w:hAnsi="Courier New" w:cs="Courier New"/>
+          <w:rFonts w:eastAsia="Courier New"/>
           <w:sz w:val="20"/>
           <w:szCs w:val="20"/>
         </w:rPr>
@@ -8130,7 +8065,7 @@
       <w:proofErr w:type="spellStart"/>
       <w:r>
         <w:rPr>
-          <w:rFonts w:ascii="Courier New" w:eastAsia="Courier New" w:hAnsi="Courier New" w:cs="Courier New"/>
+          <w:rFonts w:eastAsia="Courier New"/>
           <w:sz w:val="20"/>
           <w:szCs w:val="20"/>
         </w:rPr>
@@ -8140,7 +8075,7 @@
       <w:proofErr w:type="gramEnd"/>
       <w:r>
         <w:rPr>
-          <w:rFonts w:ascii="Courier New" w:eastAsia="Courier New" w:hAnsi="Courier New" w:cs="Courier New"/>
+          <w:rFonts w:eastAsia="Courier New"/>
           <w:sz w:val="20"/>
           <w:szCs w:val="20"/>
         </w:rPr>
@@ -8149,7 +8084,7 @@
       <w:proofErr w:type="spellStart"/>
       <w:r>
         <w:rPr>
-          <w:rFonts w:ascii="Courier New" w:eastAsia="Courier New" w:hAnsi="Courier New" w:cs="Courier New"/>
+          <w:rFonts w:eastAsia="Courier New"/>
           <w:sz w:val="20"/>
           <w:szCs w:val="20"/>
         </w:rPr>
@@ -8158,7 +8093,7 @@
       <w:proofErr w:type="spellEnd"/>
       <w:r>
         <w:rPr>
-          <w:rFonts w:ascii="Courier New" w:eastAsia="Courier New" w:hAnsi="Courier New" w:cs="Courier New"/>
+          <w:rFonts w:eastAsia="Courier New"/>
           <w:sz w:val="20"/>
           <w:szCs w:val="20"/>
         </w:rPr>
@@ -8167,7 +8102,7 @@
       <w:proofErr w:type="spellStart"/>
       <w:r>
         <w:rPr>
-          <w:rFonts w:ascii="Courier New" w:eastAsia="Courier New" w:hAnsi="Courier New" w:cs="Courier New"/>
+          <w:rFonts w:eastAsia="Courier New"/>
           <w:sz w:val="20"/>
           <w:szCs w:val="20"/>
         </w:rPr>
@@ -8176,7 +8111,7 @@
       <w:proofErr w:type="spellEnd"/>
       <w:r>
         <w:rPr>
-          <w:rFonts w:ascii="Courier New" w:eastAsia="Courier New" w:hAnsi="Courier New" w:cs="Courier New"/>
+          <w:rFonts w:eastAsia="Courier New"/>
           <w:sz w:val="20"/>
           <w:szCs w:val="20"/>
         </w:rPr>
@@ -8185,7 +8120,7 @@
       <w:proofErr w:type="gramStart"/>
       <w:r>
         <w:rPr>
-          <w:rFonts w:ascii="Courier New" w:eastAsia="Courier New" w:hAnsi="Courier New" w:cs="Courier New"/>
+          <w:rFonts w:eastAsia="Courier New"/>
           <w:sz w:val="20"/>
           <w:szCs w:val="20"/>
         </w:rPr>
@@ -8194,7 +8129,7 @@
       <w:proofErr w:type="gramEnd"/>
       <w:r>
         <w:rPr>
-          <w:rFonts w:ascii="Courier New" w:eastAsia="Courier New" w:hAnsi="Courier New" w:cs="Courier New"/>
+          <w:rFonts w:eastAsia="Courier New"/>
           <w:sz w:val="20"/>
           <w:szCs w:val="20"/>
         </w:rPr>
@@ -8208,7 +8143,7 @@
       </w:pPr>
       <w:r>
         <w:rPr>
-          <w:rFonts w:ascii="Courier New" w:eastAsia="Courier New" w:hAnsi="Courier New" w:cs="Courier New"/>
+          <w:rFonts w:eastAsia="Courier New"/>
           <w:sz w:val="20"/>
           <w:szCs w:val="20"/>
         </w:rPr>
@@ -8222,7 +8157,7 @@
       </w:pPr>
       <w:r>
         <w:rPr>
-          <w:rFonts w:ascii="Courier New" w:eastAsia="Courier New" w:hAnsi="Courier New" w:cs="Courier New"/>
+          <w:rFonts w:eastAsia="Courier New"/>
           <w:sz w:val="20"/>
           <w:szCs w:val="20"/>
         </w:rPr>
@@ -8231,7 +8166,7 @@
       <w:proofErr w:type="gramStart"/>
       <w:r>
         <w:rPr>
-          <w:rFonts w:ascii="Courier New" w:eastAsia="Courier New" w:hAnsi="Courier New" w:cs="Courier New"/>
+          <w:rFonts w:eastAsia="Courier New"/>
           <w:sz w:val="20"/>
           <w:szCs w:val="20"/>
         </w:rPr>
@@ -8240,7 +8175,7 @@
       <w:proofErr w:type="gramEnd"/>
       <w:r>
         <w:rPr>
-          <w:rFonts w:ascii="Courier New" w:eastAsia="Courier New" w:hAnsi="Courier New" w:cs="Courier New"/>
+          <w:rFonts w:eastAsia="Courier New"/>
           <w:sz w:val="20"/>
           <w:szCs w:val="20"/>
         </w:rPr>
@@ -8249,7 +8184,7 @@
       <w:proofErr w:type="spellStart"/>
       <w:r>
         <w:rPr>
-          <w:rFonts w:ascii="Courier New" w:eastAsia="Courier New" w:hAnsi="Courier New" w:cs="Courier New"/>
+          <w:rFonts w:eastAsia="Courier New"/>
           <w:sz w:val="20"/>
           <w:szCs w:val="20"/>
         </w:rPr>
@@ -8258,7 +8193,7 @@
       <w:proofErr w:type="spellEnd"/>
       <w:r>
         <w:rPr>
-          <w:rFonts w:ascii="Courier New" w:eastAsia="Courier New" w:hAnsi="Courier New" w:cs="Courier New"/>
+          <w:rFonts w:eastAsia="Courier New"/>
           <w:sz w:val="20"/>
           <w:szCs w:val="20"/>
         </w:rPr>
@@ -8272,7 +8207,7 @@
       </w:pPr>
       <w:r>
         <w:rPr>
-          <w:rFonts w:ascii="Courier New" w:eastAsia="Courier New" w:hAnsi="Courier New" w:cs="Courier New"/>
+          <w:rFonts w:eastAsia="Courier New"/>
           <w:sz w:val="20"/>
           <w:szCs w:val="20"/>
         </w:rPr>
@@ -8281,7 +8216,7 @@
       <w:proofErr w:type="gramStart"/>
       <w:r>
         <w:rPr>
-          <w:rFonts w:ascii="Courier New" w:eastAsia="Courier New" w:hAnsi="Courier New" w:cs="Courier New"/>
+          <w:rFonts w:eastAsia="Courier New"/>
           <w:sz w:val="20"/>
           <w:szCs w:val="20"/>
         </w:rPr>
@@ -8290,7 +8225,7 @@
       <w:proofErr w:type="gramEnd"/>
       <w:r>
         <w:rPr>
-          <w:rFonts w:ascii="Courier New" w:eastAsia="Courier New" w:hAnsi="Courier New" w:cs="Courier New"/>
+          <w:rFonts w:eastAsia="Courier New"/>
           <w:sz w:val="20"/>
           <w:szCs w:val="20"/>
         </w:rPr>
@@ -8304,7 +8239,7 @@
       </w:pPr>
       <w:r>
         <w:rPr>
-          <w:rFonts w:ascii="Courier New" w:eastAsia="Courier New" w:hAnsi="Courier New" w:cs="Courier New"/>
+          <w:rFonts w:eastAsia="Courier New"/>
           <w:sz w:val="20"/>
           <w:szCs w:val="20"/>
         </w:rPr>
@@ -8369,7 +8304,7 @@
       </w:pPr>
       <w:r>
         <w:rPr>
-          <w:rFonts w:ascii="Courier New" w:eastAsia="Courier New" w:hAnsi="Courier New" w:cs="Courier New"/>
+          <w:rFonts w:eastAsia="Courier New"/>
           <w:sz w:val="20"/>
           <w:szCs w:val="20"/>
         </w:rPr>
@@ -8379,7 +8314,7 @@
       <w:proofErr w:type="gramStart"/>
       <w:r>
         <w:rPr>
-          <w:rFonts w:ascii="Courier New" w:eastAsia="Courier New" w:hAnsi="Courier New" w:cs="Courier New"/>
+          <w:rFonts w:eastAsia="Courier New"/>
           <w:sz w:val="20"/>
           <w:szCs w:val="20"/>
         </w:rPr>
@@ -8388,7 +8323,7 @@
       <w:proofErr w:type="spellEnd"/>
       <w:r>
         <w:rPr>
-          <w:rFonts w:ascii="Courier New" w:eastAsia="Courier New" w:hAnsi="Courier New" w:cs="Courier New"/>
+          <w:rFonts w:eastAsia="Courier New"/>
           <w:sz w:val="20"/>
           <w:szCs w:val="20"/>
         </w:rPr>
@@ -8397,7 +8332,7 @@
       <w:proofErr w:type="gramEnd"/>
       <w:r>
         <w:rPr>
-          <w:rFonts w:ascii="Courier New" w:eastAsia="Courier New" w:hAnsi="Courier New" w:cs="Courier New"/>
+          <w:rFonts w:eastAsia="Courier New"/>
           <w:sz w:val="20"/>
           <w:szCs w:val="20"/>
         </w:rPr>
@@ -8411,11 +8346,10 @@
       </w:pPr>
       <w:r>
         <w:rPr>
-          <w:rFonts w:ascii="Courier New" w:eastAsia="Courier New" w:hAnsi="Courier New" w:cs="Courier New"/>
-          <w:sz w:val="20"/>
-          <w:szCs w:val="20"/>
-        </w:rPr>
-        <w:lastRenderedPageBreak/>
+          <w:rFonts w:eastAsia="Courier New"/>
+          <w:sz w:val="20"/>
+          <w:szCs w:val="20"/>
+        </w:rPr>
         <w:t xml:space="preserve">    if (score &gt; 0) {</w:t>
       </w:r>
     </w:p>
@@ -8426,7 +8360,7 @@
       </w:pPr>
       <w:r>
         <w:rPr>
-          <w:rFonts w:ascii="Courier New" w:eastAsia="Courier New" w:hAnsi="Courier New" w:cs="Courier New"/>
+          <w:rFonts w:eastAsia="Courier New"/>
           <w:sz w:val="20"/>
           <w:szCs w:val="20"/>
         </w:rPr>
@@ -8435,7 +8369,7 @@
       <w:proofErr w:type="spellStart"/>
       <w:r>
         <w:rPr>
-          <w:rFonts w:ascii="Courier New" w:eastAsia="Courier New" w:hAnsi="Courier New" w:cs="Courier New"/>
+          <w:rFonts w:eastAsia="Courier New"/>
           <w:sz w:val="20"/>
           <w:szCs w:val="20"/>
         </w:rPr>
@@ -8444,7 +8378,7 @@
       <w:proofErr w:type="spellEnd"/>
       <w:r>
         <w:rPr>
-          <w:rFonts w:ascii="Courier New" w:eastAsia="Courier New" w:hAnsi="Courier New" w:cs="Courier New"/>
+          <w:rFonts w:eastAsia="Courier New"/>
           <w:sz w:val="20"/>
           <w:szCs w:val="20"/>
         </w:rPr>
@@ -8453,7 +8387,7 @@
       <w:proofErr w:type="gramStart"/>
       <w:r>
         <w:rPr>
-          <w:rFonts w:ascii="Courier New" w:eastAsia="Courier New" w:hAnsi="Courier New" w:cs="Courier New"/>
+          <w:rFonts w:eastAsia="Courier New"/>
           <w:sz w:val="20"/>
           <w:szCs w:val="20"/>
         </w:rPr>
@@ -8462,7 +8396,7 @@
       <w:proofErr w:type="gramEnd"/>
       <w:r>
         <w:rPr>
-          <w:rFonts w:ascii="Courier New" w:eastAsia="Courier New" w:hAnsi="Courier New" w:cs="Courier New"/>
+          <w:rFonts w:eastAsia="Courier New"/>
           <w:sz w:val="20"/>
           <w:szCs w:val="20"/>
         </w:rPr>
@@ -8476,7 +8410,7 @@
       </w:pPr>
       <w:r>
         <w:rPr>
-          <w:rFonts w:ascii="Courier New" w:eastAsia="Courier New" w:hAnsi="Courier New" w:cs="Courier New"/>
+          <w:rFonts w:eastAsia="Courier New"/>
           <w:sz w:val="20"/>
           <w:szCs w:val="20"/>
         </w:rPr>
@@ -8486,7 +8420,7 @@
       <w:proofErr w:type="gramStart"/>
       <w:r>
         <w:rPr>
-          <w:rFonts w:ascii="Courier New" w:eastAsia="Courier New" w:hAnsi="Courier New" w:cs="Courier New"/>
+          <w:rFonts w:eastAsia="Courier New"/>
           <w:sz w:val="20"/>
           <w:szCs w:val="20"/>
         </w:rPr>
@@ -8495,7 +8429,7 @@
       <w:proofErr w:type="gramEnd"/>
       <w:r>
         <w:rPr>
-          <w:rFonts w:ascii="Courier New" w:eastAsia="Courier New" w:hAnsi="Courier New" w:cs="Courier New"/>
+          <w:rFonts w:eastAsia="Courier New"/>
           <w:sz w:val="20"/>
           <w:szCs w:val="20"/>
         </w:rPr>
@@ -8504,7 +8438,7 @@
       <w:proofErr w:type="spellEnd"/>
       <w:r>
         <w:rPr>
-          <w:rFonts w:ascii="Courier New" w:eastAsia="Courier New" w:hAnsi="Courier New" w:cs="Courier New"/>
+          <w:rFonts w:eastAsia="Courier New"/>
           <w:sz w:val="20"/>
           <w:szCs w:val="20"/>
         </w:rPr>
@@ -8513,7 +8447,7 @@
       <w:proofErr w:type="spellStart"/>
       <w:r>
         <w:rPr>
-          <w:rFonts w:ascii="Courier New" w:eastAsia="Courier New" w:hAnsi="Courier New" w:cs="Courier New"/>
+          <w:rFonts w:eastAsia="Courier New"/>
           <w:sz w:val="20"/>
           <w:szCs w:val="20"/>
         </w:rPr>
@@ -8522,7 +8456,7 @@
       <w:proofErr w:type="spellEnd"/>
       <w:r>
         <w:rPr>
-          <w:rFonts w:ascii="Courier New" w:eastAsia="Courier New" w:hAnsi="Courier New" w:cs="Courier New"/>
+          <w:rFonts w:eastAsia="Courier New"/>
           <w:sz w:val="20"/>
           <w:szCs w:val="20"/>
         </w:rPr>
@@ -8536,10 +8470,11 @@
       </w:pPr>
       <w:r>
         <w:rPr>
-          <w:rFonts w:ascii="Courier New" w:eastAsia="Courier New" w:hAnsi="Courier New" w:cs="Courier New"/>
-          <w:sz w:val="20"/>
-          <w:szCs w:val="20"/>
-        </w:rPr>
+          <w:rFonts w:eastAsia="Courier New"/>
+          <w:sz w:val="20"/>
+          <w:szCs w:val="20"/>
+        </w:rPr>
+        <w:lastRenderedPageBreak/>
         <w:t xml:space="preserve">        });</w:t>
       </w:r>
     </w:p>
@@ -8550,7 +8485,7 @@
       </w:pPr>
       <w:r>
         <w:rPr>
-          <w:rFonts w:ascii="Courier New" w:eastAsia="Courier New" w:hAnsi="Courier New" w:cs="Courier New"/>
+          <w:rFonts w:eastAsia="Courier New"/>
           <w:sz w:val="20"/>
           <w:szCs w:val="20"/>
         </w:rPr>
@@ -8564,7 +8499,7 @@
       </w:pPr>
       <w:r>
         <w:rPr>
-          <w:rFonts w:ascii="Courier New" w:eastAsia="Courier New" w:hAnsi="Courier New" w:cs="Courier New"/>
+          <w:rFonts w:eastAsia="Courier New"/>
           <w:sz w:val="20"/>
           <w:szCs w:val="20"/>
         </w:rPr>
@@ -8578,7 +8513,7 @@
       </w:pPr>
       <w:r>
         <w:rPr>
-          <w:rFonts w:ascii="Courier New" w:eastAsia="Courier New" w:hAnsi="Courier New" w:cs="Courier New"/>
+          <w:rFonts w:eastAsia="Courier New"/>
           <w:sz w:val="20"/>
           <w:szCs w:val="20"/>
         </w:rPr>
@@ -8588,7 +8523,7 @@
       <w:proofErr w:type="gramStart"/>
       <w:r>
         <w:rPr>
-          <w:rFonts w:ascii="Courier New" w:eastAsia="Courier New" w:hAnsi="Courier New" w:cs="Courier New"/>
+          <w:rFonts w:eastAsia="Courier New"/>
           <w:sz w:val="20"/>
           <w:szCs w:val="20"/>
         </w:rPr>
@@ -8597,7 +8532,7 @@
       <w:proofErr w:type="gramEnd"/>
       <w:r>
         <w:rPr>
-          <w:rFonts w:ascii="Courier New" w:eastAsia="Courier New" w:hAnsi="Courier New" w:cs="Courier New"/>
+          <w:rFonts w:eastAsia="Courier New"/>
           <w:sz w:val="20"/>
           <w:szCs w:val="20"/>
         </w:rPr>
@@ -8606,7 +8541,7 @@
       <w:proofErr w:type="spellEnd"/>
       <w:r>
         <w:rPr>
-          <w:rFonts w:ascii="Courier New" w:eastAsia="Courier New" w:hAnsi="Courier New" w:cs="Courier New"/>
+          <w:rFonts w:eastAsia="Courier New"/>
           <w:sz w:val="20"/>
           <w:szCs w:val="20"/>
         </w:rPr>
@@ -8615,7 +8550,7 @@
       <w:proofErr w:type="spellStart"/>
       <w:r>
         <w:rPr>
-          <w:rFonts w:ascii="Courier New" w:eastAsia="Courier New" w:hAnsi="Courier New" w:cs="Courier New"/>
+          <w:rFonts w:eastAsia="Courier New"/>
           <w:sz w:val="20"/>
           <w:szCs w:val="20"/>
         </w:rPr>
@@ -8624,7 +8559,7 @@
       <w:proofErr w:type="spellEnd"/>
       <w:r>
         <w:rPr>
-          <w:rFonts w:ascii="Courier New" w:eastAsia="Courier New" w:hAnsi="Courier New" w:cs="Courier New"/>
+          <w:rFonts w:eastAsia="Courier New"/>
           <w:sz w:val="20"/>
           <w:szCs w:val="20"/>
         </w:rPr>
@@ -8638,7 +8573,7 @@
       </w:pPr>
       <w:r>
         <w:rPr>
-          <w:rFonts w:ascii="Courier New" w:eastAsia="Courier New" w:hAnsi="Courier New" w:cs="Courier New"/>
+          <w:rFonts w:eastAsia="Courier New"/>
           <w:sz w:val="20"/>
           <w:szCs w:val="20"/>
         </w:rPr>
@@ -9563,39 +9498,63 @@
     <w:p>
       <w:pPr>
         <w:pStyle w:val="Heading1"/>
-      </w:pPr>
-      <w:r>
+        <w:spacing w:line="360" w:lineRule="auto"/>
+        <w:rPr>
+          <w:color w:val="auto"/>
+        </w:rPr>
+      </w:pPr>
+      <w:r>
+        <w:rPr>
+          <w:color w:val="auto"/>
+        </w:rPr>
         <w:t>7. BLITZ MODE – REAL-TIME MULTIPLAYER</w:t>
       </w:r>
     </w:p>
     <w:p>
-      <w:pPr/>
+      <w:pPr>
+        <w:spacing w:line="360" w:lineRule="auto"/>
+      </w:pPr>
       <w:r>
         <w:t>Cosmic Tetris was extended from a single-player score-attack game into a real-time 1-versus-1 competitive platform called Blitz Mode. Blitz Mode is a two-minute timed battle in which two authenticated players play on side-by-side boards, attack each other with garbage lines, and compete for the higher score before the timer runs out. The entire Blitz subsystem was built on top of the existing Native PHP stack and Supabase PostgreSQL database, with no new server-side dependencies. Real-time synchronization is achieved through short-interval HTTP polling (10 syncs per second) rather than WebSockets, keeping the architecture framework-free.</w:t>
       </w:r>
     </w:p>
     <w:p>
-      <w:pPr/>
+      <w:pPr>
+        <w:spacing w:line="360" w:lineRule="auto"/>
+      </w:pPr>
     </w:p>
     <w:p>
       <w:pPr>
         <w:pStyle w:val="Heading2"/>
-      </w:pPr>
-      <w:r>
+        <w:spacing w:line="360" w:lineRule="auto"/>
+        <w:rPr>
+          <w:color w:val="auto"/>
+        </w:rPr>
+      </w:pPr>
+      <w:r>
+        <w:rPr>
+          <w:color w:val="auto"/>
+        </w:rPr>
         <w:t>7.1 Match Lifecycle and Room Phases</w:t>
       </w:r>
     </w:p>
     <w:p>
-      <w:pPr/>
+      <w:pPr>
+        <w:spacing w:line="360" w:lineRule="auto"/>
+      </w:pPr>
       <w:r>
         <w:t>A Blitz match progresses through seven discrete UI phases. The blitz_room.php page is a single document that contains all phase templates (phase_waiting, phase_ready, phase_countdown, phase_game, phase_result, phase_cooldown, phase_error). JavaScript toggles visibility with the showPhase() helper so that only one phase is displayed at a time. The flow is identical regardless of whether the match was started via Quick Match, Create Room, or Join Room.</w:t>
       </w:r>
     </w:p>
     <w:p>
-      <w:pPr/>
-    </w:p>
-    <w:p>
-      <w:pPr/>
+      <w:pPr>
+        <w:spacing w:line="360" w:lineRule="auto"/>
+      </w:pPr>
+    </w:p>
+    <w:p>
+      <w:pPr>
+        <w:spacing w:line="360" w:lineRule="auto"/>
+      </w:pPr>
       <w:r>
         <w:t>Phase sequence for a typical match:</w:t>
       </w:r>
@@ -9603,14 +9562,17 @@
     <w:p>
       <w:pPr>
         <w:pStyle w:val="ListParagraph"/>
-      </w:pPr>
-      <w:r>
+        <w:spacing w:line="360" w:lineRule="auto"/>
+      </w:pPr>
+      <w:r>
+        <w:lastRenderedPageBreak/>
         <w:t>Phase 1 – Waiting: After entering blitz_room.php, the client calls the blitz_api with action=create, action=find, or action=join. If no opponent is yet present, the room code is displayed and the lobby is polled every 1.2 seconds until a second player joins.</w:t>
       </w:r>
     </w:p>
     <w:p>
       <w:pPr>
         <w:pStyle w:val="ListParagraph"/>
+        <w:spacing w:line="360" w:lineRule="auto"/>
       </w:pPr>
       <w:r>
         <w:t>Phase 2 – Ready: Once both players are in the room, both see a "VS" matchup card with each commander's name. A 20-second countdown bar ensures inactive players cannot stall the room indefinitely. Each player presses Ready! which sets the p1_ready or p2_ready flag in the database.</w:t>
@@ -9619,6 +9581,7 @@
     <w:p>
       <w:pPr>
         <w:pStyle w:val="ListParagraph"/>
+        <w:spacing w:line="360" w:lineRule="auto"/>
       </w:pPr>
       <w:r>
         <w:t>Phase 3 – Countdown: When both flags equal 1, the server transitions status to 'playing' and a synchronized 5-second countdown begins on both clients ("5, 4, 3, 2, 1, GO!").</w:t>
@@ -9627,6 +9590,7 @@
     <w:p>
       <w:pPr>
         <w:pStyle w:val="ListParagraph"/>
+        <w:spacing w:line="360" w:lineRule="auto"/>
       </w:pPr>
       <w:r>
         <w:t>Phase 4 – Game: Two canvases are rendered side-by-side. The player's own board uses a 38 px block size; the opponent's mirror board uses 24 px. The 2:00 timer ticks down centrally, and the syncRoom() call uploads the player's board snapshot and downloads the opponent's at 100 ms intervals (10 Hz).</w:t>
@@ -9635,6 +9599,7 @@
     <w:p>
       <w:pPr>
         <w:pStyle w:val="ListParagraph"/>
+        <w:spacing w:line="360" w:lineRule="auto"/>
       </w:pPr>
       <w:r>
         <w:t>Phase 5 – Result: When either the timer hits zero or both players have topped out, the room status flips to 'finished' and the winner is computed server-side. Both clients show the result screen with both scores and the rematch controls.</w:t>
@@ -9643,6 +9608,7 @@
     <w:p>
       <w:pPr>
         <w:pStyle w:val="ListParagraph"/>
+        <w:spacing w:line="360" w:lineRule="auto"/>
       </w:pPr>
       <w:r>
         <w:t>Phase 6 – Cooldown: Reserved for matchmaking back-off scenarios (for example, a player who hit Find Match but had no rooms available).</w:t>
@@ -9651,42 +9617,62 @@
     <w:p>
       <w:pPr>
         <w:pStyle w:val="ListParagraph"/>
+        <w:spacing w:line="360" w:lineRule="auto"/>
       </w:pPr>
       <w:r>
         <w:t>Phase 7 – Error: A friendly error screen with a Retry button is shown for any unrecoverable setup error (database unavailable, missing blitz tables, network timeout, expired ready timer).</w:t>
       </w:r>
     </w:p>
     <w:p>
-      <w:pPr/>
+      <w:pPr>
+        <w:spacing w:line="360" w:lineRule="auto"/>
+      </w:pPr>
     </w:p>
     <w:p>
       <w:pPr>
         <w:pStyle w:val="Heading2"/>
-      </w:pPr>
-      <w:r>
+        <w:spacing w:line="360" w:lineRule="auto"/>
+        <w:rPr>
+          <w:color w:val="auto"/>
+        </w:rPr>
+      </w:pPr>
+      <w:r>
+        <w:rPr>
+          <w:color w:val="auto"/>
+        </w:rPr>
         <w:t>7.2 Matchmaking Modes</w:t>
       </w:r>
     </w:p>
     <w:p>
-      <w:pPr/>
+      <w:pPr>
+        <w:spacing w:line="360" w:lineRule="auto"/>
+      </w:pPr>
       <w:r>
         <w:t>The multiplayer.php landing page exposes three entry points into blitz_room.php, each driving a different value of the mode query parameter. The mode is validated server-side in bootstrap.php and constrained to one of the three values below.</w:t>
       </w:r>
     </w:p>
     <w:p>
-      <w:pPr/>
+      <w:pPr>
+        <w:spacing w:line="360" w:lineRule="auto"/>
+      </w:pPr>
     </w:p>
     <w:p>
       <w:pPr>
         <w:pStyle w:val="ListParagraph"/>
-      </w:pPr>
-      <w:r>
-        <w:t>Quick Match (mode=quick): blitz_api-&gt;quickFind() searches for an open room created by another user within the last 5 minutes whose host has pinged in the last 60 seconds. If a match is found the caller joins it; otherwise a brand-new room is created and the caller waits to be matched.</w:t>
+        <w:spacing w:line="360" w:lineRule="auto"/>
+      </w:pPr>
+      <w:r>
+        <w:t xml:space="preserve">Quick Match (mode=quick): blitz_api-&gt;quickFind() searches for an open room created by another user within the last 5 minutes whose host has pinged in the last 60 seconds. </w:t>
+      </w:r>
+      <w:r>
+        <w:lastRenderedPageBreak/>
+        <w:t>If a match is found the caller joins it; otherwise a brand-new room is created and the caller waits to be matched.</w:t>
       </w:r>
     </w:p>
     <w:p>
       <w:pPr>
         <w:pStyle w:val="ListParagraph"/>
+        <w:spacing w:line="360" w:lineRule="auto"/>
       </w:pPr>
       <w:r>
         <w:t>Create Room (mode=create): Allocates a new private room and displays its 6-character code. The code is drawn from a 24-letter alphabet (no ambiguous I or O), yielding roughly 191 million unique combinations.</w:t>
@@ -9695,33 +9681,49 @@
     <w:p>
       <w:pPr>
         <w:pStyle w:val="ListParagraph"/>
+        <w:spacing w:line="360" w:lineRule="auto"/>
       </w:pPr>
       <w:r>
         <w:t>Join Room (mode=join): The blitz_join.php page presents an input field that auto-normalizes the entered code to uppercase letters. On submit it redirects to blitz_room.php?mode=join&amp;code=XXXXXX. The bootstrap script rejects codes whose length is not exactly 6.</w:t>
       </w:r>
     </w:p>
     <w:p>
-      <w:pPr/>
+      <w:pPr>
+        <w:spacing w:line="360" w:lineRule="auto"/>
+      </w:pPr>
     </w:p>
     <w:p>
       <w:pPr>
         <w:pStyle w:val="Heading2"/>
-      </w:pPr>
-      <w:r>
+        <w:spacing w:line="360" w:lineRule="auto"/>
+        <w:rPr>
+          <w:color w:val="auto"/>
+        </w:rPr>
+      </w:pPr>
+      <w:r>
+        <w:rPr>
+          <w:color w:val="auto"/>
+        </w:rPr>
         <w:t>7.3 Real-Time Synchronization Loop</w:t>
       </w:r>
     </w:p>
     <w:p>
-      <w:pPr/>
+      <w:pPr>
+        <w:spacing w:line="360" w:lineRule="auto"/>
+      </w:pPr>
       <w:r>
         <w:t>Because the project intentionally avoids WebSockets and any non-PHP back-end, the live state of both players is exchanged through short-interval HTTP polling. Every 100 ms (10 Hz) each client issues a POST to backEnd/blitz_api.php?action=sync with its current board snapshot, score, alive status, and any new garbage to send. The same response carries the opponent's board, score, alive flag, accumulated garbage, room status, winner, and a disconnect indicator.</w:t>
       </w:r>
     </w:p>
     <w:p>
-      <w:pPr/>
-    </w:p>
-    <w:p>
-      <w:pPr/>
+      <w:pPr>
+        <w:spacing w:line="360" w:lineRule="auto"/>
+      </w:pPr>
+    </w:p>
+    <w:p>
+      <w:pPr>
+        <w:spacing w:line="360" w:lineRule="auto"/>
+      </w:pPr>
       <w:r>
         <w:t>Key implementation details that make 10 Hz polling viable in a Native PHP + Supabase environment:</w:t>
       </w:r>
@@ -9729,6 +9731,7 @@
     <w:p>
       <w:pPr>
         <w:pStyle w:val="ListParagraph"/>
+        <w:spacing w:line="360" w:lineRule="auto"/>
       </w:pPr>
       <w:r>
         <w:t>session_write_close() is called immediately after the auth check in blitz_api.php. PHP's default file-based session handler holds an exclusive flock for the lifetime of the request, which would serialize every request from the same browser. Releasing it early raises the real concurrency ceiling for the sync loop.</w:t>
@@ -9737,6 +9740,7 @@
     <w:p>
       <w:pPr>
         <w:pStyle w:val="ListParagraph"/>
+        <w:spacing w:line="360" w:lineRule="auto"/>
       </w:pPr>
       <w:r>
         <w:t>A syncInFlight boolean guards against overlapping requests. If the previous sync has not completed when the 100 ms tick fires, the next tick is skipped instead of pile-driving the server.</w:t>
@@ -9745,6 +9749,7 @@
     <w:p>
       <w:pPr>
         <w:pStyle w:val="ListParagraph"/>
+        <w:spacing w:line="360" w:lineRule="auto"/>
       </w:pPr>
       <w:r>
         <w:t>Each fetch is bounded by a 4-second AbortController timeout, so a stalled request cannot leave syncInFlight stuck at true and freeze the loop forever.</w:t>
@@ -9753,14 +9758,17 @@
     <w:p>
       <w:pPr>
         <w:pStyle w:val="ListParagraph"/>
-      </w:pPr>
-      <w:r>
+        <w:spacing w:line="360" w:lineRule="auto"/>
+      </w:pPr>
+      <w:r>
+        <w:lastRenderedPageBreak/>
         <w:t>After a tetromino locks, syncRoom() is called immediately instead of waiting for the next 100 ms tick — the lock is the biggest change the opponent will see, so pushing it eagerly cuts perceived latency.</w:t>
       </w:r>
     </w:p>
     <w:p>
       <w:pPr>
         <w:pStyle w:val="ListParagraph"/>
+        <w:spacing w:line="360" w:lineRule="auto"/>
       </w:pPr>
       <w:r>
         <w:t>The opponent's board snapshot received from the server is cached in oppBoardCache and re-rendered every animation frame (60 Hz). This makes the rival canvas paint smoothly at the display refresh rate rather than stepping at the 10 Hz sync rate.</w:t>
@@ -9769,6 +9777,7 @@
     <w:p>
       <w:pPr>
         <w:pStyle w:val="ListParagraph"/>
+        <w:spacing w:line="360" w:lineRule="auto"/>
       </w:pPr>
       <w:r>
         <w:t>The boardSnapshot() function overlays the active falling piece on top of the locked board before uploading, so the opponent sees the live trajectory of every piece in flight, not just the settled blocks.</w:t>
@@ -9777,6 +9786,7 @@
     <w:p>
       <w:pPr>
         <w:pStyle w:val="ListParagraph"/>
+        <w:spacing w:line="360" w:lineRule="auto"/>
       </w:pPr>
       <w:r>
         <w:t>Server-side, blitz_api.php wraps every connection attempt in a 2-pass retry loop that detects transient PostgreSQL errors ("server closed the connection unexpectedly", "terminating connection", SSL drops) and reopens the pool before the request fails.</w:t>
@@ -9785,35 +9795,49 @@
     <w:p>
       <w:pPr>
         <w:pStyle w:val="ListParagraph"/>
+        <w:spacing w:line="360" w:lineRule="auto"/>
       </w:pPr>
       <w:r>
         <w:t>Roughly one in every ten writes triggers a stale-room cleanup that deletes any blitz_rooms record older than 15 minutes, keeping the table from growing without bound across abandoned sessions.</w:t>
       </w:r>
     </w:p>
     <w:p>
-      <w:pPr/>
+      <w:pPr>
+        <w:spacing w:line="360" w:lineRule="auto"/>
+      </w:pPr>
     </w:p>
     <w:p>
       <w:pPr>
         <w:pStyle w:val="Heading2"/>
-      </w:pPr>
-      <w:r>
+        <w:spacing w:line="360" w:lineRule="auto"/>
+        <w:rPr>
+          <w:color w:val="auto"/>
+        </w:rPr>
+      </w:pPr>
+      <w:r>
+        <w:rPr>
+          <w:color w:val="auto"/>
+        </w:rPr>
         <w:t>7.4 Garbage Line Attack System</w:t>
       </w:r>
     </w:p>
     <w:p>
-      <w:pPr/>
+      <w:pPr>
+        <w:spacing w:line="360" w:lineRule="auto"/>
+      </w:pPr>
       <w:r>
         <w:t>Blitz Mode is not a pure parallel-score race. Clearing multiple lines on your own board sends garbage lines to the opponent's board, introducing a competitive offensive layer. The garbage table is the standard Tetris attack curve:</w:t>
       </w:r>
     </w:p>
     <w:p>
-      <w:pPr/>
+      <w:pPr>
+        <w:spacing w:line="360" w:lineRule="auto"/>
+      </w:pPr>
     </w:p>
     <w:tbl>
       <w:tblPr>
-        <w:tblW w:type="auto" w:w="0"/>
-        <w:tblLook w:firstColumn="1" w:firstRow="1" w:lastColumn="0" w:lastRow="0" w:noHBand="0" w:noVBand="1" w:val="04A0"/>
+        <w:tblW w:w="0" w:type="auto"/>
+        <w:tblLook w:val="04A0" w:firstRow="1" w:lastRow="0" w:firstColumn="1" w:lastColumn="0" w:noHBand="0" w:noVBand="1"/>
       </w:tblPr>
       <w:tblGrid>
         <w:gridCol w:w="4680"/>
@@ -9822,9 +9846,12 @@
       <w:tr>
         <w:tc>
           <w:tcPr>
-            <w:tcW w:type="dxa" w:w="4680"/>
-          </w:tcPr>
-          <w:p>
+            <w:tcW w:w="4680" w:type="dxa"/>
+          </w:tcPr>
+          <w:p>
+            <w:pPr>
+              <w:spacing w:line="360" w:lineRule="auto"/>
+            </w:pPr>
             <w:r>
               <w:t>Lines Cleared</w:t>
             </w:r>
@@ -9832,9 +9859,12 @@
         </w:tc>
         <w:tc>
           <w:tcPr>
-            <w:tcW w:type="dxa" w:w="4680"/>
-          </w:tcPr>
-          <w:p>
+            <w:tcW w:w="4680" w:type="dxa"/>
+          </w:tcPr>
+          <w:p>
+            <w:pPr>
+              <w:spacing w:line="360" w:lineRule="auto"/>
+            </w:pPr>
             <w:r>
               <w:t>Garbage Lines Delivered</w:t>
             </w:r>
@@ -9844,9 +9874,12 @@
       <w:tr>
         <w:tc>
           <w:tcPr>
-            <w:tcW w:type="dxa" w:w="4680"/>
-          </w:tcPr>
-          <w:p>
+            <w:tcW w:w="4680" w:type="dxa"/>
+          </w:tcPr>
+          <w:p>
+            <w:pPr>
+              <w:spacing w:line="360" w:lineRule="auto"/>
+            </w:pPr>
             <w:r>
               <w:t>1 line clear</w:t>
             </w:r>
@@ -9854,9 +9887,12 @@
         </w:tc>
         <w:tc>
           <w:tcPr>
-            <w:tcW w:type="dxa" w:w="4680"/>
-          </w:tcPr>
-          <w:p>
+            <w:tcW w:w="4680" w:type="dxa"/>
+          </w:tcPr>
+          <w:p>
+            <w:pPr>
+              <w:spacing w:line="360" w:lineRule="auto"/>
+            </w:pPr>
             <w:r>
               <w:t>0 garbage sent</w:t>
             </w:r>
@@ -9866,9 +9902,12 @@
       <w:tr>
         <w:tc>
           <w:tcPr>
-            <w:tcW w:type="dxa" w:w="4680"/>
-          </w:tcPr>
-          <w:p>
+            <w:tcW w:w="4680" w:type="dxa"/>
+          </w:tcPr>
+          <w:p>
+            <w:pPr>
+              <w:spacing w:line="360" w:lineRule="auto"/>
+            </w:pPr>
             <w:r>
               <w:t>2 line clear (Double)</w:t>
             </w:r>
@@ -9876,9 +9915,12 @@
         </w:tc>
         <w:tc>
           <w:tcPr>
-            <w:tcW w:type="dxa" w:w="4680"/>
-          </w:tcPr>
-          <w:p>
+            <w:tcW w:w="4680" w:type="dxa"/>
+          </w:tcPr>
+          <w:p>
+            <w:pPr>
+              <w:spacing w:line="360" w:lineRule="auto"/>
+            </w:pPr>
             <w:r>
               <w:t>1 garbage sent</w:t>
             </w:r>
@@ -9888,9 +9930,12 @@
       <w:tr>
         <w:tc>
           <w:tcPr>
-            <w:tcW w:type="dxa" w:w="4680"/>
-          </w:tcPr>
-          <w:p>
+            <w:tcW w:w="4680" w:type="dxa"/>
+          </w:tcPr>
+          <w:p>
+            <w:pPr>
+              <w:spacing w:line="360" w:lineRule="auto"/>
+            </w:pPr>
             <w:r>
               <w:t>3 line clear (Triple)</w:t>
             </w:r>
@@ -9898,9 +9943,12 @@
         </w:tc>
         <w:tc>
           <w:tcPr>
-            <w:tcW w:type="dxa" w:w="4680"/>
-          </w:tcPr>
-          <w:p>
+            <w:tcW w:w="4680" w:type="dxa"/>
+          </w:tcPr>
+          <w:p>
+            <w:pPr>
+              <w:spacing w:line="360" w:lineRule="auto"/>
+            </w:pPr>
             <w:r>
               <w:t>2 garbage sent</w:t>
             </w:r>
@@ -9910,9 +9958,12 @@
       <w:tr>
         <w:tc>
           <w:tcPr>
-            <w:tcW w:type="dxa" w:w="4680"/>
-          </w:tcPr>
-          <w:p>
+            <w:tcW w:w="4680" w:type="dxa"/>
+          </w:tcPr>
+          <w:p>
+            <w:pPr>
+              <w:spacing w:line="360" w:lineRule="auto"/>
+            </w:pPr>
             <w:r>
               <w:t>4 line clear (Tetris)</w:t>
             </w:r>
@@ -9920,9 +9971,12 @@
         </w:tc>
         <w:tc>
           <w:tcPr>
-            <w:tcW w:type="dxa" w:w="4680"/>
-          </w:tcPr>
-          <w:p>
+            <w:tcW w:w="4680" w:type="dxa"/>
+          </w:tcPr>
+          <w:p>
+            <w:pPr>
+              <w:spacing w:line="360" w:lineRule="auto"/>
+            </w:pPr>
             <w:r>
               <w:t>4 garbage sent</w:t>
             </w:r>
@@ -9931,46 +9985,72 @@
       </w:tr>
     </w:tbl>
     <w:p>
-      <w:pPr/>
-    </w:p>
-    <w:p>
-      <w:pPr/>
-      <w:r>
-        <w:t>Garbage rows are pushed onto the receiver's board from the bottom up. Each garbage row is a horizontal bar of neutral grey cells with one randomly chosen empty column, giving the receiver a chance to clear the rows if they align their next pieces around the hole. The "INCOMING!" banner flashes for 900 ms when garbage is added so the receiver is alerted to the change.</w:t>
-      </w:r>
-    </w:p>
-    <w:p>
-      <w:pPr/>
-    </w:p>
-    <w:p>
-      <w:pPr/>
+      <w:pPr>
+        <w:spacing w:line="360" w:lineRule="auto"/>
+      </w:pPr>
+    </w:p>
+    <w:p>
+      <w:pPr>
+        <w:spacing w:line="360" w:lineRule="auto"/>
+      </w:pPr>
+      <w:r>
+        <w:t xml:space="preserve">Garbage rows are pushed onto the receiver's board from the bottom up. Each garbage row is a horizontal bar of neutral grey cells with one randomly chosen empty column, giving the receiver a chance to clear the rows if they align their next pieces around the </w:t>
+      </w:r>
+      <w:r>
+        <w:lastRenderedPageBreak/>
+        <w:t>hole. The "INCOMING!" banner flashes for 900 ms when garbage is added so the receiver is alerted to the change.</w:t>
+      </w:r>
+    </w:p>
+    <w:p>
+      <w:pPr>
+        <w:spacing w:line="360" w:lineRule="auto"/>
+      </w:pPr>
+    </w:p>
+    <w:p>
+      <w:pPr>
+        <w:spacing w:line="360" w:lineRule="auto"/>
+      </w:pPr>
       <w:r>
         <w:t>On the server side, garbage is tracked through two columns per player (p1_garbage, p2_garbage). The sync action increments the sender's garbage counter and the receiver reads the new total on its next sync, diffs it against lastOppGarbageSeen, and applies the delta. This transactional design makes the garbage delivery idempotent: even if a sync response is duplicated or arrives out of order, the receiver only ever applies each garbage chunk once.</w:t>
       </w:r>
     </w:p>
     <w:p>
-      <w:pPr/>
+      <w:pPr>
+        <w:spacing w:line="360" w:lineRule="auto"/>
+      </w:pPr>
     </w:p>
     <w:p>
       <w:pPr>
         <w:pStyle w:val="Heading2"/>
-      </w:pPr>
-      <w:r>
+        <w:spacing w:line="360" w:lineRule="auto"/>
+        <w:rPr>
+          <w:color w:val="auto"/>
+        </w:rPr>
+      </w:pPr>
+      <w:r>
+        <w:rPr>
+          <w:color w:val="auto"/>
+        </w:rPr>
         <w:t>7.5 Match-Ending Conditions</w:t>
       </w:r>
     </w:p>
     <w:p>
-      <w:pPr/>
+      <w:pPr>
+        <w:spacing w:line="360" w:lineRule="auto"/>
+      </w:pPr>
       <w:r>
         <w:t>Blitz introduces several end-of-match conditions that did not exist in the single-player game. The endGame() function dispatches to the appropriate handler based on the reason, and the server's blitz_api-&gt;endGame() arbitrates which side is finalized when.</w:t>
       </w:r>
     </w:p>
     <w:p>
-      <w:pPr/>
+      <w:pPr>
+        <w:spacing w:line="360" w:lineRule="auto"/>
+      </w:pPr>
     </w:p>
     <w:p>
       <w:pPr>
         <w:pStyle w:val="ListParagraph"/>
+        <w:spacing w:line="360" w:lineRule="auto"/>
       </w:pPr>
       <w:r>
         <w:t>TIME_UP – The 2-minute timer hits zero. Whichever player has the higher score wins; equal scores produce a draw.</w:t>
@@ -9979,6 +10059,7 @@
     <w:p>
       <w:pPr>
         <w:pStyle w:val="ListParagraph"/>
+        <w:spacing w:line="360" w:lineRule="auto"/>
       </w:pPr>
       <w:r>
         <w:t>TOPPED_OUT – A new tetromino spawns into an already-occupied cell. Unlike single-player, the room is NOT immediately ended: the surviving opponent continues to play out the remaining time as a 1-player run, and the topped-out player enters spectator mode (myToppedBanner is shown, the rival canvas keeps updating). If both players top out, the match finalizes at that moment and the higher score wins.</w:t>
@@ -9987,44 +10068,66 @@
     <w:p>
       <w:pPr>
         <w:pStyle w:val="ListParagraph"/>
+        <w:spacing w:line="360" w:lineRule="auto"/>
       </w:pPr>
       <w:r>
         <w:t>OPPONENT_DISCONNECT – The server detects a missing opponent when the opp_updated timestamp is older than 12 seconds. The remaining player is declared the winner and the room is finalized with status = 'finished'. A best-effort sendBeacon on the beforeunload event also tells the server when a player closes the tab.</w:t>
       </w:r>
     </w:p>
     <w:p>
-      <w:pPr/>
-    </w:p>
-    <w:p>
-      <w:pPr/>
-      <w:r>
-        <w:t>When the room status flips to 'finished' the blitz_leaderboard table is updated atomically with an INSERT ... ON CONFLICT (username) DO UPDATE upsert that increments wins, losses, and total_games, and only overwrites best_score if the new score is higher (using GREATEST()). This single-statement upsert prevents the double-update race that would otherwise be possible if both clients reported the end at roughly the same instant.</w:t>
-      </w:r>
-    </w:p>
-    <w:p>
-      <w:pPr/>
+      <w:pPr>
+        <w:spacing w:line="360" w:lineRule="auto"/>
+      </w:pPr>
+    </w:p>
+    <w:p>
+      <w:pPr>
+        <w:spacing w:line="360" w:lineRule="auto"/>
+      </w:pPr>
+      <w:r>
+        <w:t xml:space="preserve">When the room status flips to 'finished' the blitz_leaderboard table is updated atomically with an INSERT ... ON CONFLICT (username) DO UPDATE upsert that increments wins, losses, and total_games, and only overwrites best_score if the new score is </w:t>
+      </w:r>
+      <w:r>
+        <w:lastRenderedPageBreak/>
+        <w:t>higher (using GREATEST()). This single-statement upsert prevents the double-update race that would otherwise be possible if both clients reported the end at roughly the same instant.</w:t>
+      </w:r>
+    </w:p>
+    <w:p>
+      <w:pPr>
+        <w:spacing w:line="360" w:lineRule="auto"/>
+      </w:pPr>
     </w:p>
     <w:p>
       <w:pPr>
         <w:pStyle w:val="Heading2"/>
-      </w:pPr>
-      <w:r>
+        <w:spacing w:line="360" w:lineRule="auto"/>
+        <w:rPr>
+          <w:color w:val="auto"/>
+        </w:rPr>
+      </w:pPr>
+      <w:r>
+        <w:rPr>
+          <w:color w:val="auto"/>
+        </w:rPr>
         <w:t>7.6 Rematch System</w:t>
       </w:r>
     </w:p>
     <w:p>
-      <w:pPr/>
+      <w:pPr>
+        <w:spacing w:line="360" w:lineRule="auto"/>
+      </w:pPr>
       <w:r>
         <w:t>The result screen offers an in-place rematch flow so players do not have to navigate back to the lobby between games. The rematch is a fully arbitrated invite system with three terminal states (accepted, declined, expired) and a hard limit of two rematches per pairing to prevent infinite tab-camping. The relevant metadata is stored on the old room row itself:</w:t>
       </w:r>
     </w:p>
     <w:p>
-      <w:pPr/>
+      <w:pPr>
+        <w:spacing w:line="360" w:lineRule="auto"/>
+      </w:pPr>
     </w:p>
     <w:tbl>
       <w:tblPr>
-        <w:tblW w:type="auto" w:w="0"/>
-        <w:tblLook w:firstColumn="1" w:firstRow="1" w:lastColumn="0" w:lastRow="0" w:noHBand="0" w:noVBand="1" w:val="04A0"/>
+        <w:tblW w:w="0" w:type="auto"/>
+        <w:tblLook w:val="04A0" w:firstRow="1" w:lastRow="0" w:firstColumn="1" w:lastColumn="0" w:noHBand="0" w:noVBand="1"/>
       </w:tblPr>
       <w:tblGrid>
         <w:gridCol w:w="3120"/>
@@ -10034,9 +10137,12 @@
       <w:tr>
         <w:tc>
           <w:tcPr>
-            <w:tcW w:type="dxa" w:w="3120"/>
-          </w:tcPr>
-          <w:p>
+            <w:tcW w:w="3120" w:type="dxa"/>
+          </w:tcPr>
+          <w:p>
+            <w:pPr>
+              <w:spacing w:line="360" w:lineRule="auto"/>
+            </w:pPr>
             <w:r>
               <w:t>Column</w:t>
             </w:r>
@@ -10044,9 +10150,12 @@
         </w:tc>
         <w:tc>
           <w:tcPr>
-            <w:tcW w:type="dxa" w:w="3120"/>
-          </w:tcPr>
-          <w:p>
+            <w:tcW w:w="3120" w:type="dxa"/>
+          </w:tcPr>
+          <w:p>
+            <w:pPr>
+              <w:spacing w:line="360" w:lineRule="auto"/>
+            </w:pPr>
             <w:r>
               <w:t>Type</w:t>
             </w:r>
@@ -10054,9 +10163,12 @@
         </w:tc>
         <w:tc>
           <w:tcPr>
-            <w:tcW w:type="dxa" w:w="3120"/>
-          </w:tcPr>
-          <w:p>
+            <w:tcW w:w="3120" w:type="dxa"/>
+          </w:tcPr>
+          <w:p>
+            <w:pPr>
+              <w:spacing w:line="360" w:lineRule="auto"/>
+            </w:pPr>
             <w:r>
               <w:t>Purpose</w:t>
             </w:r>
@@ -10066,9 +10178,12 @@
       <w:tr>
         <w:tc>
           <w:tcPr>
-            <w:tcW w:type="dxa" w:w="3120"/>
-          </w:tcPr>
-          <w:p>
+            <w:tcW w:w="3120" w:type="dxa"/>
+          </w:tcPr>
+          <w:p>
+            <w:pPr>
+              <w:spacing w:line="360" w:lineRule="auto"/>
+            </w:pPr>
             <w:r>
               <w:t>rematch_code</w:t>
             </w:r>
@@ -10076,9 +10191,12 @@
         </w:tc>
         <w:tc>
           <w:tcPr>
-            <w:tcW w:type="dxa" w:w="3120"/>
-          </w:tcPr>
-          <w:p>
+            <w:tcW w:w="3120" w:type="dxa"/>
+          </w:tcPr>
+          <w:p>
+            <w:pPr>
+              <w:spacing w:line="360" w:lineRule="auto"/>
+            </w:pPr>
             <w:r>
               <w:t>VARCHAR(8)</w:t>
             </w:r>
@@ -10086,9 +10204,12 @@
         </w:tc>
         <w:tc>
           <w:tcPr>
-            <w:tcW w:type="dxa" w:w="3120"/>
-          </w:tcPr>
-          <w:p>
+            <w:tcW w:w="3120" w:type="dxa"/>
+          </w:tcPr>
+          <w:p>
+            <w:pPr>
+              <w:spacing w:line="360" w:lineRule="auto"/>
+            </w:pPr>
             <w:r>
               <w:t>Pre-allocated room code for the rematch. Created when the first player clicks Rematch.</w:t>
             </w:r>
@@ -10098,9 +10219,12 @@
       <w:tr>
         <w:tc>
           <w:tcPr>
-            <w:tcW w:type="dxa" w:w="3120"/>
-          </w:tcPr>
-          <w:p>
+            <w:tcW w:w="3120" w:type="dxa"/>
+          </w:tcPr>
+          <w:p>
+            <w:pPr>
+              <w:spacing w:line="360" w:lineRule="auto"/>
+            </w:pPr>
             <w:r>
               <w:t>rematch_requested_by</w:t>
             </w:r>
@@ -10108,9 +10232,12 @@
         </w:tc>
         <w:tc>
           <w:tcPr>
-            <w:tcW w:type="dxa" w:w="3120"/>
-          </w:tcPr>
-          <w:p>
+            <w:tcW w:w="3120" w:type="dxa"/>
+          </w:tcPr>
+          <w:p>
+            <w:pPr>
+              <w:spacing w:line="360" w:lineRule="auto"/>
+            </w:pPr>
             <w:r>
               <w:t>VARCHAR(100)</w:t>
             </w:r>
@@ -10118,9 +10245,12 @@
         </w:tc>
         <w:tc>
           <w:tcPr>
-            <w:tcW w:type="dxa" w:w="3120"/>
-          </w:tcPr>
-          <w:p>
+            <w:tcW w:w="3120" w:type="dxa"/>
+          </w:tcPr>
+          <w:p>
+            <w:pPr>
+              <w:spacing w:line="360" w:lineRule="auto"/>
+            </w:pPr>
             <w:r>
               <w:t>Username of the player who initiated the rematch invite.</w:t>
             </w:r>
@@ -10130,9 +10260,12 @@
       <w:tr>
         <w:tc>
           <w:tcPr>
-            <w:tcW w:type="dxa" w:w="3120"/>
-          </w:tcPr>
-          <w:p>
+            <w:tcW w:w="3120" w:type="dxa"/>
+          </w:tcPr>
+          <w:p>
+            <w:pPr>
+              <w:spacing w:line="360" w:lineRule="auto"/>
+            </w:pPr>
             <w:r>
               <w:t>rematch_requested_at</w:t>
             </w:r>
@@ -10140,9 +10273,12 @@
         </w:tc>
         <w:tc>
           <w:tcPr>
-            <w:tcW w:type="dxa" w:w="3120"/>
-          </w:tcPr>
-          <w:p>
+            <w:tcW w:w="3120" w:type="dxa"/>
+          </w:tcPr>
+          <w:p>
+            <w:pPr>
+              <w:spacing w:line="360" w:lineRule="auto"/>
+            </w:pPr>
             <w:r>
               <w:t>TIMESTAMPTZ</w:t>
             </w:r>
@@ -10150,9 +10286,12 @@
         </w:tc>
         <w:tc>
           <w:tcPr>
-            <w:tcW w:type="dxa" w:w="3120"/>
-          </w:tcPr>
-          <w:p>
+            <w:tcW w:w="3120" w:type="dxa"/>
+          </w:tcPr>
+          <w:p>
+            <w:pPr>
+              <w:spacing w:line="360" w:lineRule="auto"/>
+            </w:pPr>
             <w:r>
               <w:t>Server timestamp of the invite. Used to compute the 15-second TTL window.</w:t>
             </w:r>
@@ -10162,9 +10301,12 @@
       <w:tr>
         <w:tc>
           <w:tcPr>
-            <w:tcW w:type="dxa" w:w="3120"/>
-          </w:tcPr>
-          <w:p>
+            <w:tcW w:w="3120" w:type="dxa"/>
+          </w:tcPr>
+          <w:p>
+            <w:pPr>
+              <w:spacing w:line="360" w:lineRule="auto"/>
+            </w:pPr>
             <w:r>
               <w:t>rematch_declined</w:t>
             </w:r>
@@ -10172,9 +10314,12 @@
         </w:tc>
         <w:tc>
           <w:tcPr>
-            <w:tcW w:type="dxa" w:w="3120"/>
-          </w:tcPr>
-          <w:p>
+            <w:tcW w:w="3120" w:type="dxa"/>
+          </w:tcPr>
+          <w:p>
+            <w:pPr>
+              <w:spacing w:line="360" w:lineRule="auto"/>
+            </w:pPr>
             <w:r>
               <w:t>INTEGER</w:t>
             </w:r>
@@ -10182,9 +10327,12 @@
         </w:tc>
         <w:tc>
           <w:tcPr>
-            <w:tcW w:type="dxa" w:w="3120"/>
-          </w:tcPr>
-          <w:p>
+            <w:tcW w:w="3120" w:type="dxa"/>
+          </w:tcPr>
+          <w:p>
+            <w:pPr>
+              <w:spacing w:line="360" w:lineRule="auto"/>
+            </w:pPr>
             <w:r>
               <w:t>Set to 1 when the invitee clicks Decline (or the invite auto-expires).</w:t>
             </w:r>
@@ -10194,9 +10342,12 @@
       <w:tr>
         <w:tc>
           <w:tcPr>
-            <w:tcW w:type="dxa" w:w="3120"/>
-          </w:tcPr>
-          <w:p>
+            <w:tcW w:w="3120" w:type="dxa"/>
+          </w:tcPr>
+          <w:p>
+            <w:pPr>
+              <w:spacing w:line="360" w:lineRule="auto"/>
+            </w:pPr>
             <w:r>
               <w:t>rematch_count</w:t>
             </w:r>
@@ -10204,9 +10355,12 @@
         </w:tc>
         <w:tc>
           <w:tcPr>
-            <w:tcW w:type="dxa" w:w="3120"/>
-          </w:tcPr>
-          <w:p>
+            <w:tcW w:w="3120" w:type="dxa"/>
+          </w:tcPr>
+          <w:p>
+            <w:pPr>
+              <w:spacing w:line="360" w:lineRule="auto"/>
+            </w:pPr>
             <w:r>
               <w:t>INTEGER</w:t>
             </w:r>
@@ -10214,9 +10368,12 @@
         </w:tc>
         <w:tc>
           <w:tcPr>
-            <w:tcW w:type="dxa" w:w="3120"/>
-          </w:tcPr>
-          <w:p>
+            <w:tcW w:w="3120" w:type="dxa"/>
+          </w:tcPr>
+          <w:p>
+            <w:pPr>
+              <w:spacing w:line="360" w:lineRule="auto"/>
+            </w:pPr>
             <w:r>
               <w:t>Counter that is incremented on every rematch and capped at 2 by REMATCH_LIMIT.</w:t>
             </w:r>
@@ -10225,66 +10382,92 @@
       </w:tr>
     </w:tbl>
     <w:p>
-      <w:pPr/>
-    </w:p>
-    <w:p>
-      <w:pPr/>
+      <w:pPr>
+        <w:spacing w:line="360" w:lineRule="auto"/>
+      </w:pPr>
+    </w:p>
+    <w:p>
+      <w:pPr>
+        <w:spacing w:line="360" w:lineRule="auto"/>
+      </w:pPr>
       <w:r>
         <w:t>Flow: Player A clicks Rematch. The server records rematch_requested_by and rematch_requested_at on the old room, and inserts a new blitz_rooms row whose p1 is A. Player B then sees "A wants a rematch!" on their result screen with an Accept / Decline pair and a live 15-second countdown. Accept makes B p2 of the new room and redirects both players into blitz_room.php?mode=join&amp;code=&lt;new&gt;. Decline (or timeout) sets rematch_declined = 1, clears the pointers, and deletes the orphan new room if nobody has joined it yet. A subsequent Rematch from either player goes through the full invite flow again until rematch_count reaches REMATCH_LIMIT = 2.</w:t>
       </w:r>
     </w:p>
     <w:p>
-      <w:pPr/>
-    </w:p>
-    <w:p>
-      <w:pPr/>
+      <w:pPr>
+        <w:spacing w:line="360" w:lineRule="auto"/>
+      </w:pPr>
+    </w:p>
+    <w:p>
+      <w:pPr>
+        <w:spacing w:line="360" w:lineRule="auto"/>
+      </w:pPr>
       <w:r>
         <w:t>Several edge cases are handled by the server's rematch handlers: (1) if both players click Rematch within the TTL window, the second click is silently routed into rematch_accept so the players end up in the same room rather than two parallel rooms; (2) a re-request from the same player refreshes the TTL and clears any prior decline; (3) if the pre-allocated rematch room has already been cleaned up by the stale-room sweeper, the server forces the invite to look declined so the requester can issue a fresh one cleanly.</w:t>
       </w:r>
     </w:p>
     <w:p>
-      <w:pPr/>
+      <w:pPr>
+        <w:spacing w:line="360" w:lineRule="auto"/>
+      </w:pPr>
     </w:p>
     <w:p>
       <w:pPr>
         <w:pStyle w:val="Heading2"/>
-      </w:pPr>
-      <w:r>
+        <w:spacing w:line="360" w:lineRule="auto"/>
+        <w:rPr>
+          <w:color w:val="auto"/>
+        </w:rPr>
+      </w:pPr>
+      <w:r>
+        <w:rPr>
+          <w:color w:val="auto"/>
+        </w:rPr>
         <w:t>7.7 Blitz Database Schema</w:t>
       </w:r>
     </w:p>
     <w:p>
-      <w:pPr/>
+      <w:pPr>
+        <w:spacing w:line="360" w:lineRule="auto"/>
+      </w:pPr>
       <w:r>
         <w:t>Blitz adds two new tables to the Supabase database. The SQL is shipped in blitz_tables.sql at the project root and is meant to be pasted once into the Supabase SQL Editor when the application is first deployed.</w:t>
       </w:r>
     </w:p>
     <w:p>
-      <w:pPr/>
-    </w:p>
-    <w:p>
-      <w:pPr/>
+      <w:pPr>
+        <w:spacing w:line="360" w:lineRule="auto"/>
+      </w:pPr>
+    </w:p>
+    <w:p>
+      <w:pPr>
+        <w:spacing w:line="360" w:lineRule="auto"/>
+      </w:pPr>
       <w:r>
         <w:t>Table: blitz_rooms (live match state)</w:t>
       </w:r>
     </w:p>
     <w:tbl>
       <w:tblPr>
-        <w:tblW w:type="auto" w:w="0"/>
-        <w:tblLook w:firstColumn="1" w:firstRow="1" w:lastColumn="0" w:lastRow="0" w:noHBand="0" w:noVBand="1" w:val="04A0"/>
+        <w:tblW w:w="0" w:type="auto"/>
+        <w:tblLook w:val="04A0" w:firstRow="1" w:lastRow="0" w:firstColumn="1" w:lastColumn="0" w:noHBand="0" w:noVBand="1"/>
       </w:tblPr>
       <w:tblGrid>
-        <w:gridCol w:w="2340"/>
-        <w:gridCol w:w="2340"/>
-        <w:gridCol w:w="2340"/>
-        <w:gridCol w:w="2340"/>
+        <w:gridCol w:w="2671"/>
+        <w:gridCol w:w="2275"/>
+        <w:gridCol w:w="2189"/>
+        <w:gridCol w:w="2225"/>
       </w:tblGrid>
       <w:tr>
         <w:tc>
           <w:tcPr>
-            <w:tcW w:type="dxa" w:w="2340"/>
-          </w:tcPr>
-          <w:p>
+            <w:tcW w:w="2340" w:type="dxa"/>
+          </w:tcPr>
+          <w:p>
+            <w:pPr>
+              <w:spacing w:line="360" w:lineRule="auto"/>
+            </w:pPr>
             <w:r>
               <w:t>Column</w:t>
             </w:r>
@@ -10292,9 +10475,12 @@
         </w:tc>
         <w:tc>
           <w:tcPr>
-            <w:tcW w:type="dxa" w:w="2340"/>
-          </w:tcPr>
-          <w:p>
+            <w:tcW w:w="2340" w:type="dxa"/>
+          </w:tcPr>
+          <w:p>
+            <w:pPr>
+              <w:spacing w:line="360" w:lineRule="auto"/>
+            </w:pPr>
             <w:r>
               <w:t>Type</w:t>
             </w:r>
@@ -10302,9 +10488,12 @@
         </w:tc>
         <w:tc>
           <w:tcPr>
-            <w:tcW w:type="dxa" w:w="2340"/>
-          </w:tcPr>
-          <w:p>
+            <w:tcW w:w="2340" w:type="dxa"/>
+          </w:tcPr>
+          <w:p>
+            <w:pPr>
+              <w:spacing w:line="360" w:lineRule="auto"/>
+            </w:pPr>
             <w:r>
               <w:t>Constraints</w:t>
             </w:r>
@@ -10312,9 +10501,12 @@
         </w:tc>
         <w:tc>
           <w:tcPr>
-            <w:tcW w:type="dxa" w:w="2340"/>
-          </w:tcPr>
-          <w:p>
+            <w:tcW w:w="2340" w:type="dxa"/>
+          </w:tcPr>
+          <w:p>
+            <w:pPr>
+              <w:spacing w:line="360" w:lineRule="auto"/>
+            </w:pPr>
             <w:r>
               <w:t>Description</w:t>
             </w:r>
@@ -10324,9 +10516,12 @@
       <w:tr>
         <w:tc>
           <w:tcPr>
-            <w:tcW w:type="dxa" w:w="2340"/>
-          </w:tcPr>
-          <w:p>
+            <w:tcW w:w="2340" w:type="dxa"/>
+          </w:tcPr>
+          <w:p>
+            <w:pPr>
+              <w:spacing w:line="360" w:lineRule="auto"/>
+            </w:pPr>
             <w:r>
               <w:t>room_code</w:t>
             </w:r>
@@ -10334,9 +10529,12 @@
         </w:tc>
         <w:tc>
           <w:tcPr>
-            <w:tcW w:type="dxa" w:w="2340"/>
-          </w:tcPr>
-          <w:p>
+            <w:tcW w:w="2340" w:type="dxa"/>
+          </w:tcPr>
+          <w:p>
+            <w:pPr>
+              <w:spacing w:line="360" w:lineRule="auto"/>
+            </w:pPr>
             <w:r>
               <w:t>VARCHAR(8)</w:t>
             </w:r>
@@ -10344,9 +10542,12 @@
         </w:tc>
         <w:tc>
           <w:tcPr>
-            <w:tcW w:type="dxa" w:w="2340"/>
-          </w:tcPr>
-          <w:p>
+            <w:tcW w:w="2340" w:type="dxa"/>
+          </w:tcPr>
+          <w:p>
+            <w:pPr>
+              <w:spacing w:line="360" w:lineRule="auto"/>
+            </w:pPr>
             <w:r>
               <w:t>PRIMARY KEY</w:t>
             </w:r>
@@ -10354,9 +10555,12 @@
         </w:tc>
         <w:tc>
           <w:tcPr>
-            <w:tcW w:type="dxa" w:w="2340"/>
-          </w:tcPr>
-          <w:p>
+            <w:tcW w:w="2340" w:type="dxa"/>
+          </w:tcPr>
+          <w:p>
+            <w:pPr>
+              <w:spacing w:line="360" w:lineRule="auto"/>
+            </w:pPr>
             <w:r>
               <w:t>Unique 6-letter room identifier.</w:t>
             </w:r>
@@ -10366,9 +10570,12 @@
       <w:tr>
         <w:tc>
           <w:tcPr>
-            <w:tcW w:type="dxa" w:w="2340"/>
-          </w:tcPr>
-          <w:p>
+            <w:tcW w:w="2340" w:type="dxa"/>
+          </w:tcPr>
+          <w:p>
+            <w:pPr>
+              <w:spacing w:line="360" w:lineRule="auto"/>
+            </w:pPr>
             <w:r>
               <w:t>p1_username</w:t>
             </w:r>
@@ -10376,9 +10583,12 @@
         </w:tc>
         <w:tc>
           <w:tcPr>
-            <w:tcW w:type="dxa" w:w="2340"/>
-          </w:tcPr>
-          <w:p>
+            <w:tcW w:w="2340" w:type="dxa"/>
+          </w:tcPr>
+          <w:p>
+            <w:pPr>
+              <w:spacing w:line="360" w:lineRule="auto"/>
+            </w:pPr>
             <w:r>
               <w:t>VARCHAR(100)</w:t>
             </w:r>
@@ -10386,9 +10596,12 @@
         </w:tc>
         <w:tc>
           <w:tcPr>
-            <w:tcW w:type="dxa" w:w="2340"/>
-          </w:tcPr>
-          <w:p>
+            <w:tcW w:w="2340" w:type="dxa"/>
+          </w:tcPr>
+          <w:p>
+            <w:pPr>
+              <w:spacing w:line="360" w:lineRule="auto"/>
+            </w:pPr>
             <w:r>
               <w:t>NOT NULL</w:t>
             </w:r>
@@ -10396,9 +10609,12 @@
         </w:tc>
         <w:tc>
           <w:tcPr>
-            <w:tcW w:type="dxa" w:w="2340"/>
-          </w:tcPr>
-          <w:p>
+            <w:tcW w:w="2340" w:type="dxa"/>
+          </w:tcPr>
+          <w:p>
+            <w:pPr>
+              <w:spacing w:line="360" w:lineRule="auto"/>
+            </w:pPr>
             <w:r>
               <w:t>Host commander's display name.</w:t>
             </w:r>
@@ -10408,19 +10624,26 @@
       <w:tr>
         <w:tc>
           <w:tcPr>
-            <w:tcW w:type="dxa" w:w="2340"/>
-          </w:tcPr>
-          <w:p>
-            <w:r>
+            <w:tcW w:w="2340" w:type="dxa"/>
+          </w:tcPr>
+          <w:p>
+            <w:pPr>
+              <w:spacing w:line="360" w:lineRule="auto"/>
+            </w:pPr>
+            <w:r>
+              <w:lastRenderedPageBreak/>
               <w:t>p1_board</w:t>
             </w:r>
           </w:p>
         </w:tc>
         <w:tc>
           <w:tcPr>
-            <w:tcW w:type="dxa" w:w="2340"/>
-          </w:tcPr>
-          <w:p>
+            <w:tcW w:w="2340" w:type="dxa"/>
+          </w:tcPr>
+          <w:p>
+            <w:pPr>
+              <w:spacing w:line="360" w:lineRule="auto"/>
+            </w:pPr>
             <w:r>
               <w:t>TEXT</w:t>
             </w:r>
@@ -10428,9 +10651,12 @@
         </w:tc>
         <w:tc>
           <w:tcPr>
-            <w:tcW w:type="dxa" w:w="2340"/>
-          </w:tcPr>
-          <w:p>
+            <w:tcW w:w="2340" w:type="dxa"/>
+          </w:tcPr>
+          <w:p>
+            <w:pPr>
+              <w:spacing w:line="360" w:lineRule="auto"/>
+            </w:pPr>
             <w:r>
               <w:t>DEFAULT '[]'</w:t>
             </w:r>
@@ -10438,9 +10664,12 @@
         </w:tc>
         <w:tc>
           <w:tcPr>
-            <w:tcW w:type="dxa" w:w="2340"/>
-          </w:tcPr>
-          <w:p>
+            <w:tcW w:w="2340" w:type="dxa"/>
+          </w:tcPr>
+          <w:p>
+            <w:pPr>
+              <w:spacing w:line="360" w:lineRule="auto"/>
+            </w:pPr>
             <w:r>
               <w:t>JSON-encoded 10x15 board snapshot for player 1.</w:t>
             </w:r>
@@ -10450,9 +10679,12 @@
       <w:tr>
         <w:tc>
           <w:tcPr>
-            <w:tcW w:type="dxa" w:w="2340"/>
-          </w:tcPr>
-          <w:p>
+            <w:tcW w:w="2340" w:type="dxa"/>
+          </w:tcPr>
+          <w:p>
+            <w:pPr>
+              <w:spacing w:line="360" w:lineRule="auto"/>
+            </w:pPr>
             <w:r>
               <w:t>p1_score</w:t>
             </w:r>
@@ -10460,9 +10692,12 @@
         </w:tc>
         <w:tc>
           <w:tcPr>
-            <w:tcW w:type="dxa" w:w="2340"/>
-          </w:tcPr>
-          <w:p>
+            <w:tcW w:w="2340" w:type="dxa"/>
+          </w:tcPr>
+          <w:p>
+            <w:pPr>
+              <w:spacing w:line="360" w:lineRule="auto"/>
+            </w:pPr>
             <w:r>
               <w:t>INTEGER</w:t>
             </w:r>
@@ -10470,9 +10705,12 @@
         </w:tc>
         <w:tc>
           <w:tcPr>
-            <w:tcW w:type="dxa" w:w="2340"/>
-          </w:tcPr>
-          <w:p>
+            <w:tcW w:w="2340" w:type="dxa"/>
+          </w:tcPr>
+          <w:p>
+            <w:pPr>
+              <w:spacing w:line="360" w:lineRule="auto"/>
+            </w:pPr>
             <w:r>
               <w:t>DEFAULT 0</w:t>
             </w:r>
@@ -10480,9 +10718,12 @@
         </w:tc>
         <w:tc>
           <w:tcPr>
-            <w:tcW w:type="dxa" w:w="2340"/>
-          </w:tcPr>
-          <w:p>
+            <w:tcW w:w="2340" w:type="dxa"/>
+          </w:tcPr>
+          <w:p>
+            <w:pPr>
+              <w:spacing w:line="360" w:lineRule="auto"/>
+            </w:pPr>
             <w:r>
               <w:t>Player 1's current score.</w:t>
             </w:r>
@@ -10492,9 +10733,12 @@
       <w:tr>
         <w:tc>
           <w:tcPr>
-            <w:tcW w:type="dxa" w:w="2340"/>
-          </w:tcPr>
-          <w:p>
+            <w:tcW w:w="2340" w:type="dxa"/>
+          </w:tcPr>
+          <w:p>
+            <w:pPr>
+              <w:spacing w:line="360" w:lineRule="auto"/>
+            </w:pPr>
             <w:r>
               <w:t>p1_ready</w:t>
             </w:r>
@@ -10502,9 +10746,12 @@
         </w:tc>
         <w:tc>
           <w:tcPr>
-            <w:tcW w:type="dxa" w:w="2340"/>
-          </w:tcPr>
-          <w:p>
+            <w:tcW w:w="2340" w:type="dxa"/>
+          </w:tcPr>
+          <w:p>
+            <w:pPr>
+              <w:spacing w:line="360" w:lineRule="auto"/>
+            </w:pPr>
             <w:r>
               <w:t>INTEGER</w:t>
             </w:r>
@@ -10512,9 +10759,12 @@
         </w:tc>
         <w:tc>
           <w:tcPr>
-            <w:tcW w:type="dxa" w:w="2340"/>
-          </w:tcPr>
-          <w:p>
+            <w:tcW w:w="2340" w:type="dxa"/>
+          </w:tcPr>
+          <w:p>
+            <w:pPr>
+              <w:spacing w:line="360" w:lineRule="auto"/>
+            </w:pPr>
             <w:r>
               <w:t>DEFAULT 0</w:t>
             </w:r>
@@ -10522,9 +10772,12 @@
         </w:tc>
         <w:tc>
           <w:tcPr>
-            <w:tcW w:type="dxa" w:w="2340"/>
-          </w:tcPr>
-          <w:p>
+            <w:tcW w:w="2340" w:type="dxa"/>
+          </w:tcPr>
+          <w:p>
+            <w:pPr>
+              <w:spacing w:line="360" w:lineRule="auto"/>
+            </w:pPr>
             <w:r>
               <w:t>1 once player 1 presses Ready.</w:t>
             </w:r>
@@ -10534,9 +10787,12 @@
       <w:tr>
         <w:tc>
           <w:tcPr>
-            <w:tcW w:type="dxa" w:w="2340"/>
-          </w:tcPr>
-          <w:p>
+            <w:tcW w:w="2340" w:type="dxa"/>
+          </w:tcPr>
+          <w:p>
+            <w:pPr>
+              <w:spacing w:line="360" w:lineRule="auto"/>
+            </w:pPr>
             <w:r>
               <w:t>p1_alive</w:t>
             </w:r>
@@ -10544,9 +10800,12 @@
         </w:tc>
         <w:tc>
           <w:tcPr>
-            <w:tcW w:type="dxa" w:w="2340"/>
-          </w:tcPr>
-          <w:p>
+            <w:tcW w:w="2340" w:type="dxa"/>
+          </w:tcPr>
+          <w:p>
+            <w:pPr>
+              <w:spacing w:line="360" w:lineRule="auto"/>
+            </w:pPr>
             <w:r>
               <w:t>INTEGER</w:t>
             </w:r>
@@ -10554,9 +10813,12 @@
         </w:tc>
         <w:tc>
           <w:tcPr>
-            <w:tcW w:type="dxa" w:w="2340"/>
-          </w:tcPr>
-          <w:p>
+            <w:tcW w:w="2340" w:type="dxa"/>
+          </w:tcPr>
+          <w:p>
+            <w:pPr>
+              <w:spacing w:line="360" w:lineRule="auto"/>
+            </w:pPr>
             <w:r>
               <w:t>DEFAULT 1</w:t>
             </w:r>
@@ -10564,9 +10826,12 @@
         </w:tc>
         <w:tc>
           <w:tcPr>
-            <w:tcW w:type="dxa" w:w="2340"/>
-          </w:tcPr>
-          <w:p>
+            <w:tcW w:w="2340" w:type="dxa"/>
+          </w:tcPr>
+          <w:p>
+            <w:pPr>
+              <w:spacing w:line="360" w:lineRule="auto"/>
+            </w:pPr>
             <w:r>
               <w:t>0 if player 1 has topped out.</w:t>
             </w:r>
@@ -10576,9 +10841,12 @@
       <w:tr>
         <w:tc>
           <w:tcPr>
-            <w:tcW w:type="dxa" w:w="2340"/>
-          </w:tcPr>
-          <w:p>
+            <w:tcW w:w="2340" w:type="dxa"/>
+          </w:tcPr>
+          <w:p>
+            <w:pPr>
+              <w:spacing w:line="360" w:lineRule="auto"/>
+            </w:pPr>
             <w:r>
               <w:t>p1_garbage</w:t>
             </w:r>
@@ -10586,9 +10854,12 @@
         </w:tc>
         <w:tc>
           <w:tcPr>
-            <w:tcW w:type="dxa" w:w="2340"/>
-          </w:tcPr>
-          <w:p>
+            <w:tcW w:w="2340" w:type="dxa"/>
+          </w:tcPr>
+          <w:p>
+            <w:pPr>
+              <w:spacing w:line="360" w:lineRule="auto"/>
+            </w:pPr>
             <w:r>
               <w:t>INTEGER</w:t>
             </w:r>
@@ -10596,9 +10867,12 @@
         </w:tc>
         <w:tc>
           <w:tcPr>
-            <w:tcW w:type="dxa" w:w="2340"/>
-          </w:tcPr>
-          <w:p>
+            <w:tcW w:w="2340" w:type="dxa"/>
+          </w:tcPr>
+          <w:p>
+            <w:pPr>
+              <w:spacing w:line="360" w:lineRule="auto"/>
+            </w:pPr>
             <w:r>
               <w:t>DEFAULT 0</w:t>
             </w:r>
@@ -10606,9 +10880,12 @@
         </w:tc>
         <w:tc>
           <w:tcPr>
-            <w:tcW w:type="dxa" w:w="2340"/>
-          </w:tcPr>
-          <w:p>
+            <w:tcW w:w="2340" w:type="dxa"/>
+          </w:tcPr>
+          <w:p>
+            <w:pPr>
+              <w:spacing w:line="360" w:lineRule="auto"/>
+            </w:pPr>
             <w:r>
               <w:t>Total garbage lines sent by player 1.</w:t>
             </w:r>
@@ -10618,9 +10895,12 @@
       <w:tr>
         <w:tc>
           <w:tcPr>
-            <w:tcW w:type="dxa" w:w="2340"/>
-          </w:tcPr>
-          <w:p>
+            <w:tcW w:w="2340" w:type="dxa"/>
+          </w:tcPr>
+          <w:p>
+            <w:pPr>
+              <w:spacing w:line="360" w:lineRule="auto"/>
+            </w:pPr>
             <w:r>
               <w:t>p2_username</w:t>
             </w:r>
@@ -10628,9 +10908,12 @@
         </w:tc>
         <w:tc>
           <w:tcPr>
-            <w:tcW w:type="dxa" w:w="2340"/>
-          </w:tcPr>
-          <w:p>
+            <w:tcW w:w="2340" w:type="dxa"/>
+          </w:tcPr>
+          <w:p>
+            <w:pPr>
+              <w:spacing w:line="360" w:lineRule="auto"/>
+            </w:pPr>
             <w:r>
               <w:t>VARCHAR(100)</w:t>
             </w:r>
@@ -10638,9 +10921,12 @@
         </w:tc>
         <w:tc>
           <w:tcPr>
-            <w:tcW w:type="dxa" w:w="2340"/>
-          </w:tcPr>
-          <w:p>
+            <w:tcW w:w="2340" w:type="dxa"/>
+          </w:tcPr>
+          <w:p>
+            <w:pPr>
+              <w:spacing w:line="360" w:lineRule="auto"/>
+            </w:pPr>
             <w:r>
               <w:t>NULL until joined</w:t>
             </w:r>
@@ -10648,9 +10934,12 @@
         </w:tc>
         <w:tc>
           <w:tcPr>
-            <w:tcW w:type="dxa" w:w="2340"/>
-          </w:tcPr>
-          <w:p>
+            <w:tcW w:w="2340" w:type="dxa"/>
+          </w:tcPr>
+          <w:p>
+            <w:pPr>
+              <w:spacing w:line="360" w:lineRule="auto"/>
+            </w:pPr>
             <w:r>
               <w:t>Guest commander's display name.</w:t>
             </w:r>
@@ -10660,9 +10949,12 @@
       <w:tr>
         <w:tc>
           <w:tcPr>
-            <w:tcW w:type="dxa" w:w="2340"/>
-          </w:tcPr>
-          <w:p>
+            <w:tcW w:w="2340" w:type="dxa"/>
+          </w:tcPr>
+          <w:p>
+            <w:pPr>
+              <w:spacing w:line="360" w:lineRule="auto"/>
+            </w:pPr>
             <w:r>
               <w:t>p2_board / p2_score / p2_ready / p2_alive / p2_garbage</w:t>
             </w:r>
@@ -10670,9 +10962,12 @@
         </w:tc>
         <w:tc>
           <w:tcPr>
-            <w:tcW w:type="dxa" w:w="2340"/>
-          </w:tcPr>
-          <w:p>
+            <w:tcW w:w="2340" w:type="dxa"/>
+          </w:tcPr>
+          <w:p>
+            <w:pPr>
+              <w:spacing w:line="360" w:lineRule="auto"/>
+            </w:pPr>
             <w:r>
               <w:t>various</w:t>
             </w:r>
@@ -10680,9 +10975,12 @@
         </w:tc>
         <w:tc>
           <w:tcPr>
-            <w:tcW w:type="dxa" w:w="2340"/>
-          </w:tcPr>
-          <w:p>
+            <w:tcW w:w="2340" w:type="dxa"/>
+          </w:tcPr>
+          <w:p>
+            <w:pPr>
+              <w:spacing w:line="360" w:lineRule="auto"/>
+            </w:pPr>
             <w:r>
               <w:t>—</w:t>
             </w:r>
@@ -10690,9 +10988,12 @@
         </w:tc>
         <w:tc>
           <w:tcPr>
-            <w:tcW w:type="dxa" w:w="2340"/>
-          </w:tcPr>
-          <w:p>
+            <w:tcW w:w="2340" w:type="dxa"/>
+          </w:tcPr>
+          <w:p>
+            <w:pPr>
+              <w:spacing w:line="360" w:lineRule="auto"/>
+            </w:pPr>
             <w:r>
               <w:t>Mirror of the player 1 columns for player 2.</w:t>
             </w:r>
@@ -10702,9 +11003,12 @@
       <w:tr>
         <w:tc>
           <w:tcPr>
-            <w:tcW w:type="dxa" w:w="2340"/>
-          </w:tcPr>
-          <w:p>
+            <w:tcW w:w="2340" w:type="dxa"/>
+          </w:tcPr>
+          <w:p>
+            <w:pPr>
+              <w:spacing w:line="360" w:lineRule="auto"/>
+            </w:pPr>
             <w:r>
               <w:t>status</w:t>
             </w:r>
@@ -10712,9 +11016,12 @@
         </w:tc>
         <w:tc>
           <w:tcPr>
-            <w:tcW w:type="dxa" w:w="2340"/>
-          </w:tcPr>
-          <w:p>
+            <w:tcW w:w="2340" w:type="dxa"/>
+          </w:tcPr>
+          <w:p>
+            <w:pPr>
+              <w:spacing w:line="360" w:lineRule="auto"/>
+            </w:pPr>
             <w:r>
               <w:t>VARCHAR(20)</w:t>
             </w:r>
@@ -10722,9 +11029,12 @@
         </w:tc>
         <w:tc>
           <w:tcPr>
-            <w:tcW w:type="dxa" w:w="2340"/>
-          </w:tcPr>
-          <w:p>
+            <w:tcW w:w="2340" w:type="dxa"/>
+          </w:tcPr>
+          <w:p>
+            <w:pPr>
+              <w:spacing w:line="360" w:lineRule="auto"/>
+            </w:pPr>
             <w:r>
               <w:t>DEFAULT 'waiting'</w:t>
             </w:r>
@@ -10732,9 +11042,12 @@
         </w:tc>
         <w:tc>
           <w:tcPr>
-            <w:tcW w:type="dxa" w:w="2340"/>
-          </w:tcPr>
-          <w:p>
+            <w:tcW w:w="2340" w:type="dxa"/>
+          </w:tcPr>
+          <w:p>
+            <w:pPr>
+              <w:spacing w:line="360" w:lineRule="auto"/>
+            </w:pPr>
             <w:r>
               <w:t>'waiting', 'ready', 'playing', or 'finished'.</w:t>
             </w:r>
@@ -10744,9 +11057,12 @@
       <w:tr>
         <w:tc>
           <w:tcPr>
-            <w:tcW w:type="dxa" w:w="2340"/>
-          </w:tcPr>
-          <w:p>
+            <w:tcW w:w="2340" w:type="dxa"/>
+          </w:tcPr>
+          <w:p>
+            <w:pPr>
+              <w:spacing w:line="360" w:lineRule="auto"/>
+            </w:pPr>
             <w:r>
               <w:t>winner</w:t>
             </w:r>
@@ -10754,9 +11070,12 @@
         </w:tc>
         <w:tc>
           <w:tcPr>
-            <w:tcW w:type="dxa" w:w="2340"/>
-          </w:tcPr>
-          <w:p>
+            <w:tcW w:w="2340" w:type="dxa"/>
+          </w:tcPr>
+          <w:p>
+            <w:pPr>
+              <w:spacing w:line="360" w:lineRule="auto"/>
+            </w:pPr>
             <w:r>
               <w:t>VARCHAR(100)</w:t>
             </w:r>
@@ -10764,9 +11083,12 @@
         </w:tc>
         <w:tc>
           <w:tcPr>
-            <w:tcW w:type="dxa" w:w="2340"/>
-          </w:tcPr>
-          <w:p>
+            <w:tcW w:w="2340" w:type="dxa"/>
+          </w:tcPr>
+          <w:p>
+            <w:pPr>
+              <w:spacing w:line="360" w:lineRule="auto"/>
+            </w:pPr>
             <w:r>
               <w:t>NULL until finished</w:t>
             </w:r>
@@ -10774,9 +11096,12 @@
         </w:tc>
         <w:tc>
           <w:tcPr>
-            <w:tcW w:type="dxa" w:w="2340"/>
-          </w:tcPr>
-          <w:p>
+            <w:tcW w:w="2340" w:type="dxa"/>
+          </w:tcPr>
+          <w:p>
+            <w:pPr>
+              <w:spacing w:line="360" w:lineRule="auto"/>
+            </w:pPr>
             <w:r>
               <w:t>Username of the winning commander, or NULL on draw.</w:t>
             </w:r>
@@ -10786,9 +11111,12 @@
       <w:tr>
         <w:tc>
           <w:tcPr>
-            <w:tcW w:type="dxa" w:w="2340"/>
-          </w:tcPr>
-          <w:p>
+            <w:tcW w:w="2340" w:type="dxa"/>
+          </w:tcPr>
+          <w:p>
+            <w:pPr>
+              <w:spacing w:line="360" w:lineRule="auto"/>
+            </w:pPr>
             <w:r>
               <w:t>rematch_code</w:t>
             </w:r>
@@ -10796,9 +11124,12 @@
         </w:tc>
         <w:tc>
           <w:tcPr>
-            <w:tcW w:type="dxa" w:w="2340"/>
-          </w:tcPr>
-          <w:p>
+            <w:tcW w:w="2340" w:type="dxa"/>
+          </w:tcPr>
+          <w:p>
+            <w:pPr>
+              <w:spacing w:line="360" w:lineRule="auto"/>
+            </w:pPr>
             <w:r>
               <w:t>VARCHAR(8)</w:t>
             </w:r>
@@ -10806,9 +11137,12 @@
         </w:tc>
         <w:tc>
           <w:tcPr>
-            <w:tcW w:type="dxa" w:w="2340"/>
-          </w:tcPr>
-          <w:p>
+            <w:tcW w:w="2340" w:type="dxa"/>
+          </w:tcPr>
+          <w:p>
+            <w:pPr>
+              <w:spacing w:line="360" w:lineRule="auto"/>
+            </w:pPr>
             <w:r>
               <w:t>NULL</w:t>
             </w:r>
@@ -10816,9 +11150,12 @@
         </w:tc>
         <w:tc>
           <w:tcPr>
-            <w:tcW w:type="dxa" w:w="2340"/>
-          </w:tcPr>
-          <w:p>
+            <w:tcW w:w="2340" w:type="dxa"/>
+          </w:tcPr>
+          <w:p>
+            <w:pPr>
+              <w:spacing w:line="360" w:lineRule="auto"/>
+            </w:pPr>
             <w:r>
               <w:t>New room code allocated by the rematch flow.</w:t>
             </w:r>
@@ -10828,9 +11165,12 @@
       <w:tr>
         <w:tc>
           <w:tcPr>
-            <w:tcW w:type="dxa" w:w="2340"/>
-          </w:tcPr>
-          <w:p>
+            <w:tcW w:w="2340" w:type="dxa"/>
+          </w:tcPr>
+          <w:p>
+            <w:pPr>
+              <w:spacing w:line="360" w:lineRule="auto"/>
+            </w:pPr>
             <w:r>
               <w:t>rematch_count</w:t>
             </w:r>
@@ -10838,9 +11178,12 @@
         </w:tc>
         <w:tc>
           <w:tcPr>
-            <w:tcW w:type="dxa" w:w="2340"/>
-          </w:tcPr>
-          <w:p>
+            <w:tcW w:w="2340" w:type="dxa"/>
+          </w:tcPr>
+          <w:p>
+            <w:pPr>
+              <w:spacing w:line="360" w:lineRule="auto"/>
+            </w:pPr>
             <w:r>
               <w:t>INTEGER</w:t>
             </w:r>
@@ -10848,9 +11191,12 @@
         </w:tc>
         <w:tc>
           <w:tcPr>
-            <w:tcW w:type="dxa" w:w="2340"/>
-          </w:tcPr>
-          <w:p>
+            <w:tcW w:w="2340" w:type="dxa"/>
+          </w:tcPr>
+          <w:p>
+            <w:pPr>
+              <w:spacing w:line="360" w:lineRule="auto"/>
+            </w:pPr>
             <w:r>
               <w:t>DEFAULT 0</w:t>
             </w:r>
@@ -10858,11 +11204,18 @@
         </w:tc>
         <w:tc>
           <w:tcPr>
-            <w:tcW w:type="dxa" w:w="2340"/>
-          </w:tcPr>
-          <w:p>
-            <w:r>
-              <w:t>Number of rematches played in this pairing (capped at 2).</w:t>
+            <w:tcW w:w="2340" w:type="dxa"/>
+          </w:tcPr>
+          <w:p>
+            <w:pPr>
+              <w:spacing w:line="360" w:lineRule="auto"/>
+            </w:pPr>
+            <w:r>
+              <w:t xml:space="preserve">Number of rematches played </w:t>
+            </w:r>
+            <w:r>
+              <w:lastRenderedPageBreak/>
+              <w:t>in this pairing (capped at 2).</w:t>
             </w:r>
           </w:p>
         </w:tc>
@@ -10870,19 +11223,26 @@
       <w:tr>
         <w:tc>
           <w:tcPr>
-            <w:tcW w:type="dxa" w:w="2340"/>
-          </w:tcPr>
-          <w:p>
-            <w:r>
+            <w:tcW w:w="2340" w:type="dxa"/>
+          </w:tcPr>
+          <w:p>
+            <w:pPr>
+              <w:spacing w:line="360" w:lineRule="auto"/>
+            </w:pPr>
+            <w:r>
+              <w:lastRenderedPageBreak/>
               <w:t>rematch_requested_by / rematch_requested_at / rematch_declined</w:t>
             </w:r>
           </w:p>
         </w:tc>
         <w:tc>
           <w:tcPr>
-            <w:tcW w:type="dxa" w:w="2340"/>
-          </w:tcPr>
-          <w:p>
+            <w:tcW w:w="2340" w:type="dxa"/>
+          </w:tcPr>
+          <w:p>
+            <w:pPr>
+              <w:spacing w:line="360" w:lineRule="auto"/>
+            </w:pPr>
             <w:r>
               <w:t>various</w:t>
             </w:r>
@@ -10890,9 +11250,12 @@
         </w:tc>
         <w:tc>
           <w:tcPr>
-            <w:tcW w:type="dxa" w:w="2340"/>
-          </w:tcPr>
-          <w:p>
+            <w:tcW w:w="2340" w:type="dxa"/>
+          </w:tcPr>
+          <w:p>
+            <w:pPr>
+              <w:spacing w:line="360" w:lineRule="auto"/>
+            </w:pPr>
             <w:r>
               <w:t>—</w:t>
             </w:r>
@@ -10900,9 +11263,12 @@
         </w:tc>
         <w:tc>
           <w:tcPr>
-            <w:tcW w:type="dxa" w:w="2340"/>
-          </w:tcPr>
-          <w:p>
+            <w:tcW w:w="2340" w:type="dxa"/>
+          </w:tcPr>
+          <w:p>
+            <w:pPr>
+              <w:spacing w:line="360" w:lineRule="auto"/>
+            </w:pPr>
             <w:r>
               <w:t>Rematch invite metadata. See section 7.6.</w:t>
             </w:r>
@@ -10912,9 +11278,12 @@
       <w:tr>
         <w:tc>
           <w:tcPr>
-            <w:tcW w:type="dxa" w:w="2340"/>
-          </w:tcPr>
-          <w:p>
+            <w:tcW w:w="2340" w:type="dxa"/>
+          </w:tcPr>
+          <w:p>
+            <w:pPr>
+              <w:spacing w:line="360" w:lineRule="auto"/>
+            </w:pPr>
             <w:r>
               <w:t>created_at / p1_updated / p2_updated</w:t>
             </w:r>
@@ -10922,9 +11291,12 @@
         </w:tc>
         <w:tc>
           <w:tcPr>
-            <w:tcW w:type="dxa" w:w="2340"/>
-          </w:tcPr>
-          <w:p>
+            <w:tcW w:w="2340" w:type="dxa"/>
+          </w:tcPr>
+          <w:p>
+            <w:pPr>
+              <w:spacing w:line="360" w:lineRule="auto"/>
+            </w:pPr>
             <w:r>
               <w:t>TIMESTAMPTZ</w:t>
             </w:r>
@@ -10932,9 +11304,12 @@
         </w:tc>
         <w:tc>
           <w:tcPr>
-            <w:tcW w:type="dxa" w:w="2340"/>
-          </w:tcPr>
-          <w:p>
+            <w:tcW w:w="2340" w:type="dxa"/>
+          </w:tcPr>
+          <w:p>
+            <w:pPr>
+              <w:spacing w:line="360" w:lineRule="auto"/>
+            </w:pPr>
             <w:r>
               <w:t>DEFAULT NOW()</w:t>
             </w:r>
@@ -10942,9 +11317,12 @@
         </w:tc>
         <w:tc>
           <w:tcPr>
-            <w:tcW w:type="dxa" w:w="2340"/>
-          </w:tcPr>
-          <w:p>
+            <w:tcW w:w="2340" w:type="dxa"/>
+          </w:tcPr>
+          <w:p>
+            <w:pPr>
+              <w:spacing w:line="360" w:lineRule="auto"/>
+            </w:pPr>
             <w:r>
               <w:t>Heartbeats used for matchmaking freshness and disconnect detection.</w:t>
             </w:r>
@@ -10953,31 +11331,38 @@
       </w:tr>
     </w:tbl>
     <w:p>
-      <w:pPr/>
-    </w:p>
-    <w:p>
-      <w:pPr/>
+      <w:pPr>
+        <w:spacing w:line="360" w:lineRule="auto"/>
+      </w:pPr>
+    </w:p>
+    <w:p>
+      <w:pPr>
+        <w:spacing w:line="360" w:lineRule="auto"/>
+      </w:pPr>
       <w:r>
         <w:t>Table: blitz_leaderboard (cumulative head-to-head stats)</w:t>
       </w:r>
     </w:p>
     <w:tbl>
       <w:tblPr>
-        <w:tblW w:type="auto" w:w="0"/>
-        <w:tblLook w:firstColumn="1" w:firstRow="1" w:lastColumn="0" w:lastRow="0" w:noHBand="0" w:noVBand="1" w:val="04A0"/>
+        <w:tblW w:w="0" w:type="auto"/>
+        <w:tblLook w:val="04A0" w:firstRow="1" w:lastRow="0" w:firstColumn="1" w:lastColumn="0" w:noHBand="0" w:noVBand="1"/>
       </w:tblPr>
       <w:tblGrid>
-        <w:gridCol w:w="2340"/>
-        <w:gridCol w:w="2340"/>
-        <w:gridCol w:w="2340"/>
-        <w:gridCol w:w="2340"/>
+        <w:gridCol w:w="2182"/>
+        <w:gridCol w:w="2264"/>
+        <w:gridCol w:w="2163"/>
+        <w:gridCol w:w="2751"/>
       </w:tblGrid>
       <w:tr>
         <w:tc>
           <w:tcPr>
-            <w:tcW w:type="dxa" w:w="2340"/>
-          </w:tcPr>
-          <w:p>
+            <w:tcW w:w="2340" w:type="dxa"/>
+          </w:tcPr>
+          <w:p>
+            <w:pPr>
+              <w:spacing w:line="360" w:lineRule="auto"/>
+            </w:pPr>
             <w:r>
               <w:t>Column</w:t>
             </w:r>
@@ -10985,9 +11370,12 @@
         </w:tc>
         <w:tc>
           <w:tcPr>
-            <w:tcW w:type="dxa" w:w="2340"/>
-          </w:tcPr>
-          <w:p>
+            <w:tcW w:w="2340" w:type="dxa"/>
+          </w:tcPr>
+          <w:p>
+            <w:pPr>
+              <w:spacing w:line="360" w:lineRule="auto"/>
+            </w:pPr>
             <w:r>
               <w:t>Type</w:t>
             </w:r>
@@ -10995,9 +11383,12 @@
         </w:tc>
         <w:tc>
           <w:tcPr>
-            <w:tcW w:type="dxa" w:w="2340"/>
-          </w:tcPr>
-          <w:p>
+            <w:tcW w:w="2340" w:type="dxa"/>
+          </w:tcPr>
+          <w:p>
+            <w:pPr>
+              <w:spacing w:line="360" w:lineRule="auto"/>
+            </w:pPr>
             <w:r>
               <w:t>Constraints</w:t>
             </w:r>
@@ -11005,9 +11396,12 @@
         </w:tc>
         <w:tc>
           <w:tcPr>
-            <w:tcW w:type="dxa" w:w="2340"/>
-          </w:tcPr>
-          <w:p>
+            <w:tcW w:w="2340" w:type="dxa"/>
+          </w:tcPr>
+          <w:p>
+            <w:pPr>
+              <w:spacing w:line="360" w:lineRule="auto"/>
+            </w:pPr>
             <w:r>
               <w:t>Description</w:t>
             </w:r>
@@ -11017,9 +11411,12 @@
       <w:tr>
         <w:tc>
           <w:tcPr>
-            <w:tcW w:type="dxa" w:w="2340"/>
-          </w:tcPr>
-          <w:p>
+            <w:tcW w:w="2340" w:type="dxa"/>
+          </w:tcPr>
+          <w:p>
+            <w:pPr>
+              <w:spacing w:line="360" w:lineRule="auto"/>
+            </w:pPr>
             <w:r>
               <w:t>username</w:t>
             </w:r>
@@ -11027,9 +11424,12 @@
         </w:tc>
         <w:tc>
           <w:tcPr>
-            <w:tcW w:type="dxa" w:w="2340"/>
-          </w:tcPr>
-          <w:p>
+            <w:tcW w:w="2340" w:type="dxa"/>
+          </w:tcPr>
+          <w:p>
+            <w:pPr>
+              <w:spacing w:line="360" w:lineRule="auto"/>
+            </w:pPr>
             <w:r>
               <w:t>VARCHAR(100)</w:t>
             </w:r>
@@ -11037,9 +11437,12 @@
         </w:tc>
         <w:tc>
           <w:tcPr>
-            <w:tcW w:type="dxa" w:w="2340"/>
-          </w:tcPr>
-          <w:p>
+            <w:tcW w:w="2340" w:type="dxa"/>
+          </w:tcPr>
+          <w:p>
+            <w:pPr>
+              <w:spacing w:line="360" w:lineRule="auto"/>
+            </w:pPr>
             <w:r>
               <w:t>PRIMARY KEY</w:t>
             </w:r>
@@ -11047,9 +11450,12 @@
         </w:tc>
         <w:tc>
           <w:tcPr>
-            <w:tcW w:type="dxa" w:w="2340"/>
-          </w:tcPr>
-          <w:p>
+            <w:tcW w:w="2340" w:type="dxa"/>
+          </w:tcPr>
+          <w:p>
+            <w:pPr>
+              <w:spacing w:line="360" w:lineRule="auto"/>
+            </w:pPr>
             <w:r>
               <w:t>Commander's display name (foreign-keyed by convention to TetrisGame.username).</w:t>
             </w:r>
@@ -11059,9 +11465,12 @@
       <w:tr>
         <w:tc>
           <w:tcPr>
-            <w:tcW w:type="dxa" w:w="2340"/>
-          </w:tcPr>
-          <w:p>
+            <w:tcW w:w="2340" w:type="dxa"/>
+          </w:tcPr>
+          <w:p>
+            <w:pPr>
+              <w:spacing w:line="360" w:lineRule="auto"/>
+            </w:pPr>
             <w:r>
               <w:t>wins</w:t>
             </w:r>
@@ -11069,9 +11478,12 @@
         </w:tc>
         <w:tc>
           <w:tcPr>
-            <w:tcW w:type="dxa" w:w="2340"/>
-          </w:tcPr>
-          <w:p>
+            <w:tcW w:w="2340" w:type="dxa"/>
+          </w:tcPr>
+          <w:p>
+            <w:pPr>
+              <w:spacing w:line="360" w:lineRule="auto"/>
+            </w:pPr>
             <w:r>
               <w:t>INTEGER</w:t>
             </w:r>
@@ -11079,9 +11491,12 @@
         </w:tc>
         <w:tc>
           <w:tcPr>
-            <w:tcW w:type="dxa" w:w="2340"/>
-          </w:tcPr>
-          <w:p>
+            <w:tcW w:w="2340" w:type="dxa"/>
+          </w:tcPr>
+          <w:p>
+            <w:pPr>
+              <w:spacing w:line="360" w:lineRule="auto"/>
+            </w:pPr>
             <w:r>
               <w:t>DEFAULT 0</w:t>
             </w:r>
@@ -11089,9 +11504,12 @@
         </w:tc>
         <w:tc>
           <w:tcPr>
-            <w:tcW w:type="dxa" w:w="2340"/>
-          </w:tcPr>
-          <w:p>
+            <w:tcW w:w="2340" w:type="dxa"/>
+          </w:tcPr>
+          <w:p>
+            <w:pPr>
+              <w:spacing w:line="360" w:lineRule="auto"/>
+            </w:pPr>
             <w:r>
               <w:t>Lifetime Blitz wins.</w:t>
             </w:r>
@@ -11101,9 +11519,12 @@
       <w:tr>
         <w:tc>
           <w:tcPr>
-            <w:tcW w:type="dxa" w:w="2340"/>
-          </w:tcPr>
-          <w:p>
+            <w:tcW w:w="2340" w:type="dxa"/>
+          </w:tcPr>
+          <w:p>
+            <w:pPr>
+              <w:spacing w:line="360" w:lineRule="auto"/>
+            </w:pPr>
             <w:r>
               <w:t>losses</w:t>
             </w:r>
@@ -11111,9 +11532,12 @@
         </w:tc>
         <w:tc>
           <w:tcPr>
-            <w:tcW w:type="dxa" w:w="2340"/>
-          </w:tcPr>
-          <w:p>
+            <w:tcW w:w="2340" w:type="dxa"/>
+          </w:tcPr>
+          <w:p>
+            <w:pPr>
+              <w:spacing w:line="360" w:lineRule="auto"/>
+            </w:pPr>
             <w:r>
               <w:t>INTEGER</w:t>
             </w:r>
@@ -11121,9 +11545,12 @@
         </w:tc>
         <w:tc>
           <w:tcPr>
-            <w:tcW w:type="dxa" w:w="2340"/>
-          </w:tcPr>
-          <w:p>
+            <w:tcW w:w="2340" w:type="dxa"/>
+          </w:tcPr>
+          <w:p>
+            <w:pPr>
+              <w:spacing w:line="360" w:lineRule="auto"/>
+            </w:pPr>
             <w:r>
               <w:t>DEFAULT 0</w:t>
             </w:r>
@@ -11131,9 +11558,12 @@
         </w:tc>
         <w:tc>
           <w:tcPr>
-            <w:tcW w:type="dxa" w:w="2340"/>
-          </w:tcPr>
-          <w:p>
+            <w:tcW w:w="2340" w:type="dxa"/>
+          </w:tcPr>
+          <w:p>
+            <w:pPr>
+              <w:spacing w:line="360" w:lineRule="auto"/>
+            </w:pPr>
             <w:r>
               <w:t>Lifetime Blitz losses.</w:t>
             </w:r>
@@ -11143,9 +11573,12 @@
       <w:tr>
         <w:tc>
           <w:tcPr>
-            <w:tcW w:type="dxa" w:w="2340"/>
-          </w:tcPr>
-          <w:p>
+            <w:tcW w:w="2340" w:type="dxa"/>
+          </w:tcPr>
+          <w:p>
+            <w:pPr>
+              <w:spacing w:line="360" w:lineRule="auto"/>
+            </w:pPr>
             <w:r>
               <w:t>best_score</w:t>
             </w:r>
@@ -11153,9 +11586,12 @@
         </w:tc>
         <w:tc>
           <w:tcPr>
-            <w:tcW w:type="dxa" w:w="2340"/>
-          </w:tcPr>
-          <w:p>
+            <w:tcW w:w="2340" w:type="dxa"/>
+          </w:tcPr>
+          <w:p>
+            <w:pPr>
+              <w:spacing w:line="360" w:lineRule="auto"/>
+            </w:pPr>
             <w:r>
               <w:t>INTEGER</w:t>
             </w:r>
@@ -11163,9 +11599,12 @@
         </w:tc>
         <w:tc>
           <w:tcPr>
-            <w:tcW w:type="dxa" w:w="2340"/>
-          </w:tcPr>
-          <w:p>
+            <w:tcW w:w="2340" w:type="dxa"/>
+          </w:tcPr>
+          <w:p>
+            <w:pPr>
+              <w:spacing w:line="360" w:lineRule="auto"/>
+            </w:pPr>
             <w:r>
               <w:t>DEFAULT 0</w:t>
             </w:r>
@@ -11173,9 +11612,12 @@
         </w:tc>
         <w:tc>
           <w:tcPr>
-            <w:tcW w:type="dxa" w:w="2340"/>
-          </w:tcPr>
-          <w:p>
+            <w:tcW w:w="2340" w:type="dxa"/>
+          </w:tcPr>
+          <w:p>
+            <w:pPr>
+              <w:spacing w:line="360" w:lineRule="auto"/>
+            </w:pPr>
             <w:r>
               <w:t>Highest score this commander has ever posted in a Blitz match.</w:t>
             </w:r>
@@ -11185,9 +11627,12 @@
       <w:tr>
         <w:tc>
           <w:tcPr>
-            <w:tcW w:type="dxa" w:w="2340"/>
-          </w:tcPr>
-          <w:p>
+            <w:tcW w:w="2340" w:type="dxa"/>
+          </w:tcPr>
+          <w:p>
+            <w:pPr>
+              <w:spacing w:line="360" w:lineRule="auto"/>
+            </w:pPr>
             <w:r>
               <w:t>total_games</w:t>
             </w:r>
@@ -11195,9 +11640,12 @@
         </w:tc>
         <w:tc>
           <w:tcPr>
-            <w:tcW w:type="dxa" w:w="2340"/>
-          </w:tcPr>
-          <w:p>
+            <w:tcW w:w="2340" w:type="dxa"/>
+          </w:tcPr>
+          <w:p>
+            <w:pPr>
+              <w:spacing w:line="360" w:lineRule="auto"/>
+            </w:pPr>
             <w:r>
               <w:t>INTEGER</w:t>
             </w:r>
@@ -11205,9 +11653,12 @@
         </w:tc>
         <w:tc>
           <w:tcPr>
-            <w:tcW w:type="dxa" w:w="2340"/>
-          </w:tcPr>
-          <w:p>
+            <w:tcW w:w="2340" w:type="dxa"/>
+          </w:tcPr>
+          <w:p>
+            <w:pPr>
+              <w:spacing w:line="360" w:lineRule="auto"/>
+            </w:pPr>
             <w:r>
               <w:t>DEFAULT 0</w:t>
             </w:r>
@@ -11215,9 +11666,12 @@
         </w:tc>
         <w:tc>
           <w:tcPr>
-            <w:tcW w:type="dxa" w:w="2340"/>
-          </w:tcPr>
-          <w:p>
+            <w:tcW w:w="2340" w:type="dxa"/>
+          </w:tcPr>
+          <w:p>
+            <w:pPr>
+              <w:spacing w:line="360" w:lineRule="auto"/>
+            </w:pPr>
             <w:r>
               <w:t>wins + losses + draws.</w:t>
             </w:r>
@@ -11227,9 +11681,12 @@
       <w:tr>
         <w:tc>
           <w:tcPr>
-            <w:tcW w:type="dxa" w:w="2340"/>
-          </w:tcPr>
-          <w:p>
+            <w:tcW w:w="2340" w:type="dxa"/>
+          </w:tcPr>
+          <w:p>
+            <w:pPr>
+              <w:spacing w:line="360" w:lineRule="auto"/>
+            </w:pPr>
             <w:r>
               <w:t>updated_at</w:t>
             </w:r>
@@ -11237,9 +11694,12 @@
         </w:tc>
         <w:tc>
           <w:tcPr>
-            <w:tcW w:type="dxa" w:w="2340"/>
-          </w:tcPr>
-          <w:p>
+            <w:tcW w:w="2340" w:type="dxa"/>
+          </w:tcPr>
+          <w:p>
+            <w:pPr>
+              <w:spacing w:line="360" w:lineRule="auto"/>
+            </w:pPr>
             <w:r>
               <w:t>TIMESTAMPTZ</w:t>
             </w:r>
@@ -11247,9 +11707,12 @@
         </w:tc>
         <w:tc>
           <w:tcPr>
-            <w:tcW w:type="dxa" w:w="2340"/>
-          </w:tcPr>
-          <w:p>
+            <w:tcW w:w="2340" w:type="dxa"/>
+          </w:tcPr>
+          <w:p>
+            <w:pPr>
+              <w:spacing w:line="360" w:lineRule="auto"/>
+            </w:pPr>
             <w:r>
               <w:t>DEFAULT NOW()</w:t>
             </w:r>
@@ -11257,9 +11720,12 @@
         </w:tc>
         <w:tc>
           <w:tcPr>
-            <w:tcW w:type="dxa" w:w="2340"/>
-          </w:tcPr>
-          <w:p>
+            <w:tcW w:w="2340" w:type="dxa"/>
+          </w:tcPr>
+          <w:p>
+            <w:pPr>
+              <w:spacing w:line="360" w:lineRule="auto"/>
+            </w:pPr>
             <w:r>
               <w:t>Last time this row was upserted.</w:t>
             </w:r>
@@ -11268,29 +11734,43 @@
       </w:tr>
     </w:tbl>
     <w:p>
-      <w:pPr/>
+      <w:pPr>
+        <w:spacing w:line="360" w:lineRule="auto"/>
+      </w:pPr>
     </w:p>
     <w:p>
       <w:pPr>
         <w:pStyle w:val="Heading2"/>
-      </w:pPr>
-      <w:r>
+        <w:spacing w:line="360" w:lineRule="auto"/>
+        <w:rPr>
+          <w:color w:val="auto"/>
+        </w:rPr>
+      </w:pPr>
+      <w:r>
+        <w:rPr>
+          <w:color w:val="auto"/>
+        </w:rPr>
         <w:t>7.8 Blitz API Endpoint Reference</w:t>
       </w:r>
     </w:p>
     <w:p>
-      <w:pPr/>
-      <w:r>
+      <w:pPr>
+        <w:spacing w:line="360" w:lineRule="auto"/>
+      </w:pPr>
+      <w:r>
+        <w:lastRenderedPageBreak/>
         <w:t>All Blitz interactions go through a single PHP entry point, backEnd/blitz_api.php, dispatched on the action query parameter. Every response is JSON, with errors surfaced as { error: "..." } and HTTP status codes where appropriate.</w:t>
       </w:r>
     </w:p>
     <w:p>
-      <w:pPr/>
+      <w:pPr>
+        <w:spacing w:line="360" w:lineRule="auto"/>
+      </w:pPr>
     </w:p>
     <w:tbl>
       <w:tblPr>
-        <w:tblW w:type="auto" w:w="0"/>
-        <w:tblLook w:firstColumn="1" w:firstRow="1" w:lastColumn="0" w:lastRow="0" w:noHBand="0" w:noVBand="1" w:val="04A0"/>
+        <w:tblW w:w="0" w:type="auto"/>
+        <w:tblLook w:val="04A0" w:firstRow="1" w:lastRow="0" w:firstColumn="1" w:lastColumn="0" w:noHBand="0" w:noVBand="1"/>
       </w:tblPr>
       <w:tblGrid>
         <w:gridCol w:w="4680"/>
@@ -11299,9 +11779,12 @@
       <w:tr>
         <w:tc>
           <w:tcPr>
-            <w:tcW w:type="dxa" w:w="4680"/>
-          </w:tcPr>
-          <w:p>
+            <w:tcW w:w="4680" w:type="dxa"/>
+          </w:tcPr>
+          <w:p>
+            <w:pPr>
+              <w:spacing w:line="360" w:lineRule="auto"/>
+            </w:pPr>
             <w:r>
               <w:t>Action</w:t>
             </w:r>
@@ -11309,9 +11792,12 @@
         </w:tc>
         <w:tc>
           <w:tcPr>
-            <w:tcW w:type="dxa" w:w="4680"/>
-          </w:tcPr>
-          <w:p>
+            <w:tcW w:w="4680" w:type="dxa"/>
+          </w:tcPr>
+          <w:p>
+            <w:pPr>
+              <w:spacing w:line="360" w:lineRule="auto"/>
+            </w:pPr>
             <w:r>
               <w:t>Purpose</w:t>
             </w:r>
@@ -11321,9 +11807,12 @@
       <w:tr>
         <w:tc>
           <w:tcPr>
-            <w:tcW w:type="dxa" w:w="4680"/>
-          </w:tcPr>
-          <w:p>
+            <w:tcW w:w="4680" w:type="dxa"/>
+          </w:tcPr>
+          <w:p>
+            <w:pPr>
+              <w:spacing w:line="360" w:lineRule="auto"/>
+            </w:pPr>
             <w:r>
               <w:t>create</w:t>
             </w:r>
@@ -11331,9 +11820,12 @@
         </w:tc>
         <w:tc>
           <w:tcPr>
-            <w:tcW w:type="dxa" w:w="4680"/>
-          </w:tcPr>
-          <w:p>
+            <w:tcW w:w="4680" w:type="dxa"/>
+          </w:tcPr>
+          <w:p>
+            <w:pPr>
+              <w:spacing w:line="360" w:lineRule="auto"/>
+            </w:pPr>
             <w:r>
               <w:t>Create a new room with the caller as p1. Returns the 6-letter room code.</w:t>
             </w:r>
@@ -11343,9 +11835,12 @@
       <w:tr>
         <w:tc>
           <w:tcPr>
-            <w:tcW w:type="dxa" w:w="4680"/>
-          </w:tcPr>
-          <w:p>
+            <w:tcW w:w="4680" w:type="dxa"/>
+          </w:tcPr>
+          <w:p>
+            <w:pPr>
+              <w:spacing w:line="360" w:lineRule="auto"/>
+            </w:pPr>
             <w:r>
               <w:t>find</w:t>
             </w:r>
@@ -11353,9 +11848,12 @@
         </w:tc>
         <w:tc>
           <w:tcPr>
-            <w:tcW w:type="dxa" w:w="4680"/>
-          </w:tcPr>
-          <w:p>
+            <w:tcW w:w="4680" w:type="dxa"/>
+          </w:tcPr>
+          <w:p>
+            <w:pPr>
+              <w:spacing w:line="360" w:lineRule="auto"/>
+            </w:pPr>
             <w:r>
               <w:t>Quick-match: join the oldest open waiting room, or create a new one if none are available.</w:t>
             </w:r>
@@ -11365,9 +11863,12 @@
       <w:tr>
         <w:tc>
           <w:tcPr>
-            <w:tcW w:type="dxa" w:w="4680"/>
-          </w:tcPr>
-          <w:p>
+            <w:tcW w:w="4680" w:type="dxa"/>
+          </w:tcPr>
+          <w:p>
+            <w:pPr>
+              <w:spacing w:line="360" w:lineRule="auto"/>
+            </w:pPr>
             <w:r>
               <w:t>join</w:t>
             </w:r>
@@ -11375,9 +11876,12 @@
         </w:tc>
         <w:tc>
           <w:tcPr>
-            <w:tcW w:type="dxa" w:w="4680"/>
-          </w:tcPr>
-          <w:p>
+            <w:tcW w:w="4680" w:type="dxa"/>
+          </w:tcPr>
+          <w:p>
+            <w:pPr>
+              <w:spacing w:line="360" w:lineRule="auto"/>
+            </w:pPr>
             <w:r>
               <w:t>Join an existing room by code as p2. Validates capacity and game state.</w:t>
             </w:r>
@@ -11387,9 +11891,12 @@
       <w:tr>
         <w:tc>
           <w:tcPr>
-            <w:tcW w:type="dxa" w:w="4680"/>
-          </w:tcPr>
-          <w:p>
+            <w:tcW w:w="4680" w:type="dxa"/>
+          </w:tcPr>
+          <w:p>
+            <w:pPr>
+              <w:spacing w:line="360" w:lineRule="auto"/>
+            </w:pPr>
             <w:r>
               <w:t>poll</w:t>
             </w:r>
@@ -11397,9 +11904,12 @@
         </w:tc>
         <w:tc>
           <w:tcPr>
-            <w:tcW w:type="dxa" w:w="4680"/>
-          </w:tcPr>
-          <w:p>
+            <w:tcW w:w="4680" w:type="dxa"/>
+          </w:tcPr>
+          <w:p>
+            <w:pPr>
+              <w:spacing w:line="360" w:lineRule="auto"/>
+            </w:pPr>
             <w:r>
               <w:t>Return the room snapshot (opponent name, ready flags, status, rematch state). Updates the caller's heartbeat.</w:t>
             </w:r>
@@ -11409,9 +11919,12 @@
       <w:tr>
         <w:tc>
           <w:tcPr>
-            <w:tcW w:type="dxa" w:w="4680"/>
-          </w:tcPr>
-          <w:p>
+            <w:tcW w:w="4680" w:type="dxa"/>
+          </w:tcPr>
+          <w:p>
+            <w:pPr>
+              <w:spacing w:line="360" w:lineRule="auto"/>
+            </w:pPr>
             <w:r>
               <w:t>ready</w:t>
             </w:r>
@@ -11419,9 +11932,12 @@
         </w:tc>
         <w:tc>
           <w:tcPr>
-            <w:tcW w:type="dxa" w:w="4680"/>
-          </w:tcPr>
-          <w:p>
+            <w:tcW w:w="4680" w:type="dxa"/>
+          </w:tcPr>
+          <w:p>
+            <w:pPr>
+              <w:spacing w:line="360" w:lineRule="auto"/>
+            </w:pPr>
             <w:r>
               <w:t>Mark the caller as ready. Once both flags are 1, status flips to 'playing'.</w:t>
             </w:r>
@@ -11431,9 +11947,12 @@
       <w:tr>
         <w:tc>
           <w:tcPr>
-            <w:tcW w:type="dxa" w:w="4680"/>
-          </w:tcPr>
-          <w:p>
+            <w:tcW w:w="4680" w:type="dxa"/>
+          </w:tcPr>
+          <w:p>
+            <w:pPr>
+              <w:spacing w:line="360" w:lineRule="auto"/>
+            </w:pPr>
             <w:r>
               <w:t>sync</w:t>
             </w:r>
@@ -11441,9 +11960,12 @@
         </w:tc>
         <w:tc>
           <w:tcPr>
-            <w:tcW w:type="dxa" w:w="4680"/>
-          </w:tcPr>
-          <w:p>
+            <w:tcW w:w="4680" w:type="dxa"/>
+          </w:tcPr>
+          <w:p>
+            <w:pPr>
+              <w:spacing w:line="360" w:lineRule="auto"/>
+            </w:pPr>
             <w:r>
               <w:t>Upload the caller's board snapshot, score, alive flag, and garbage; receive the opponent's mirror snapshot. The 10 Hz heartbeat of the match.</w:t>
             </w:r>
@@ -11453,9 +11975,12 @@
       <w:tr>
         <w:tc>
           <w:tcPr>
-            <w:tcW w:type="dxa" w:w="4680"/>
-          </w:tcPr>
-          <w:p>
+            <w:tcW w:w="4680" w:type="dxa"/>
+          </w:tcPr>
+          <w:p>
+            <w:pPr>
+              <w:spacing w:line="360" w:lineRule="auto"/>
+            </w:pPr>
             <w:r>
               <w:t>end</w:t>
             </w:r>
@@ -11463,9 +11988,12 @@
         </w:tc>
         <w:tc>
           <w:tcPr>
-            <w:tcW w:type="dxa" w:w="4680"/>
-          </w:tcPr>
-          <w:p>
+            <w:tcW w:w="4680" w:type="dxa"/>
+          </w:tcPr>
+          <w:p>
+            <w:pPr>
+              <w:spacing w:line="360" w:lineRule="auto"/>
+            </w:pPr>
             <w:r>
               <w:t>Report the caller's final score and end reason (time_up, topped_out, disconnected). The server decides whether to finalize the room.</w:t>
             </w:r>
@@ -11475,9 +12003,12 @@
       <w:tr>
         <w:tc>
           <w:tcPr>
-            <w:tcW w:type="dxa" w:w="4680"/>
-          </w:tcPr>
-          <w:p>
+            <w:tcW w:w="4680" w:type="dxa"/>
+          </w:tcPr>
+          <w:p>
+            <w:pPr>
+              <w:spacing w:line="360" w:lineRule="auto"/>
+            </w:pPr>
             <w:r>
               <w:t>leave</w:t>
             </w:r>
@@ -11485,9 +12016,12 @@
         </w:tc>
         <w:tc>
           <w:tcPr>
-            <w:tcW w:type="dxa" w:w="4680"/>
-          </w:tcPr>
-          <w:p>
+            <w:tcW w:w="4680" w:type="dxa"/>
+          </w:tcPr>
+          <w:p>
+            <w:pPr>
+              <w:spacing w:line="360" w:lineRule="auto"/>
+            </w:pPr>
             <w:r>
               <w:t>Cleanly exit a room: removes the host if waiting alone, kicks the guest if pre-game, otherwise no-op.</w:t>
             </w:r>
@@ -11497,9 +12031,12 @@
       <w:tr>
         <w:tc>
           <w:tcPr>
-            <w:tcW w:type="dxa" w:w="4680"/>
-          </w:tcPr>
-          <w:p>
+            <w:tcW w:w="4680" w:type="dxa"/>
+          </w:tcPr>
+          <w:p>
+            <w:pPr>
+              <w:spacing w:line="360" w:lineRule="auto"/>
+            </w:pPr>
             <w:r>
               <w:t>rematch_request</w:t>
             </w:r>
@@ -11507,9 +12044,12 @@
         </w:tc>
         <w:tc>
           <w:tcPr>
-            <w:tcW w:type="dxa" w:w="4680"/>
-          </w:tcPr>
-          <w:p>
+            <w:tcW w:w="4680" w:type="dxa"/>
+          </w:tcPr>
+          <w:p>
+            <w:pPr>
+              <w:spacing w:line="360" w:lineRule="auto"/>
+            </w:pPr>
             <w:r>
               <w:t>Allocate a rematch room and post the invite to the opponent.</w:t>
             </w:r>
@@ -11519,19 +12059,26 @@
       <w:tr>
         <w:tc>
           <w:tcPr>
-            <w:tcW w:type="dxa" w:w="4680"/>
-          </w:tcPr>
-          <w:p>
-            <w:r>
+            <w:tcW w:w="4680" w:type="dxa"/>
+          </w:tcPr>
+          <w:p>
+            <w:pPr>
+              <w:spacing w:line="360" w:lineRule="auto"/>
+            </w:pPr>
+            <w:r>
+              <w:lastRenderedPageBreak/>
               <w:t>rematch_accept</w:t>
             </w:r>
           </w:p>
         </w:tc>
         <w:tc>
           <w:tcPr>
-            <w:tcW w:type="dxa" w:w="4680"/>
-          </w:tcPr>
-          <w:p>
+            <w:tcW w:w="4680" w:type="dxa"/>
+          </w:tcPr>
+          <w:p>
+            <w:pPr>
+              <w:spacing w:line="360" w:lineRule="auto"/>
+            </w:pPr>
             <w:r>
               <w:t>Accept the pending invite and join the new room as p2.</w:t>
             </w:r>
@@ -11541,9 +12088,12 @@
       <w:tr>
         <w:tc>
           <w:tcPr>
-            <w:tcW w:type="dxa" w:w="4680"/>
-          </w:tcPr>
-          <w:p>
+            <w:tcW w:w="4680" w:type="dxa"/>
+          </w:tcPr>
+          <w:p>
+            <w:pPr>
+              <w:spacing w:line="360" w:lineRule="auto"/>
+            </w:pPr>
             <w:r>
               <w:t>rematch_decline</w:t>
             </w:r>
@@ -11551,9 +12101,12 @@
         </w:tc>
         <w:tc>
           <w:tcPr>
-            <w:tcW w:type="dxa" w:w="4680"/>
-          </w:tcPr>
-          <w:p>
+            <w:tcW w:w="4680" w:type="dxa"/>
+          </w:tcPr>
+          <w:p>
+            <w:pPr>
+              <w:spacing w:line="360" w:lineRule="auto"/>
+            </w:pPr>
             <w:r>
               <w:t>Decline the invite, clear pointers, and clean up the orphan rematch room.</w:t>
             </w:r>
@@ -11563,9 +12116,12 @@
       <w:tr>
         <w:tc>
           <w:tcPr>
-            <w:tcW w:type="dxa" w:w="4680"/>
-          </w:tcPr>
-          <w:p>
+            <w:tcW w:w="4680" w:type="dxa"/>
+          </w:tcPr>
+          <w:p>
+            <w:pPr>
+              <w:spacing w:line="360" w:lineRule="auto"/>
+            </w:pPr>
             <w:r>
               <w:t>leaderboard</w:t>
             </w:r>
@@ -11573,9 +12129,12 @@
         </w:tc>
         <w:tc>
           <w:tcPr>
-            <w:tcW w:type="dxa" w:w="4680"/>
-          </w:tcPr>
-          <w:p>
+            <w:tcW w:w="4680" w:type="dxa"/>
+          </w:tcPr>
+          <w:p>
+            <w:pPr>
+              <w:spacing w:line="360" w:lineRule="auto"/>
+            </w:pPr>
             <w:r>
               <w:t>Return the top 15 Blitz commanders ordered by wins, then best_score.</w:t>
             </w:r>
@@ -11584,86 +12143,141 @@
       </w:tr>
     </w:tbl>
     <w:p>
-      <w:pPr/>
+      <w:pPr>
+        <w:spacing w:line="360" w:lineRule="auto"/>
+      </w:pPr>
     </w:p>
     <w:p>
       <w:pPr>
         <w:pStyle w:val="Heading2"/>
-      </w:pPr>
-      <w:r>
+        <w:spacing w:line="360" w:lineRule="auto"/>
+        <w:rPr>
+          <w:color w:val="auto"/>
+        </w:rPr>
+      </w:pPr>
+      <w:r>
+        <w:rPr>
+          <w:color w:val="auto"/>
+        </w:rPr>
         <w:t>7.9 Blitz Leaderboard Page</w:t>
       </w:r>
     </w:p>
     <w:p>
-      <w:pPr/>
+      <w:pPr>
+        <w:spacing w:line="360" w:lineRule="auto"/>
+      </w:pPr>
       <w:r>
         <w:t>The Blitz rankings live at dashboard/blitz_leaderboard.php, separate from the existing Galactic Leaderboard so single-player and competitive stats are not conflated. The page renders a top-15 table sorted by wins (descending) and then by best_score (descending). The logged-in player's own row is highlighted with a tinted background and a "You" badge. Above the table, a personal-stats box shows the player's lifetime Wins / Losses / Best Score / Games. Trophy emojis are awarded for ranks 1–3. From the dashboard a dedicated "Blitz Rankings" button takes commanders straight to this page.</w:t>
       </w:r>
     </w:p>
     <w:p>
-      <w:pPr/>
+      <w:pPr>
+        <w:spacing w:line="360" w:lineRule="auto"/>
+      </w:pPr>
     </w:p>
     <w:p>
       <w:pPr>
         <w:pStyle w:val="Heading1"/>
-      </w:pPr>
-      <w:r>
+        <w:spacing w:line="360" w:lineRule="auto"/>
+        <w:rPr>
+          <w:color w:val="auto"/>
+        </w:rPr>
+      </w:pPr>
+      <w:r>
+        <w:rPr>
+          <w:color w:val="auto"/>
+        </w:rPr>
         <w:t>8. ADDITIONAL FEATURES AND ENHANCEMENTS</w:t>
       </w:r>
     </w:p>
     <w:p>
-      <w:pPr/>
+      <w:pPr>
+        <w:spacing w:line="360" w:lineRule="auto"/>
+      </w:pPr>
       <w:r>
         <w:t>Several quality-of-life and security features were added alongside Blitz Mode that apply to the entire application, including the original single-player flow.</w:t>
       </w:r>
     </w:p>
     <w:p>
-      <w:pPr/>
+      <w:pPr>
+        <w:spacing w:line="360" w:lineRule="auto"/>
+      </w:pPr>
     </w:p>
     <w:p>
       <w:pPr>
         <w:pStyle w:val="Heading2"/>
-      </w:pPr>
-      <w:r>
+        <w:spacing w:line="360" w:lineRule="auto"/>
+        <w:rPr>
+          <w:color w:val="auto"/>
+        </w:rPr>
+      </w:pPr>
+      <w:r>
+        <w:rPr>
+          <w:color w:val="auto"/>
+        </w:rPr>
         <w:t>8.1 Ghost Piece (Landing Preview)</w:t>
       </w:r>
     </w:p>
     <w:p>
-      <w:pPr/>
+      <w:pPr>
+        <w:spacing w:line="360" w:lineRule="auto"/>
+      </w:pPr>
       <w:r>
         <w:t>Both the single-player and multiplayer engines now render a translucent "ghost" outline at the row where the active tetromino would land if it dropped straight down. The drawGhost() function projects the active piece one row at a time until hasCollision() returns true, then paints the projected shape at 22 percent alpha with a colored outline. This dramatically reduces misdrops on the wider 10-column board and was added after early playtesting feedback.</w:t>
       </w:r>
     </w:p>
     <w:p>
-      <w:pPr/>
+      <w:pPr>
+        <w:spacing w:line="360" w:lineRule="auto"/>
+      </w:pPr>
     </w:p>
     <w:p>
       <w:pPr>
         <w:pStyle w:val="Heading2"/>
-      </w:pPr>
-      <w:r>
+        <w:spacing w:line="360" w:lineRule="auto"/>
+        <w:rPr>
+          <w:color w:val="auto"/>
+        </w:rPr>
+      </w:pPr>
+      <w:r>
+        <w:rPr>
+          <w:color w:val="auto"/>
+        </w:rPr>
         <w:t>8.2 Hard Drop (Slam)</w:t>
       </w:r>
     </w:p>
     <w:p>
-      <w:pPr/>
+      <w:pPr>
+        <w:spacing w:line="360" w:lineRule="auto"/>
+      </w:pPr>
       <w:r>
         <w:t>Pressing Spacebar in Blitz Mode triggers a hard drop: the active piece is teleported to its ghost position and locked instantly. This is essential at competitive speeds and is the standard "Slam" control surfaced in the on-screen Controls panel of the game phase.</w:t>
       </w:r>
     </w:p>
     <w:p>
-      <w:pPr/>
+      <w:pPr>
+        <w:spacing w:line="360" w:lineRule="auto"/>
+      </w:pPr>
     </w:p>
     <w:p>
       <w:pPr>
         <w:pStyle w:val="Heading2"/>
-      </w:pPr>
-      <w:r>
+        <w:spacing w:line="360" w:lineRule="auto"/>
+        <w:rPr>
+          <w:color w:val="auto"/>
+        </w:rPr>
+      </w:pPr>
+      <w:r>
+        <w:rPr>
+          <w:color w:val="auto"/>
+        </w:rPr>
         <w:t>8.3 Touch Controls (Mobile)</w:t>
       </w:r>
     </w:p>
     <w:p>
-      <w:pPr/>
+      <w:pPr>
+        <w:spacing w:line="360" w:lineRule="auto"/>
+      </w:pPr>
       <w:r>
         <w:t>Both single-player and Blitz Mode are playable on touchscreens. The Blitz game phase renders four on-screen buttons (Left, Turn, Drop, Right) below the boards on devices narrower than the medium breakpoint. In addition, swipe gestures on the canvas are recognized:</w:t>
       </w:r>
@@ -11671,6 +12285,7 @@
     <w:p>
       <w:pPr>
         <w:pStyle w:val="ListParagraph"/>
+        <w:spacing w:line="360" w:lineRule="auto"/>
       </w:pPr>
       <w:r>
         <w:t>Short tap (&lt; 18 px movement): rotate the active piece.</w:t>
@@ -11679,6 +12294,7 @@
     <w:p>
       <w:pPr>
         <w:pStyle w:val="ListParagraph"/>
+        <w:spacing w:line="360" w:lineRule="auto"/>
       </w:pPr>
       <w:r>
         <w:t>Horizontal swipe: move the piece left or right.</w:t>
@@ -11687,6 +12303,7 @@
     <w:p>
       <w:pPr>
         <w:pStyle w:val="ListParagraph"/>
+        <w:spacing w:line="360" w:lineRule="auto"/>
       </w:pPr>
       <w:r>
         <w:t>Downward swipe: hard-drop and lock the piece.</w:t>
@@ -11695,48 +12312,73 @@
     <w:p>
       <w:pPr>
         <w:pStyle w:val="ListParagraph"/>
+        <w:spacing w:line="360" w:lineRule="auto"/>
       </w:pPr>
       <w:r>
         <w:t>Upward swipe: rotate (alternative to tap).</w:t>
       </w:r>
     </w:p>
     <w:p>
-      <w:pPr/>
+      <w:pPr>
+        <w:spacing w:line="360" w:lineRule="auto"/>
+      </w:pPr>
     </w:p>
     <w:p>
       <w:pPr>
         <w:pStyle w:val="Heading2"/>
-      </w:pPr>
-      <w:r>
+        <w:spacing w:line="360" w:lineRule="auto"/>
+        <w:rPr>
+          <w:color w:val="auto"/>
+        </w:rPr>
+      </w:pPr>
+      <w:r>
+        <w:rPr>
+          <w:color w:val="auto"/>
+        </w:rPr>
         <w:t>8.4 CSRF Protection for Score Submissions</w:t>
       </w:r>
     </w:p>
     <w:p>
-      <w:pPr/>
+      <w:pPr>
+        <w:spacing w:line="360" w:lineRule="auto"/>
+      </w:pPr>
       <w:r>
         <w:t>A CSRF (Cross-Site Request Forgery) token is now generated per session using bin2hex(random_bytes(16)) and stored in $_SESSION['csrf_token']. Each protected page (game.php, blitz_room.php) emits the token in a &lt;meta name="csrf-token"&gt; tag or a JavaScript constant. The score-saving fetch in script.js reads the token from the meta tag and includes it in the request body. On the server, dashboard.php uses hash_equals() for a timing-safe comparison and rejects any submission whose token does not match with HTTP 403. Without this layer, a malicious cross-origin page could submit forged score updates against an authenticated user who happens to be logged in.</w:t>
       </w:r>
     </w:p>
     <w:p>
-      <w:pPr/>
+      <w:pPr>
+        <w:spacing w:line="360" w:lineRule="auto"/>
+      </w:pPr>
     </w:p>
     <w:p>
       <w:pPr>
         <w:pStyle w:val="Heading2"/>
-      </w:pPr>
-      <w:r>
+        <w:spacing w:line="360" w:lineRule="auto"/>
+        <w:rPr>
+          <w:color w:val="auto"/>
+        </w:rPr>
+      </w:pPr>
+      <w:r>
+        <w:rPr>
+          <w:color w:val="auto"/>
+        </w:rPr>
         <w:t>8.5 Database Resilience and Friendly Error Messages</w:t>
       </w:r>
     </w:p>
     <w:p>
-      <w:pPr/>
-      <w:r>
+      <w:pPr>
+        <w:spacing w:line="360" w:lineRule="auto"/>
+      </w:pPr>
+      <w:r>
+        <w:lastRenderedPageBreak/>
         <w:t>The dbConnect/dbconnect.php class was hardened to make connection failures actionable rather than cryptic. Several pieces work together:</w:t>
       </w:r>
     </w:p>
     <w:p>
       <w:pPr>
         <w:pStyle w:val="ListParagraph"/>
+        <w:spacing w:line="360" w:lineRule="auto"/>
       </w:pPr>
       <w:r>
         <w:t>A connect_timeout=5 parameter is appended to the DSN so a paused or unreachable Supabase instance fails in 5 seconds instead of the default ~60 seconds, keeping the UI responsive when the project is asleep.</w:t>
@@ -11745,6 +12387,7 @@
     <w:p>
       <w:pPr>
         <w:pStyle w:val="ListParagraph"/>
+        <w:spacing w:line="360" w:lineRule="auto"/>
       </w:pPr>
       <w:r>
         <w:t>Before opening a connection the code checks extension_loaded('pdo_pgsql'). If the PostgreSQL driver is disabled in php.ini, the error message explicitly tells the developer which extensions to enable and to restart Apache.</w:t>
@@ -11753,6 +12396,7 @@
     <w:p>
       <w:pPr>
         <w:pStyle w:val="ListParagraph"/>
+        <w:spacing w:line="360" w:lineRule="auto"/>
       </w:pPr>
       <w:r>
         <w:t>Caught PDOException messages are mapped to friendlier text via friendlyError(): authentication failures, connection refused / timeouts, unknown host, and the very common "timeout expired" case (which on Supabase nearly always means the free-tier project has been auto-paused for inactivity).</w:t>
@@ -11761,6 +12405,7 @@
     <w:p>
       <w:pPr>
         <w:pStyle w:val="ListParagraph"/>
+        <w:spacing w:line="360" w:lineRule="auto"/>
       </w:pPr>
       <w:r>
         <w:t>blitz_api.php wraps every dispatch in a 2-attempt retry that recognizes transient PostgreSQL errors ("server closed the connection unexpectedly", "terminating connection due to administrator command", "SSL connection has been closed unexpectedly") and re-opens the pool before failing.</w:t>
@@ -11769,24 +12414,36 @@
     <w:p>
       <w:pPr>
         <w:pStyle w:val="ListParagraph"/>
+        <w:spacing w:line="360" w:lineRule="auto"/>
       </w:pPr>
       <w:r>
         <w:t>All blitz_api.php output is buffered with ob_start() so that stray PHP notices or warnings cannot corrupt the JSON response. The jsonOut() helper calls ob_clean() before echoing the final JSON.</w:t>
       </w:r>
     </w:p>
     <w:p>
-      <w:pPr/>
+      <w:pPr>
+        <w:spacing w:line="360" w:lineRule="auto"/>
+      </w:pPr>
     </w:p>
     <w:p>
       <w:pPr>
         <w:pStyle w:val="Heading2"/>
-      </w:pPr>
-      <w:r>
+        <w:spacing w:line="360" w:lineRule="auto"/>
+        <w:rPr>
+          <w:color w:val="auto"/>
+        </w:rPr>
+      </w:pPr>
+      <w:r>
+        <w:rPr>
+          <w:color w:val="auto"/>
+        </w:rPr>
         <w:t>8.6 Disconnect Handling and Beacon Cleanup</w:t>
       </w:r>
     </w:p>
     <w:p>
-      <w:pPr/>
+      <w:pPr>
+        <w:spacing w:line="360" w:lineRule="auto"/>
+      </w:pPr>
       <w:r>
         <w:t>Three layers cooperate to detect and recover from disconnected opponents in Blitz Mode:</w:t>
       </w:r>
@@ -11794,6 +12451,7 @@
     <w:p>
       <w:pPr>
         <w:pStyle w:val="ListParagraph"/>
+        <w:spacing w:line="360" w:lineRule="auto"/>
       </w:pPr>
       <w:r>
         <w:t>Heartbeat: every successful sync updates the caller's p1_updated or p2_updated timestamp. If the server sees that the opponent's timestamp is older than 12 seconds, it flags opp_disconnected = true in the next sync response.</w:t>
@@ -11802,6 +12460,7 @@
     <w:p>
       <w:pPr>
         <w:pStyle w:val="ListParagraph"/>
+        <w:spacing w:line="360" w:lineRule="auto"/>
       </w:pPr>
       <w:r>
         <w:t>Client-side reaction: on receiving opp_disconnected = true, the surviving client immediately calls endGame('OPPONENT_DISCONNECT') which reports reason=disconnected to the server. The server finalizes the room with the survivor as the winner.</w:t>
@@ -11810,403 +12469,559 @@
     <w:p>
       <w:pPr>
         <w:pStyle w:val="ListParagraph"/>
-      </w:pPr>
-      <w:r>
+        <w:spacing w:line="360" w:lineRule="auto"/>
+      </w:pPr>
+      <w:r>
+        <w:lastRenderedPageBreak/>
         <w:t>Beacon on unload: the window.beforeunload handler issues a navigator.sendBeacon() POST to action=leave so the server can tear down or downgrade the room immediately rather than waiting for the 12-second heartbeat to lapse. Beacons are used because regular fetch requests are not guaranteed to complete during page navigation.</w:t>
       </w:r>
     </w:p>
     <w:p>
-      <w:pPr/>
+      <w:pPr>
+        <w:spacing w:line="360" w:lineRule="auto"/>
+      </w:pPr>
     </w:p>
     <w:p>
       <w:pPr>
         <w:pStyle w:val="Heading2"/>
-      </w:pPr>
-      <w:r>
+        <w:spacing w:line="360" w:lineRule="auto"/>
+        <w:rPr>
+          <w:color w:val="auto"/>
+        </w:rPr>
+      </w:pPr>
+      <w:r>
+        <w:rPr>
+          <w:color w:val="auto"/>
+        </w:rPr>
         <w:t>8.7 SPA-Style Page Architecture for Blitz Rooms</w:t>
       </w:r>
     </w:p>
     <w:p>
-      <w:pPr/>
+      <w:pPr>
+        <w:spacing w:line="360" w:lineRule="auto"/>
+      </w:pPr>
       <w:r>
         <w:t>The blitz_room.php document is composed from seven phase partials (bootstrap.php, phase_error.php, phase_cooldown.php, phase_waiting.php, phase_ready.php, phase_countdown.php, phase_game.php, phase_result.php, boot_script.php). Each partial is a self-contained block of HTML, and the multiplayer.js controller toggles a single d-none class on each block to advance the visible phase. The result is a single-page-application feel — no page reloads between waiting, ready, countdown, game, and result — without introducing a JavaScript framework. The cache-buster query on the script include (multiplayer.js?v=&lt;filemtime&gt;) forces the browser to refetch the controller whenever the file changes.</w:t>
       </w:r>
     </w:p>
     <w:p>
-      <w:pPr/>
+      <w:pPr>
+        <w:spacing w:line="360" w:lineRule="auto"/>
+      </w:pPr>
     </w:p>
     <w:p>
       <w:pPr>
         <w:pStyle w:val="Heading1"/>
-      </w:pPr>
-      <w:r>
+        <w:spacing w:line="360" w:lineRule="auto"/>
+        <w:rPr>
+          <w:color w:val="auto"/>
+        </w:rPr>
+      </w:pPr>
+      <w:r>
+        <w:rPr>
+          <w:color w:val="auto"/>
+        </w:rPr>
         <w:t>9. ADDITIONAL REVISIONS AND BUG FIXES</w:t>
       </w:r>
     </w:p>
     <w:p>
-      <w:pPr/>
+      <w:pPr>
+        <w:spacing w:line="360" w:lineRule="auto"/>
+      </w:pPr>
       <w:r>
         <w:t>Several iterations were made to Blitz Mode after the first working version. Each revision addressed a specific gameplay or reliability issue discovered during multiplayer playtesting.</w:t>
       </w:r>
     </w:p>
     <w:p>
-      <w:pPr/>
-    </w:p>
-    <w:p>
-      <w:pPr/>
+      <w:pPr>
+        <w:spacing w:line="360" w:lineRule="auto"/>
+      </w:pPr>
+    </w:p>
+    <w:p>
+      <w:pPr>
+        <w:spacing w:line="360" w:lineRule="auto"/>
+      </w:pPr>
       <w:r>
         <w:t>Revision 6 – Spectator Mode After Top-Out:</w:t>
       </w:r>
     </w:p>
     <w:p>
-      <w:pPr/>
+      <w:pPr>
+        <w:spacing w:line="360" w:lineRule="auto"/>
+      </w:pPr>
       <w:r>
         <w:t>The original Blitz implementation ended the entire match the moment either player topped out, which felt unfair to a player who built a fast lead and then made one bad placement. The endGame() flow was rewritten so a single TOPPED_OUT keeps the room playing for the surviving opponent until the timer runs out. The topped-out player remains on the game phase as a spectator (the rival canvas keeps updating, the timer keeps ticking) until the room is finalized.</w:t>
       </w:r>
     </w:p>
     <w:p>
-      <w:pPr/>
-    </w:p>
-    <w:p>
-      <w:pPr/>
-      <w:r>
+      <w:pPr>
+        <w:spacing w:line="360" w:lineRule="auto"/>
+      </w:pPr>
+    </w:p>
+    <w:p>
+      <w:pPr>
+        <w:spacing w:line="360" w:lineRule="auto"/>
+      </w:pPr>
+      <w:r>
+        <w:lastRenderedPageBreak/>
         <w:t>Revision 7 – Opponent Canvas Renders at 60 fps:</w:t>
       </w:r>
     </w:p>
     <w:p>
-      <w:pPr/>
+      <w:pPr>
+        <w:spacing w:line="360" w:lineRule="auto"/>
+      </w:pPr>
       <w:r>
         <w:t>Early builds painted the opponent canvas only inside the sync response handler, which made the rival board look like it was stepping at 10 frames per second. The fix was to cache the latest snapshot in oppBoardCache and re-render it from the gameLoop's requestAnimationFrame tick, decoupling the visual frame rate from the network sync rate.</w:t>
       </w:r>
     </w:p>
     <w:p>
-      <w:pPr/>
-    </w:p>
-    <w:p>
-      <w:pPr/>
+      <w:pPr>
+        <w:spacing w:line="360" w:lineRule="auto"/>
+      </w:pPr>
+    </w:p>
+    <w:p>
+      <w:pPr>
+        <w:spacing w:line="360" w:lineRule="auto"/>
+      </w:pPr>
       <w:r>
         <w:t>Revision 8 – Immediate Sync After Lock:</w:t>
       </w:r>
     </w:p>
     <w:p>
-      <w:pPr/>
+      <w:pPr>
+        <w:spacing w:line="360" w:lineRule="auto"/>
+      </w:pPr>
       <w:r>
         <w:t>Because syncs only fired every 100 ms, the opponent could miss a freshly locked piece by up to ~100 ms. lockPiece() now invokes syncRoom() directly at the moment of the lock, so the opponent sees the new settled state with the minimum possible network latency.</w:t>
       </w:r>
     </w:p>
     <w:p>
-      <w:pPr/>
-    </w:p>
-    <w:p>
-      <w:pPr/>
+      <w:pPr>
+        <w:spacing w:line="360" w:lineRule="auto"/>
+      </w:pPr>
+    </w:p>
+    <w:p>
+      <w:pPr>
+        <w:spacing w:line="360" w:lineRule="auto"/>
+      </w:pPr>
       <w:r>
         <w:t>Revision 9 – Idempotent Garbage Delivery:</w:t>
       </w:r>
     </w:p>
     <w:p>
-      <w:pPr/>
+      <w:pPr>
+        <w:spacing w:line="360" w:lineRule="auto"/>
+      </w:pPr>
       <w:r>
         <w:t>An early bug let the receiver double-apply garbage if a sync response was retried by the browser. The protocol now sends a monotonically increasing p[n]_garbage counter and the receiver diffs against lastOppGarbageSeen, so duplicate or out-of-order sync responses can never enqueue a garbage chunk twice.</w:t>
       </w:r>
     </w:p>
     <w:p>
-      <w:pPr/>
-    </w:p>
-    <w:p>
-      <w:pPr/>
+      <w:pPr>
+        <w:spacing w:line="360" w:lineRule="auto"/>
+      </w:pPr>
+    </w:p>
+    <w:p>
+      <w:pPr>
+        <w:spacing w:line="360" w:lineRule="auto"/>
+      </w:pPr>
       <w:r>
         <w:t>Revision 10 – Rematch Limit and Invite TTL:</w:t>
       </w:r>
     </w:p>
     <w:p>
-      <w:pPr/>
+      <w:pPr>
+        <w:spacing w:line="360" w:lineRule="auto"/>
+      </w:pPr>
       <w:r>
         <w:t>Early Blitz allowed unlimited rematches, which led to players camping the result screen indefinitely. A REMATCH_LIMIT constant (default 2) and a REMATCH_INVITE_TTL constant (default 15 seconds) were added on both the server and the client. The result screen shows a live countdown and a "Rematch limit reached" banner once the pairing cap is hit.</w:t>
       </w:r>
     </w:p>
     <w:p>
-      <w:pPr/>
-    </w:p>
-    <w:p>
-      <w:pPr/>
+      <w:pPr>
+        <w:spacing w:line="360" w:lineRule="auto"/>
+      </w:pPr>
+    </w:p>
+    <w:p>
+      <w:pPr>
+        <w:spacing w:line="360" w:lineRule="auto"/>
+      </w:pPr>
       <w:r>
         <w:t>Revision 11 – Stale Room Cleanup:</w:t>
       </w:r>
     </w:p>
     <w:p>
-      <w:pPr/>
+      <w:pPr>
+        <w:spacing w:line="360" w:lineRule="auto"/>
+      </w:pPr>
       <w:r>
         <w:t>Without housekeeping, blitz_rooms accumulated abandoned rows from browser closes, crashed sessions, and quick-match cancellations. A probabilistic cleaner now runs on roughly 10 percent of writes (random_int(1,10) === 1) and deletes any row older than 15 minutes. This piggybacks on existing write traffic instead of adding a cron job.</w:t>
       </w:r>
     </w:p>
     <w:p>
-      <w:pPr/>
-    </w:p>
-    <w:p>
-      <w:pPr/>
+      <w:pPr>
+        <w:spacing w:line="360" w:lineRule="auto"/>
+      </w:pPr>
+    </w:p>
+    <w:p>
+      <w:pPr>
+        <w:spacing w:line="360" w:lineRule="auto"/>
+      </w:pPr>
       <w:r>
         <w:t>Revision 12 – Session Lock Release for Concurrency:</w:t>
       </w:r>
     </w:p>
     <w:p>
-      <w:pPr/>
+      <w:pPr>
+        <w:spacing w:line="360" w:lineRule="auto"/>
+      </w:pPr>
       <w:r>
         <w:t>10 syncs per second per user could not work because PHP's default file-session handler holds an exclusive lock for the duration of every request. Adding session_write_close() immediately after the auth check at the top of blitz_api.php releases the lock as soon as $_SESSION is no longer needed, removing the throughput ceiling for concurrent fetches from the same browser.</w:t>
       </w:r>
     </w:p>
     <w:p>
-      <w:pPr/>
-    </w:p>
-    <w:p>
-      <w:pPr/>
+      <w:pPr>
+        <w:spacing w:line="360" w:lineRule="auto"/>
+      </w:pPr>
+    </w:p>
+    <w:p>
+      <w:pPr>
+        <w:spacing w:line="360" w:lineRule="auto"/>
+      </w:pPr>
       <w:r>
         <w:t>Revision 13 – AbortController Sync Timeouts:</w:t>
       </w:r>
     </w:p>
     <w:p>
-      <w:pPr/>
+      <w:pPr>
+        <w:spacing w:line="360" w:lineRule="auto"/>
+      </w:pPr>
       <w:r>
         <w:t>A hung fetch (DNS hiccup, paused Supabase) could leave the syncInFlight flag set to true and freeze the entire poll loop. Each blitzApi() call is now wrapped in an AbortController with a 4-second timeout, so a stalled request is forcibly cancelled and the loop recovers within one tick.</w:t>
       </w:r>
     </w:p>
     <w:p>
-      <w:pPr/>
-    </w:p>
-    <w:p>
-      <w:pPr/>
+      <w:pPr>
+        <w:spacing w:line="360" w:lineRule="auto"/>
+      </w:pPr>
+    </w:p>
+    <w:p>
+      <w:pPr>
+        <w:spacing w:line="360" w:lineRule="auto"/>
+      </w:pPr>
       <w:r>
         <w:t>Revision 14 – CSRF Token on Score Submission:</w:t>
       </w:r>
     </w:p>
     <w:p>
-      <w:pPr/>
+      <w:pPr>
+        <w:spacing w:line="360" w:lineRule="auto"/>
+      </w:pPr>
       <w:r>
         <w:t>Score submissions originally trusted any same-origin request. A per-session CSRF token (bin2hex(random_bytes(16))) is now minted in the session, emitted into the page, and verified server-side with hash_equals(). Submissions without a valid token are rejected with HTTP 403.</w:t>
       </w:r>
     </w:p>
     <w:p>
-      <w:pPr/>
+      <w:pPr>
+        <w:spacing w:line="360" w:lineRule="auto"/>
+      </w:pPr>
     </w:p>
     <w:p>
       <w:pPr>
         <w:pStyle w:val="Heading1"/>
-      </w:pPr>
-      <w:r>
+        <w:spacing w:line="360" w:lineRule="auto"/>
+        <w:rPr>
+          <w:color w:val="auto"/>
+        </w:rPr>
+      </w:pPr>
+      <w:r>
+        <w:rPr>
+          <w:color w:val="auto"/>
+        </w:rPr>
         <w:t>10. ADDITIONAL ERRORS ENCOUNTERED DURING BLITZ DEVELOPMENT</w:t>
       </w:r>
     </w:p>
     <w:p>
-      <w:pPr/>
+      <w:pPr>
+        <w:spacing w:line="360" w:lineRule="auto"/>
+      </w:pPr>
       <w:r>
         <w:t>Multiplayer development surfaced a new class of bugs that did not exist in the single-player codebase — race conditions, network partitions, JSON serialization issues, and unbounded room churn. The most consequential ones and how they were resolved are recorded here.</w:t>
       </w:r>
     </w:p>
     <w:p>
-      <w:pPr/>
-    </w:p>
-    <w:p>
-      <w:pPr/>
+      <w:pPr>
+        <w:spacing w:line="360" w:lineRule="auto"/>
+      </w:pPr>
+    </w:p>
+    <w:p>
+      <w:pPr>
+        <w:spacing w:line="360" w:lineRule="auto"/>
+      </w:pPr>
       <w:r>
         <w:t>Error 6 – Stray PHP Notices Corrupting JSON Responses:</w:t>
       </w:r>
     </w:p>
     <w:p>
-      <w:pPr/>
+      <w:pPr>
+        <w:spacing w:line="360" w:lineRule="auto"/>
+      </w:pPr>
       <w:r>
         <w:t>Symptom: the JavaScript client would occasionally fail with "Server returned invalid JSON" even though the action had clearly succeeded on the database side.</w:t>
       </w:r>
     </w:p>
     <w:p>
-      <w:pPr/>
-      <w:r>
+      <w:pPr>
+        <w:spacing w:line="360" w:lineRule="auto"/>
+      </w:pPr>
+      <w:r>
+        <w:lastRenderedPageBreak/>
         <w:t>Root Cause: a PHP notice ("undefined index", "trying to access array offset on null") was being written to the response body before the json_encode() output, breaking the JSON parser.</w:t>
       </w:r>
     </w:p>
     <w:p>
-      <w:pPr/>
+      <w:pPr>
+        <w:spacing w:line="360" w:lineRule="auto"/>
+      </w:pPr>
       <w:r>
         <w:t>Resolution: blitz_api.php now wraps the entire request in ob_start() at the top and the jsonOut() helper calls ob_clean() before emitting the JSON, discarding any stray notice or warning text. As a defense-in-depth measure, the client also pretty-prints the raw response text on parse failure so the underlying PHP notice is visible in the browser console.</w:t>
       </w:r>
     </w:p>
     <w:p>
-      <w:pPr/>
-    </w:p>
-    <w:p>
-      <w:pPr/>
+      <w:pPr>
+        <w:spacing w:line="360" w:lineRule="auto"/>
+      </w:pPr>
+    </w:p>
+    <w:p>
+      <w:pPr>
+        <w:spacing w:line="360" w:lineRule="auto"/>
+      </w:pPr>
       <w:r>
         <w:t>Error 7 – 10 Hz Sync Loop Was Actually 1 Hz:</w:t>
       </w:r>
     </w:p>
     <w:p>
-      <w:pPr/>
+      <w:pPr>
+        <w:spacing w:line="360" w:lineRule="auto"/>
+      </w:pPr>
       <w:r>
         <w:t>Symptom: even though setInterval(syncRoom, 100) was running every 100 ms, the network panel showed Blitz requests finishing roughly once per second.</w:t>
       </w:r>
     </w:p>
     <w:p>
-      <w:pPr/>
+      <w:pPr>
+        <w:spacing w:line="360" w:lineRule="auto"/>
+      </w:pPr>
       <w:r>
         <w:t>Root Cause: PHP's default file-based session handler holds an exclusive flock() on the session file for the duration of every request. Because every fetch from the same browser shares the same session ID, the requests were being serialized at the session lock rather than running concurrently. Each request was waiting on the previous one's lock release.</w:t>
       </w:r>
     </w:p>
     <w:p>
-      <w:pPr/>
+      <w:pPr>
+        <w:spacing w:line="360" w:lineRule="auto"/>
+      </w:pPr>
       <w:r>
         <w:t>Resolution: session_write_close() is called in blitz_api.php immediately after the authentication and CSRF checks. After that point the rest of the request never touches $_SESSION, so releasing the lock early is safe and the sync loop runs at its intended 10 Hz.</w:t>
       </w:r>
     </w:p>
     <w:p>
-      <w:pPr/>
-    </w:p>
-    <w:p>
-      <w:pPr/>
+      <w:pPr>
+        <w:spacing w:line="360" w:lineRule="auto"/>
+      </w:pPr>
+    </w:p>
+    <w:p>
+      <w:pPr>
+        <w:spacing w:line="360" w:lineRule="auto"/>
+      </w:pPr>
       <w:r>
         <w:t>Error 8 – Both Players Created Their Own Rematch Rooms:</w:t>
       </w:r>
     </w:p>
     <w:p>
-      <w:pPr/>
+      <w:pPr>
+        <w:spacing w:line="360" w:lineRule="auto"/>
+      </w:pPr>
       <w:r>
         <w:t>Symptom: when both players clicked Rematch within a fraction of a second of each other, two separate rematch rooms were created and each player ended up alone in a different one.</w:t>
       </w:r>
     </w:p>
     <w:p>
-      <w:pPr/>
+      <w:pPr>
+        <w:spacing w:line="360" w:lineRule="auto"/>
+      </w:pPr>
       <w:r>
         <w:t>Root Cause: rematch_request unconditionally allocated a new room. There was no server-side check for an existing pending invite by the opponent.</w:t>
       </w:r>
     </w:p>
     <w:p>
-      <w:pPr/>
-      <w:r>
-        <w:t>Resolution: rematch_request now reads the current invite state first, and if the opponent has already requested an active rematch (rematchInviteIsActive() returns true) it transparently funnels the request into rematch_accept instead, so both players end up in the same room. The client also checks data.is_host === false in the response and jumps straight into the joined room.</w:t>
-      </w:r>
-    </w:p>
-    <w:p>
-      <w:pPr/>
-    </w:p>
-    <w:p>
-      <w:pPr/>
+      <w:pPr>
+        <w:spacing w:line="360" w:lineRule="auto"/>
+      </w:pPr>
+      <w:r>
+        <w:t xml:space="preserve">Resolution: rematch_request now reads the current invite state first, and if the opponent has already requested an active rematch (rematchInviteIsActive() returns true) it transparently funnels the request into rematch_accept instead, so both players end up </w:t>
+      </w:r>
+      <w:r>
+        <w:lastRenderedPageBreak/>
+        <w:t>in the same room. The client also checks data.is_host === false in the response and jumps straight into the joined room.</w:t>
+      </w:r>
+    </w:p>
+    <w:p>
+      <w:pPr>
+        <w:spacing w:line="360" w:lineRule="auto"/>
+      </w:pPr>
+    </w:p>
+    <w:p>
+      <w:pPr>
+        <w:spacing w:line="360" w:lineRule="auto"/>
+      </w:pPr>
       <w:r>
         <w:t>Error 9 – Single Top-Out Was Ending Both Sides:</w:t>
       </w:r>
     </w:p>
     <w:p>
-      <w:pPr/>
+      <w:pPr>
+        <w:spacing w:line="360" w:lineRule="auto"/>
+      </w:pPr>
       <w:r>
         <w:t>Symptom: as soon as either player topped out, the entire match ended immediately, robbing the survivor of their remaining time and any final scoring run.</w:t>
       </w:r>
     </w:p>
     <w:p>
-      <w:pPr/>
+      <w:pPr>
+        <w:spacing w:line="360" w:lineRule="auto"/>
+      </w:pPr>
       <w:r>
         <w:t>Root Cause: endGame() on the server was finalizing the room regardless of the opponent's alive status. The original logic assumed both players' games ended together.</w:t>
       </w:r>
     </w:p>
     <w:p>
-      <w:pPr/>
+      <w:pPr>
+        <w:spacing w:line="360" w:lineRule="auto"/>
+      </w:pPr>
       <w:r>
         <w:t>Resolution: endGame() now finalizes only when reason !== 'topped_out' OR the opponent is already dead OR there is no real opponent. For a single TOPPED_OUT against a still-alive opponent, the room is left in status='playing'. The surviving player's eventual TIME_UP or TOPPED_OUT call finalizes the room, with winner computed based on who is still alive and the scores.</w:t>
       </w:r>
     </w:p>
     <w:p>
-      <w:pPr/>
-    </w:p>
-    <w:p>
-      <w:pPr/>
+      <w:pPr>
+        <w:spacing w:line="360" w:lineRule="auto"/>
+      </w:pPr>
+    </w:p>
+    <w:p>
+      <w:pPr>
+        <w:spacing w:line="360" w:lineRule="auto"/>
+      </w:pPr>
       <w:r>
         <w:t>Error 10 – Garbage Lines Double-Applied After Retry:</w:t>
       </w:r>
     </w:p>
     <w:p>
-      <w:pPr/>
+      <w:pPr>
+        <w:spacing w:line="360" w:lineRule="auto"/>
+      </w:pPr>
       <w:r>
         <w:t>Symptom: a flaky network would occasionally cause the receiver's board to fill up with twice as many garbage rows as the sender had actually generated.</w:t>
       </w:r>
     </w:p>
     <w:p>
-      <w:pPr/>
+      <w:pPr>
+        <w:spacing w:line="360" w:lineRule="auto"/>
+      </w:pPr>
       <w:r>
         <w:t>Root Cause: the original protocol sent the delta ("+2 garbage") on every sync, so if the same response was retried by the browser the receiver would apply the chunk twice.</w:t>
       </w:r>
     </w:p>
     <w:p>
-      <w:pPr/>
+      <w:pPr>
+        <w:spacing w:line="360" w:lineRule="auto"/>
+      </w:pPr>
       <w:r>
         <w:t>Resolution: the protocol now sends p1_garbage / p2_garbage as a monotonically increasing total. The receiver caches the last value in lastOppGarbageSeen and applies only the diff, making the garbage delivery idempotent across any retry or out-of-order arrival.</w:t>
       </w:r>
     </w:p>
     <w:p>
-      <w:pPr/>
-    </w:p>
-    <w:p>
-      <w:pPr/>
+      <w:pPr>
+        <w:spacing w:line="360" w:lineRule="auto"/>
+      </w:pPr>
+    </w:p>
+    <w:p>
+      <w:pPr>
+        <w:spacing w:line="360" w:lineRule="auto"/>
+      </w:pPr>
       <w:r>
         <w:t>Error 11 – Supabase Auto-Pause Looked Like a Crash:</w:t>
       </w:r>
     </w:p>
     <w:p>
-      <w:pPr/>
+      <w:pPr>
+        <w:spacing w:line="360" w:lineRule="auto"/>
+      </w:pPr>
       <w:r>
         <w:t>Symptom: after a long period of inactivity, every Blitz request failed with a 60-second hang followed by a generic PDOException about timeout. Players assumed the application was broken.</w:t>
       </w:r>
     </w:p>
     <w:p>
-      <w:pPr/>
-      <w:r>
-        <w:t>Root Cause: Supabase's free tier auto-pauses inactive projects. The PostgreSQL pooler accepts the TCP connection but no backend is available to complete the Postgres handshake, so the connect call waits the default ~60 seconds before reporting a timeout.</w:t>
-      </w:r>
-    </w:p>
-    <w:p>
-      <w:pPr/>
+      <w:pPr>
+        <w:spacing w:line="360" w:lineRule="auto"/>
+      </w:pPr>
+      <w:r>
+        <w:t xml:space="preserve">Root Cause: Supabase's free tier auto-pauses inactive projects. The PostgreSQL pooler accepts the TCP connection but no backend is available to complete the Postgres </w:t>
+      </w:r>
+      <w:r>
+        <w:lastRenderedPageBreak/>
+        <w:t>handshake, so the connect call waits the default ~60 seconds before reporting a timeout.</w:t>
+      </w:r>
+    </w:p>
+    <w:p>
+      <w:pPr>
+        <w:spacing w:line="360" w:lineRule="auto"/>
+      </w:pPr>
       <w:r>
         <w:t>Resolution: connect_timeout=5 is now baked into the DSN so the failure surfaces in 5 seconds. The friendlyError() helper detects the "timeout expired" signature and produces an actionable message ("The Supabase project is likely paused — open the dashboard and click Restore project"). The Blitz client maps the same error string into a Retry-enabled error phase.</w:t>
       </w:r>
     </w:p>
     <w:p>
-      <w:pPr/>
-    </w:p>
-    <w:p>
-      <w:pPr/>
+      <w:pPr>
+        <w:spacing w:line="360" w:lineRule="auto"/>
+      </w:pPr>
+    </w:p>
+    <w:p>
+      <w:pPr>
+        <w:spacing w:line="360" w:lineRule="auto"/>
+      </w:pPr>
       <w:r>
         <w:t>Error 12 – Headers Already Sent in blitz_api.php:</w:t>
       </w:r>
     </w:p>
     <w:p>
-      <w:pPr/>
+      <w:pPr>
+        <w:spacing w:line="360" w:lineRule="auto"/>
+      </w:pPr>
       <w:r>
         <w:t>Symptom: PHP "Warning: Cannot modify header information" appeared in error_log whenever the API tried to set Content-Type after a transient warning.</w:t>
       </w:r>
     </w:p>
     <w:p>
-      <w:pPr/>
+      <w:pPr>
+        <w:spacing w:line="360" w:lineRule="auto"/>
+      </w:pPr>
       <w:r>
         <w:t>Root Cause: the same root issue as Error 4 in the single-player code, but harder to spot because the warning was masked inside the JSON output buffer.</w:t>
       </w:r>
     </w:p>
     <w:p>
-      <w:pPr/>
+      <w:pPr>
+        <w:spacing w:line="360" w:lineRule="auto"/>
+      </w:pPr>
       <w:r>
         <w:t>Resolution: ob_start() is now the very first instruction in blitz_api.php (before session_start() and the include), guaranteeing that any output produced inside the included files is captured and the header("Content-Type: application/json") call always succeeds.</w:t>
       </w:r>
     </w:p>
     <w:p>
-      <w:pPr/>
-    </w:p>
-    <w:p>
       <w:pPr>
         <w:spacing w:before="240" w:after="80" w:line="360" w:lineRule="auto"/>
-        <w:jc w:val="center"/>
-      </w:pPr>
-      <w:r>
-        <w:rPr>
-          <w:i/>
-          <w:iCs/>
-          <w:sz w:val="22"/>
-          <w:szCs w:val="22"/>
-        </w:rPr>
-        <w:t>--- End of Documentation ---</w:t>
-      </w:r>
+      </w:pPr>
     </w:p>
     <w:p>
       <w:pPr>
@@ -12953,6 +13768,7 @@
   <w:style w:type="character" w:default="1" w:styleId="DefaultParagraphFont">
     <w:name w:val="Default Paragraph Font"/>
     <w:uiPriority w:val="1"/>
+    <w:semiHidden/>
     <w:unhideWhenUsed/>
   </w:style>
   <w:style w:type="table" w:default="1" w:styleId="TableNormal">

--- a/ITEC106_Cosmic_Tetris_Documentation.docx
+++ b/ITEC106_Cosmic_Tetris_Documentation.docx
@@ -307,7 +307,10 @@
         <w:jc w:val="center"/>
       </w:pPr>
       <w:r>
-        <w:t>May 2026</w:t>
+        <w:t xml:space="preserve">June </w:t>
+      </w:r>
+      <w:r>
+        <w:t>2026</w:t>
       </w:r>
     </w:p>
     <w:p>
@@ -1199,7 +1202,19 @@
         <w:rPr>
           <w:color w:val="auto"/>
         </w:rPr>
-        <w:t>2.1 Initial Wireframe</w:t>
+        <w:t>2.</w:t>
+      </w:r>
+      <w:r>
+        <w:rPr>
+          <w:color w:val="auto"/>
+        </w:rPr>
+        <w:t>1</w:t>
+      </w:r>
+      <w:r>
+        <w:rPr>
+          <w:color w:val="auto"/>
+        </w:rPr>
+        <w:t xml:space="preserve"> Final UI Design</w:t>
       </w:r>
     </w:p>
     <w:p>
@@ -1209,128 +1224,6 @@
         <w:jc w:val="both"/>
       </w:pPr>
       <w:r>
-        <w:t>Before writing any code, the team sketched wireframes for each of the five core screens: Login, Register, Dashboard (Mission Control), Game Board, and Leaderboard. The initial wireframes focused purely on layout and information hierarchy without any visual styling.</w:t>
-      </w:r>
-    </w:p>
-    <w:p>
-      <w:pPr>
-        <w:spacing w:after="120" w:line="360" w:lineRule="auto"/>
-      </w:pPr>
-    </w:p>
-    <w:p>
-      <w:pPr>
-        <w:spacing w:before="80" w:after="80" w:line="360" w:lineRule="auto"/>
-      </w:pPr>
-      <w:r>
-        <w:rPr>
-          <w:b/>
-          <w:bCs/>
-        </w:rPr>
-        <w:t>Key wireframe decisions were:</w:t>
-      </w:r>
-    </w:p>
-    <w:p>
-      <w:pPr>
-        <w:pStyle w:val="ListParagraph"/>
-        <w:numPr>
-          <w:ilvl w:val="0"/>
-          <w:numId w:val="2"/>
-        </w:numPr>
-        <w:spacing w:before="40" w:after="40" w:line="360" w:lineRule="auto"/>
-        <w:jc w:val="both"/>
-      </w:pPr>
-      <w:r>
-        <w:t>Login &amp; Register: A centered card with labeled form fields (email, username, password), a submit button, and a link to switch between the two screens.</w:t>
-      </w:r>
-    </w:p>
-    <w:p>
-      <w:pPr>
-        <w:pStyle w:val="ListParagraph"/>
-        <w:numPr>
-          <w:ilvl w:val="0"/>
-          <w:numId w:val="2"/>
-        </w:numPr>
-        <w:spacing w:before="40" w:after="40" w:line="360" w:lineRule="auto"/>
-        <w:jc w:val="both"/>
-      </w:pPr>
-      <w:r>
-        <w:t>Dashboard: A card showing the player's personal best score prominently in the center, with two large action buttons (Play and Leaderboard) and a subtle logout link.</w:t>
-      </w:r>
-    </w:p>
-    <w:p>
-      <w:pPr>
-        <w:pStyle w:val="ListParagraph"/>
-        <w:numPr>
-          <w:ilvl w:val="0"/>
-          <w:numId w:val="2"/>
-        </w:numPr>
-        <w:spacing w:before="40" w:after="40" w:line="360" w:lineRule="auto"/>
-        <w:jc w:val="both"/>
-      </w:pPr>
-      <w:r>
-        <w:t>Game Board: A three-column layout — Score panel on the left, the Tetris canvas in the center, and a Next Piece preview with Restart/Quit buttons on the right.</w:t>
-      </w:r>
-    </w:p>
-    <w:p>
-      <w:pPr>
-        <w:pStyle w:val="ListParagraph"/>
-        <w:numPr>
-          <w:ilvl w:val="0"/>
-          <w:numId w:val="2"/>
-        </w:numPr>
-        <w:spacing w:before="40" w:after="40" w:line="360" w:lineRule="auto"/>
-        <w:jc w:val="both"/>
-      </w:pPr>
-      <w:r>
-        <w:t>Leaderboard: A full-width table of top 10 players with rank, username, and score columns, followed by a personal rank summary card at the bottom.</w:t>
-      </w:r>
-    </w:p>
-    <w:p>
-      <w:pPr>
-        <w:spacing w:after="120" w:line="360" w:lineRule="auto"/>
-        <w:jc w:val="both"/>
-      </w:pPr>
-    </w:p>
-    <w:p>
-      <w:pPr>
-        <w:spacing w:before="80" w:after="80" w:line="360" w:lineRule="auto"/>
-      </w:pPr>
-      <w:r>
-        <w:rPr>
-          <w:i/>
-          <w:iCs/>
-        </w:rPr>
-        <w:t>[INSERT WIREFRAME SKETCHES / FIGMA SCREENSHOTS HERE]</w:t>
-      </w:r>
-    </w:p>
-    <w:p>
-      <w:pPr>
-        <w:spacing w:after="120" w:line="360" w:lineRule="auto"/>
-      </w:pPr>
-    </w:p>
-    <w:p>
-      <w:pPr>
-        <w:pStyle w:val="Heading2"/>
-        <w:spacing w:line="360" w:lineRule="auto"/>
-        <w:rPr>
-          <w:color w:val="auto"/>
-        </w:rPr>
-      </w:pPr>
-      <w:r>
-        <w:rPr>
-          <w:color w:val="auto"/>
-        </w:rPr>
-        <w:t>2.2 Final UI Design</w:t>
-      </w:r>
-    </w:p>
-    <w:p>
-      <w:pPr>
-        <w:spacing w:before="80" w:after="80" w:line="360" w:lineRule="auto"/>
-        <w:ind w:firstLine="720"/>
-        <w:jc w:val="both"/>
-      </w:pPr>
-      <w:r>
-        <w:lastRenderedPageBreak/>
         <w:t xml:space="preserve">The final UI adopted a cosmic/space theme with </w:t>
       </w:r>
       <w:proofErr w:type="spellStart"/>
@@ -1565,6 +1458,70 @@
     </w:p>
     <w:p>
       <w:pPr>
+        <w:pStyle w:val="ListParagraph"/>
+        <w:numPr>
+          <w:ilvl w:val="0"/>
+          <w:numId w:val="2"/>
+        </w:numPr>
+        <w:spacing w:before="40" w:after="40" w:line="360" w:lineRule="auto"/>
+        <w:jc w:val="both"/>
+      </w:pPr>
+      <w:proofErr w:type="spellStart"/>
+      <w:proofErr w:type="spellEnd"/>
+      <w:r>
+        <w:t xml:space="preserve">Blitz Mode Menu (multiplayer.php): A hub for multiplayer flows. Offers Quick Match (auto-matchmaking), Create Room (generates a 6-character room code), and Join Room (enter an existing code). Uses orange neon-blitz buttons to visually distinguish multiplayer entry points from the cyan solo flow.</w:t>
+      </w:r>
+    </w:p>
+    <w:p>
+      <w:pPr>
+        <w:pStyle w:val="ListParagraph"/>
+        <w:numPr>
+          <w:ilvl w:val="0"/>
+          <w:numId w:val="2"/>
+        </w:numPr>
+        <w:spacing w:before="40" w:after="40" w:line="360" w:lineRule="auto"/>
+        <w:jc w:val="both"/>
+      </w:pPr>
+      <w:proofErr w:type="spellStart"/>
+      <w:proofErr w:type="spellEnd"/>
+      <w:r>
+        <w:t xml:space="preserve">Blitz Join Room (blitz_join.php): A focused screen with a single input accepting a 6-character room code. Submits to the Blitz API and displays inline errors (room not found, room full, match already in progress) without a page reload.</w:t>
+      </w:r>
+    </w:p>
+    <w:p>
+      <w:pPr>
+        <w:pStyle w:val="ListParagraph"/>
+        <w:numPr>
+          <w:ilvl w:val="0"/>
+          <w:numId w:val="2"/>
+        </w:numPr>
+        <w:spacing w:before="40" w:after="40" w:line="360" w:lineRule="auto"/>
+        <w:jc w:val="both"/>
+      </w:pPr>
+      <w:proofErr w:type="spellStart"/>
+      <w:proofErr w:type="spellEnd"/>
+      <w:r>
+        <w:t xml:space="preserve">Blitz Room (blitz_room.php): The live multiplayer arena, driven by a phase machine - Waiting (waiting for an opponent to join), Ready (both players must confirm), Countdown (animated 3-2-1 overlay), Game (side-by-side 10x15 canvases with the player's own board on the left and the opponent mirror on the right, a synchronized blitz timer, garbage-line attacks on line clears, and a center HUD), Result (winner declared with a rematch option), Cooldown (brief transition between rounds), and Error (a recoverable error overlay with a return-to-menu fallback).</w:t>
+      </w:r>
+    </w:p>
+    <w:p>
+      <w:pPr>
+        <w:pStyle w:val="ListParagraph"/>
+        <w:numPr>
+          <w:ilvl w:val="0"/>
+          <w:numId w:val="2"/>
+        </w:numPr>
+        <w:spacing w:before="40" w:after="40" w:line="360" w:lineRule="auto"/>
+        <w:jc w:val="both"/>
+      </w:pPr>
+      <w:proofErr w:type="spellStart"/>
+      <w:proofErr w:type="spellEnd"/>
+      <w:r>
+        <w:t xml:space="preserve">Blitz Leaderboard / Rankings (blitz_leaderboard.php): A standalone ranking table that mirrors the solo leaderboard layout but ranks players by Blitz wins. It uses the orange neon-blitz palette and an orange-bordered personal rank card to clearly separate competitive Blitz standings from the cyan solo board.</w:t>
+      </w:r>
+    </w:p>
+    <w:p>
+      <w:pPr>
         <w:spacing w:after="120" w:line="360" w:lineRule="auto"/>
       </w:pPr>
     </w:p>
@@ -1580,7 +1537,156 @@
         <w:rPr>
           <w:color w:val="auto"/>
         </w:rPr>
-        <w:t>2.3 Design Pivot</w:t>
+        <w:t xml:space="preserve">2.2 Admin Side</w:t>
+      </w:r>
+    </w:p>
+    <w:p>
+      <w:pPr>
+        <w:spacing w:before="80" w:after="80" w:line="360" w:lineRule="auto"/>
+        <w:ind w:firstLine="720"/>
+        <w:jc w:val="both"/>
+      </w:pPr>
+      <w:proofErr w:type="spellStart"/>
+      <w:proofErr w:type="spellEnd"/>
+      <w:proofErr w:type="spellStart"/>
+      <w:proofErr w:type="spellEnd"/>
+      <w:r>
+        <w:t xml:space="preserve">The Cosmic Tetris administrative interface is a separate area under the /Admin/ directory, intended for operators rather than players. It is gated by its own session bootstrap (backEnd/admin_session.php) and a dedicated admin_users table; an authenticated player session does not grant admin access. The admin UI reuses the cosmic theme but leans on the pink/magenta accent (#FF007F) instead of the cyan player palette, so an operator can never confuse the two surfaces.</w:t>
+      </w:r>
+    </w:p>
+    <w:p>
+      <w:pPr>
+        <w:spacing w:before="80" w:after="80" w:line="360" w:lineRule="auto"/>
+        <w:ind w:firstLine="720"/>
+        <w:jc w:val="both"/>
+      </w:pPr>
+      <w:proofErr w:type="spellStart"/>
+      <w:proofErr w:type="spellEnd"/>
+      <w:proofErr w:type="spellStart"/>
+      <w:proofErr w:type="spellEnd"/>
+      <w:r>
+        <w:t xml:space="preserve"/>
+      </w:r>
+    </w:p>
+    <w:p>
+      <w:pPr>
+        <w:pStyle w:val="ListParagraph"/>
+        <w:numPr>
+          <w:ilvl w:val="0"/>
+          <w:numId w:val="2"/>
+        </w:numPr>
+        <w:spacing w:before="40" w:after="40" w:line="360" w:lineRule="auto"/>
+        <w:jc w:val="both"/>
+      </w:pPr>
+      <w:proofErr w:type="spellStart"/>
+      <w:proofErr w:type="spellEnd"/>
+      <w:r>
+        <w:t xml:space="preserve">Admin Login (Admin/login.php): A glass card login form scoped to administrators. Credentials are validated against the admin_users table via PDO-prepared statements and password_verify(); on success the session is regenerated and admin_logged_in is set in $_SESSION. Failed attempts produce an inline error.</w:t>
+      </w:r>
+    </w:p>
+    <w:p>
+      <w:pPr>
+        <w:pStyle w:val="ListParagraph"/>
+        <w:numPr>
+          <w:ilvl w:val="0"/>
+          <w:numId w:val="2"/>
+        </w:numPr>
+        <w:spacing w:before="40" w:after="40" w:line="360" w:lineRule="auto"/>
+        <w:jc w:val="both"/>
+      </w:pPr>
+      <w:proofErr w:type="spellStart"/>
+      <w:proofErr w:type="spellEnd"/>
+      <w:r>
+        <w:t xml:space="preserve">Admin Register (Admin/register.php): A bootstrap-only form for creating an administrator account, typically used during initial setup. Enforces unique username/email and stores the password as a bcrypt hash via password_hash().</w:t>
+      </w:r>
+    </w:p>
+    <w:p>
+      <w:pPr>
+        <w:pStyle w:val="ListParagraph"/>
+        <w:numPr>
+          <w:ilvl w:val="0"/>
+          <w:numId w:val="2"/>
+        </w:numPr>
+        <w:spacing w:before="40" w:after="40" w:line="360" w:lineRule="auto"/>
+        <w:jc w:val="both"/>
+      </w:pPr>
+      <w:proofErr w:type="spellStart"/>
+      <w:proofErr w:type="spellEnd"/>
+      <w:r>
+        <w:t xml:space="preserve">Admin Dashboard (Admin/dashboard.php): The control panel. A top stats strip surfaces total players, currently-active players, blocked players, and total Blitz games played. Below it a searchable, paginated player roster lists every registered player with a row-level Block / Unblock action (both CSRF-protected with a per-session admin_csrf token). Two side-by-side panels render the Solo top-10 and Blitz top-10 leaderboards so administrators can audit scores in one view.</w:t>
+      </w:r>
+    </w:p>
+    <w:p>
+      <w:pPr>
+        <w:pStyle w:val="ListParagraph"/>
+        <w:numPr>
+          <w:ilvl w:val="0"/>
+          <w:numId w:val="2"/>
+        </w:numPr>
+        <w:spacing w:before="40" w:after="40" w:line="360" w:lineRule="auto"/>
+        <w:jc w:val="both"/>
+      </w:pPr>
+      <w:proofErr w:type="spellStart"/>
+      <w:proofErr w:type="spellEnd"/>
+      <w:r>
+        <w:t xml:space="preserve">Admin Logout (Admin/logout.php): Unsets the admin session, expires the session cookie, calls session_destroy(), and redirects back to Admin/login.php.</w:t>
+      </w:r>
+    </w:p>
+    <w:p>
+      <w:pPr>
+        <w:spacing w:before="80" w:after="80" w:line="360" w:lineRule="auto"/>
+        <w:ind w:firstLine="720"/>
+        <w:jc w:val="both"/>
+      </w:pPr>
+      <w:proofErr w:type="spellStart"/>
+      <w:proofErr w:type="spellEnd"/>
+      <w:proofErr w:type="spellStart"/>
+      <w:proofErr w:type="spellEnd"/>
+      <w:r>
+        <w:t xml:space="preserve"/>
+      </w:r>
+    </w:p>
+    <w:p>
+      <w:pPr>
+        <w:spacing w:before="80" w:after="80" w:line="360" w:lineRule="auto"/>
+        <w:ind w:firstLine="720"/>
+        <w:jc w:val="both"/>
+      </w:pPr>
+      <w:proofErr w:type="spellStart"/>
+      <w:proofErr w:type="spellEnd"/>
+      <w:proofErr w:type="spellStart"/>
+      <w:proofErr w:type="spellEnd"/>
+      <w:r>
+        <w:t xml:space="preserve">Player-management actions taken from the admin dashboard (block / unblock) immediately affect the next login attempt by that player: a blocked account is rejected at the tetrisgame::LoginUser() step with a generic "Account unavailable" message, which also prevents the block from being used as a user-enumeration oracle.</w:t>
+      </w:r>
+    </w:p>
+    <w:p>
+      <w:pPr>
+        <w:spacing w:before="80" w:after="80" w:line="360" w:lineRule="auto"/>
+        <w:ind w:firstLine="720"/>
+        <w:jc w:val="both"/>
+      </w:pPr>
+      <w:proofErr w:type="spellStart"/>
+      <w:proofErr w:type="spellEnd"/>
+      <w:proofErr w:type="spellStart"/>
+      <w:proofErr w:type="spellEnd"/>
+      <w:r>
+        <w:t xml:space="preserve"/>
+      </w:r>
+    </w:p>
+    <w:p>
+      <w:pPr>
+        <w:pStyle w:val="Heading2"/>
+        <w:spacing w:line="360" w:lineRule="auto"/>
+        <w:rPr>
+          <w:color w:val="auto"/>
+        </w:rPr>
+      </w:pPr>
+      <w:r>
+        <w:rPr>
+          <w:color w:val="auto"/>
+        </w:rPr>
+        <w:t xml:space="preserve">2.3 Design Pivot</w:t>
       </w:r>
     </w:p>
     <w:p>
@@ -11230,7 +11336,6 @@
               <w:spacing w:line="360" w:lineRule="auto"/>
             </w:pPr>
             <w:r>
-              <w:lastRenderedPageBreak/>
               <w:t>rematch_requested_by / rematch_requested_at / rematch_declined</w:t>
             </w:r>
           </w:p>
